--- a/需求规格说明书.docx
+++ b/需求规格说明书.docx
@@ -4,49 +4,92 @@
   <w:body>
     <w:p/>
     <w:p/>
+    <w:p>
+      <w:pPr>
+        <w:jc w:val="center"/>
+      </w:pPr>
+      <w:r>
+        <w:rPr>
+          <w:rFonts w:ascii="Times New Roman" w:hAnsi="Times New Roman" w:eastAsia="黑体"/>
+          <w:b/>
+          <w:sz w:val="52"/>
+        </w:rPr>
+        <w:t>北华大学</w:t>
+      </w:r>
+    </w:p>
+    <w:p>
+      <w:pPr>
+        <w:jc w:val="center"/>
+      </w:pPr>
+      <w:r>
+        <w:rPr>
+          <w:rFonts w:ascii="Times New Roman" w:hAnsi="Times New Roman" w:eastAsia="黑体"/>
+          <w:b/>
+          <w:sz w:val="44"/>
+        </w:rPr>
+        <w:t>课程设计需求规格说明书</w:t>
+      </w:r>
+    </w:p>
+    <w:p/>
     <w:p/>
     <w:p/>
     <w:p>
       <w:pPr>
-        <w:ind w:firstLine="0"/>
         <w:jc w:val="center"/>
       </w:pPr>
       <w:r>
         <w:rPr>
-          <w:rFonts w:ascii="黑体" w:hAnsi="黑体" w:eastAsia="黑体"/>
+          <w:rFonts w:ascii="Times New Roman" w:hAnsi="Times New Roman" w:eastAsia="黑体"/>
           <w:b/>
-          <w:sz w:val="56"/>
+          <w:sz w:val="36"/>
         </w:rPr>
-        <w:t>需求规格说明书</w:t>
-      </w:r>
-    </w:p>
-    <w:p>
-      <w:pPr>
-        <w:ind w:firstLine="0"/>
-        <w:jc w:val="center"/>
-      </w:pPr>
-      <w:r>
-        <w:rPr>
-          <w:rFonts w:ascii="黑体" w:hAnsi="黑体" w:eastAsia="黑体"/>
-          <w:sz w:val="32"/>
-        </w:rPr>
-        <w:t>——面向车间设备运维的智能故障预警系统</w:t>
+        <w:t>面向车间设备运维的智能故障预警系统</w:t>
       </w:r>
     </w:p>
     <w:p/>
     <w:p/>
     <w:p/>
     <w:p/>
-    <w:p/>
-    <w:p/>
     <w:p>
       <w:pPr>
+        <w:spacing w:line="360" w:lineRule="auto"/>
         <w:ind w:firstLine="0"/>
         <w:jc w:val="center"/>
       </w:pPr>
       <w:r>
         <w:rPr>
-          <w:rFonts w:ascii="宋体" w:hAnsi="宋体" w:eastAsia="宋体"/>
+          <w:rFonts w:ascii="Times New Roman" w:hAnsi="Times New Roman" w:eastAsia="宋体"/>
+          <w:b w:val="0"/>
+          <w:sz w:val="28"/>
+        </w:rPr>
+        <w:t>学　　院：机械工程学院</w:t>
+      </w:r>
+    </w:p>
+    <w:p>
+      <w:pPr>
+        <w:spacing w:line="360" w:lineRule="auto"/>
+        <w:ind w:firstLine="0"/>
+        <w:jc w:val="center"/>
+      </w:pPr>
+      <w:r>
+        <w:rPr>
+          <w:rFonts w:ascii="Times New Roman" w:hAnsi="Times New Roman" w:eastAsia="宋体"/>
+          <w:b w:val="0"/>
+          <w:sz w:val="28"/>
+        </w:rPr>
+        <w:t>专　　业：智能制造工程</w:t>
+      </w:r>
+    </w:p>
+    <w:p>
+      <w:pPr>
+        <w:spacing w:line="360" w:lineRule="auto"/>
+        <w:ind w:firstLine="0"/>
+        <w:jc w:val="center"/>
+      </w:pPr>
+      <w:r>
+        <w:rPr>
+          <w:rFonts w:ascii="Times New Roman" w:hAnsi="Times New Roman" w:eastAsia="宋体"/>
+          <w:b w:val="0"/>
           <w:sz w:val="28"/>
         </w:rPr>
         <w:t>课程名称：制造智能技术</w:t>
@@ -54,67 +97,62 @@
     </w:p>
     <w:p>
       <w:pPr>
+        <w:spacing w:line="360" w:lineRule="auto"/>
         <w:ind w:firstLine="0"/>
         <w:jc w:val="center"/>
       </w:pPr>
       <w:r>
         <w:rPr>
-          <w:rFonts w:ascii="宋体" w:hAnsi="宋体" w:eastAsia="宋体"/>
+          <w:rFonts w:ascii="Times New Roman" w:hAnsi="Times New Roman" w:eastAsia="宋体"/>
+          <w:b w:val="0"/>
           <w:sz w:val="28"/>
         </w:rPr>
-        <w:t>项目名称：面向车间设备运维的智能故障预警系统</w:t>
+        <w:t>学生姓名：_______________</w:t>
       </w:r>
     </w:p>
     <w:p>
       <w:pPr>
+        <w:spacing w:line="360" w:lineRule="auto"/>
         <w:ind w:firstLine="0"/>
         <w:jc w:val="center"/>
       </w:pPr>
       <w:r>
         <w:rPr>
-          <w:rFonts w:ascii="宋体" w:hAnsi="宋体" w:eastAsia="宋体"/>
+          <w:rFonts w:ascii="Times New Roman" w:hAnsi="Times New Roman" w:eastAsia="宋体"/>
+          <w:b w:val="0"/>
           <w:sz w:val="28"/>
         </w:rPr>
-        <w:t>架构类型：B/S 架构</w:t>
+        <w:t>学　　号：_______________</w:t>
       </w:r>
     </w:p>
     <w:p>
       <w:pPr>
+        <w:spacing w:line="360" w:lineRule="auto"/>
         <w:ind w:firstLine="0"/>
         <w:jc w:val="center"/>
       </w:pPr>
       <w:r>
         <w:rPr>
-          <w:rFonts w:ascii="宋体" w:hAnsi="宋体" w:eastAsia="宋体"/>
+          <w:rFonts w:ascii="Times New Roman" w:hAnsi="Times New Roman" w:eastAsia="宋体"/>
+          <w:b w:val="0"/>
           <w:sz w:val="28"/>
         </w:rPr>
-        <w:t>开发模式：Vibe-Coding（AI 辅助编程）</w:t>
+        <w:t>指导教师：_______________</w:t>
       </w:r>
     </w:p>
     <w:p>
       <w:pPr>
+        <w:spacing w:line="360" w:lineRule="auto"/>
         <w:ind w:firstLine="0"/>
         <w:jc w:val="center"/>
       </w:pPr>
       <w:r>
         <w:rPr>
-          <w:rFonts w:ascii="宋体" w:hAnsi="宋体" w:eastAsia="宋体"/>
+          <w:rFonts w:ascii="Times New Roman" w:hAnsi="Times New Roman" w:eastAsia="宋体"/>
+          <w:b w:val="0"/>
           <w:sz w:val="28"/>
         </w:rPr>
-        <w:t>文档版本：V1.0</w:t>
-      </w:r>
-    </w:p>
-    <w:p>
-      <w:pPr>
-        <w:ind w:firstLine="0"/>
-        <w:jc w:val="center"/>
-      </w:pPr>
-      <w:r>
-        <w:rPr>
-          <w:rFonts w:ascii="宋体" w:hAnsi="宋体" w:eastAsia="宋体"/>
-          <w:sz w:val="28"/>
-        </w:rPr>
-        <w:t>编制日期：2026 年 9 月</w:t>
+        <w:t>完成日期：2026 年 9 月</w:t>
       </w:r>
     </w:p>
     <w:p>
@@ -124,11 +162,1165 @@
     </w:p>
     <w:p>
       <w:pPr>
-        <w:pStyle w:val="Heading1"/>
+        <w:spacing w:after="360"/>
+        <w:jc w:val="center"/>
+      </w:pPr>
+      <w:r>
+        <w:rPr>
+          <w:rFonts w:ascii="Times New Roman" w:hAnsi="Times New Roman" w:eastAsia="黑体"/>
+          <w:b/>
+          <w:sz w:val="32"/>
+        </w:rPr>
+        <w:t>摘　要</w:t>
+      </w:r>
+    </w:p>
+    <w:p>
+      <w:pPr>
+        <w:spacing w:line="360" w:lineRule="auto" w:before="0" w:after="0"/>
+        <w:ind w:firstLine="480"/>
+        <w:jc w:val="both"/>
+      </w:pPr>
+      <w:r>
+        <w:rPr>
+          <w:rFonts w:ascii="Times New Roman" w:hAnsi="Times New Roman" w:eastAsia="宋体"/>
+          <w:b w:val="0"/>
+          <w:sz w:val="24"/>
+        </w:rPr>
+        <w:t>随着工业物联网与人工智能技术的快速发展，基于设备多传感器时序数据的智能故障预警成为提升车间设备运维效率、减少非计划停机的重要手段。本文针对制造车间水泵类旋转设备的运维业务需求，设计并实现了一套 B/S 架构的智能故障预警系统。系统运用《制造智能技术》课程所学的三项核心技术：基于孤立森林的时序异常检测、基于随机森林的设备故障预测、基于特征重要度的故障根因分析，实现了从数据采集、智能分析到告警处置的完整业务闭环。</w:t>
+      </w:r>
+    </w:p>
+    <w:p>
+      <w:pPr>
+        <w:spacing w:line="360" w:lineRule="auto" w:before="0" w:after="0"/>
+        <w:ind w:firstLine="480"/>
+        <w:jc w:val="both"/>
+      </w:pPr>
+      <w:r>
+        <w:rPr>
+          <w:rFonts w:ascii="Times New Roman" w:hAnsi="Times New Roman" w:eastAsia="宋体"/>
+          <w:b w:val="0"/>
+          <w:sz w:val="24"/>
+        </w:rPr>
+        <w:t>系统前端采用深色工业科技风界面，包含设备运维管理驾驶舱、传感器实时监控与智能诊断、故障告警管理面板、运维处置记录四个页面；后端基于 Flask 框架提供 13 个 RESTful API 接口；数据库采用 SQLite 存储设备信息、传感器时序数据、告警记录与运维记录；算法模块独立封装，故障预测模型测试集准确率达 93.04%。系统配备 38 个自动化测试用例，覆盖数据库、算法模块、API 接口、业务闭环与页面路由，全部通过验证。本系统可辅助运维人员提前发现设备异常、定位故障根因，为车间设备的预测性维护提供决策支持。</w:t>
+      </w:r>
+    </w:p>
+    <w:p>
+      <w:pPr>
+        <w:spacing w:line="360" w:lineRule="auto" w:before="240"/>
         <w:ind w:firstLine="0"/>
       </w:pPr>
       <w:r>
-        <w:t>修订记录</w:t>
+        <w:rPr>
+          <w:rFonts w:ascii="Times New Roman" w:hAnsi="Times New Roman" w:eastAsia="黑体"/>
+          <w:b/>
+          <w:sz w:val="24"/>
+        </w:rPr>
+        <w:t>关键词：</w:t>
+      </w:r>
+      <w:r>
+        <w:rPr>
+          <w:rFonts w:ascii="Times New Roman" w:hAnsi="Times New Roman" w:eastAsia="宋体"/>
+          <w:b w:val="0"/>
+          <w:sz w:val="24"/>
+        </w:rPr>
+        <w:t>设备运维；故障预警；时序异常检测；随机森林；B/S 架构；Vibe-Coding</w:t>
+      </w:r>
+    </w:p>
+    <w:p>
+      <w:r>
+        <w:br w:type="page"/>
+      </w:r>
+    </w:p>
+    <w:p>
+      <w:pPr>
+        <w:spacing w:after="360"/>
+        <w:jc w:val="center"/>
+      </w:pPr>
+      <w:r>
+        <w:rPr>
+          <w:rFonts w:ascii="Times New Roman" w:hAnsi="Times New Roman" w:eastAsia="Times New Roman"/>
+          <w:b/>
+          <w:sz w:val="32"/>
+        </w:rPr>
+        <w:t>Abstract</w:t>
+      </w:r>
+    </w:p>
+    <w:p>
+      <w:pPr>
+        <w:spacing w:line="360" w:lineRule="auto"/>
+        <w:ind w:firstLine="480"/>
+        <w:jc w:val="both"/>
+      </w:pPr>
+      <w:r>
+        <w:rPr>
+          <w:rFonts w:ascii="Times New Roman" w:hAnsi="Times New Roman" w:eastAsia="Times New Roman"/>
+          <w:b w:val="0"/>
+          <w:sz w:val="24"/>
+        </w:rPr>
+        <w:t>With the rapid development of Industrial Internet of Things and artificial intelligence technologies, intelligent fault warning based on multi-sensor time-series data has become an important means to improve equipment maintenance efficiency and reduce unplanned downtime in manufacturing workshops. This thesis designs and implements a B/S architecture intelligent fault warning system for the operation and maintenance requirements of rotating equipment such as water pumps in manufacturing workshops. The system applies three core technologies learned from the course "Manufacturing Intelligence Technology": time-series anomaly detection based on Isolation Forest, equipment fault prediction based on Random Forest, and fault root cause analysis based on feature importance, realizing a complete business closed-loop from data acquisition, intelligent analysis to alert handling.</w:t>
+      </w:r>
+    </w:p>
+    <w:p>
+      <w:pPr>
+        <w:spacing w:line="360" w:lineRule="auto"/>
+        <w:ind w:firstLine="480"/>
+        <w:jc w:val="both"/>
+      </w:pPr>
+      <w:r>
+        <w:rPr>
+          <w:rFonts w:ascii="Times New Roman" w:hAnsi="Times New Roman" w:eastAsia="Times New Roman"/>
+          <w:b w:val="0"/>
+          <w:sz w:val="24"/>
+        </w:rPr>
+        <w:t>The front-end adopts a dark industrial technology-style interface, including four pages: equipment operation and maintenance management dashboard, real-time sensor monitoring and intelligent diagnosis, fault alert management panel, and maintenance disposal records. The back-end provides 13 RESTful API interfaces based on the Flask framework. SQLite is used as the database to store equipment information, sensor time-series data, alert records and maintenance records. The algorithm modules are independently encapsulated, and the fault prediction model achieves 93.04% accuracy on the test set. The system is equipped with 38 automated test cases covering the database, algorithm modules, API interfaces, business closed-loop and page routing, all passing verification. The system can assist maintenance personnel in detecting equipment abnormalities in advance and locating fault root causes, providing decision support for predictive maintenance of workshop equipment.</w:t>
+      </w:r>
+    </w:p>
+    <w:p>
+      <w:pPr>
+        <w:spacing w:line="360" w:lineRule="auto" w:before="240"/>
+        <w:ind w:firstLine="0"/>
+      </w:pPr>
+      <w:r>
+        <w:rPr>
+          <w:rFonts w:ascii="Times New Roman" w:hAnsi="Times New Roman" w:eastAsia="Times New Roman"/>
+          <w:b/>
+          <w:sz w:val="24"/>
+        </w:rPr>
+        <w:t xml:space="preserve">Key Words: </w:t>
+      </w:r>
+      <w:r>
+        <w:rPr>
+          <w:rFonts w:ascii="Times New Roman" w:hAnsi="Times New Roman" w:eastAsia="Times New Roman"/>
+          <w:b w:val="0"/>
+          <w:sz w:val="24"/>
+        </w:rPr>
+        <w:t>Equipment Maintenance; Fault Warning; Time-series Anomaly Detection; Random Forest; B/S Architecture; Vibe-Coding</w:t>
+      </w:r>
+    </w:p>
+    <w:p>
+      <w:r>
+        <w:br w:type="page"/>
+      </w:r>
+    </w:p>
+    <w:p>
+      <w:pPr>
+        <w:spacing w:after="360"/>
+        <w:jc w:val="center"/>
+      </w:pPr>
+      <w:r>
+        <w:rPr>
+          <w:rFonts w:ascii="Times New Roman" w:hAnsi="Times New Roman" w:eastAsia="黑体"/>
+          <w:b/>
+          <w:sz w:val="32"/>
+        </w:rPr>
+        <w:t>目　录</w:t>
+      </w:r>
+    </w:p>
+    <w:p>
+      <w:pPr>
+        <w:spacing w:line="360" w:lineRule="auto"/>
+        <w:ind w:firstLine="0"/>
+      </w:pPr>
+      <w:r>
+        <w:rPr>
+          <w:rFonts w:ascii="Times New Roman" w:hAnsi="Times New Roman" w:eastAsia="宋体"/>
+          <w:b w:val="0"/>
+          <w:sz w:val="24"/>
+        </w:rPr>
+        <w:t>摘要</w:t>
+      </w:r>
+      <w:r>
+        <w:rPr>
+          <w:rFonts w:ascii="Times New Roman" w:hAnsi="Times New Roman" w:eastAsia="宋体"/>
+          <w:b w:val="0"/>
+          <w:sz w:val="24"/>
+        </w:rPr>
+        <w:t>.. I</w:t>
+      </w:r>
+    </w:p>
+    <w:p>
+      <w:pPr>
+        <w:spacing w:line="360" w:lineRule="auto"/>
+        <w:ind w:firstLine="0"/>
+      </w:pPr>
+      <w:r>
+        <w:rPr>
+          <w:rFonts w:ascii="Times New Roman" w:hAnsi="Times New Roman" w:eastAsia="宋体"/>
+          <w:b w:val="0"/>
+          <w:sz w:val="24"/>
+        </w:rPr>
+        <w:t>Abstract</w:t>
+      </w:r>
+      <w:r>
+        <w:rPr>
+          <w:rFonts w:ascii="Times New Roman" w:hAnsi="Times New Roman" w:eastAsia="宋体"/>
+          <w:b w:val="0"/>
+          <w:sz w:val="24"/>
+        </w:rPr>
+        <w:t>.. II</w:t>
+      </w:r>
+    </w:p>
+    <w:p>
+      <w:pPr>
+        <w:spacing w:line="360" w:lineRule="auto"/>
+        <w:ind w:firstLine="0"/>
+      </w:pPr>
+      <w:r>
+        <w:rPr>
+          <w:rFonts w:ascii="Times New Roman" w:hAnsi="Times New Roman" w:eastAsia="宋体"/>
+          <w:b w:val="0"/>
+          <w:sz w:val="24"/>
+        </w:rPr>
+        <w:t>第1章 引言</w:t>
+      </w:r>
+      <w:r>
+        <w:rPr>
+          <w:rFonts w:ascii="Times New Roman" w:hAnsi="Times New Roman" w:eastAsia="宋体"/>
+          <w:b w:val="0"/>
+          <w:sz w:val="24"/>
+        </w:rPr>
+        <w:t>.. 1</w:t>
+      </w:r>
+    </w:p>
+    <w:p>
+      <w:pPr>
+        <w:spacing w:line="360" w:lineRule="auto"/>
+        <w:ind w:firstLine="0"/>
+      </w:pPr>
+      <w:r>
+        <w:rPr>
+          <w:rFonts w:ascii="Times New Roman" w:hAnsi="Times New Roman" w:eastAsia="宋体"/>
+          <w:b w:val="0"/>
+          <w:sz w:val="24"/>
+        </w:rPr>
+        <w:t xml:space="preserve">　1.1 编写目的</w:t>
+      </w:r>
+      <w:r>
+        <w:rPr>
+          <w:rFonts w:ascii="Times New Roman" w:hAnsi="Times New Roman" w:eastAsia="宋体"/>
+          <w:b w:val="0"/>
+          <w:sz w:val="24"/>
+        </w:rPr>
+        <w:t>.. 1</w:t>
+      </w:r>
+    </w:p>
+    <w:p>
+      <w:pPr>
+        <w:spacing w:line="360" w:lineRule="auto"/>
+        <w:ind w:firstLine="0"/>
+      </w:pPr>
+      <w:r>
+        <w:rPr>
+          <w:rFonts w:ascii="Times New Roman" w:hAnsi="Times New Roman" w:eastAsia="宋体"/>
+          <w:b w:val="0"/>
+          <w:sz w:val="24"/>
+        </w:rPr>
+        <w:t xml:space="preserve">　1.2 项目背景</w:t>
+      </w:r>
+      <w:r>
+        <w:rPr>
+          <w:rFonts w:ascii="Times New Roman" w:hAnsi="Times New Roman" w:eastAsia="宋体"/>
+          <w:b w:val="0"/>
+          <w:sz w:val="24"/>
+        </w:rPr>
+        <w:t>.. 1</w:t>
+      </w:r>
+    </w:p>
+    <w:p>
+      <w:pPr>
+        <w:spacing w:line="360" w:lineRule="auto"/>
+        <w:ind w:firstLine="0"/>
+      </w:pPr>
+      <w:r>
+        <w:rPr>
+          <w:rFonts w:ascii="Times New Roman" w:hAnsi="Times New Roman" w:eastAsia="宋体"/>
+          <w:b w:val="0"/>
+          <w:sz w:val="24"/>
+        </w:rPr>
+        <w:t xml:space="preserve">　1.3 项目范围</w:t>
+      </w:r>
+      <w:r>
+        <w:rPr>
+          <w:rFonts w:ascii="Times New Roman" w:hAnsi="Times New Roman" w:eastAsia="宋体"/>
+          <w:b w:val="0"/>
+          <w:sz w:val="24"/>
+        </w:rPr>
+        <w:t>.. 2</w:t>
+      </w:r>
+    </w:p>
+    <w:p>
+      <w:pPr>
+        <w:spacing w:line="360" w:lineRule="auto"/>
+        <w:ind w:firstLine="0"/>
+      </w:pPr>
+      <w:r>
+        <w:rPr>
+          <w:rFonts w:ascii="Times New Roman" w:hAnsi="Times New Roman" w:eastAsia="宋体"/>
+          <w:b w:val="0"/>
+          <w:sz w:val="24"/>
+        </w:rPr>
+        <w:t xml:space="preserve">　1.4 术语与缩略语</w:t>
+      </w:r>
+      <w:r>
+        <w:rPr>
+          <w:rFonts w:ascii="Times New Roman" w:hAnsi="Times New Roman" w:eastAsia="宋体"/>
+          <w:b w:val="0"/>
+          <w:sz w:val="24"/>
+        </w:rPr>
+        <w:t>.. 2</w:t>
+      </w:r>
+    </w:p>
+    <w:p>
+      <w:pPr>
+        <w:spacing w:line="360" w:lineRule="auto"/>
+        <w:ind w:firstLine="0"/>
+      </w:pPr>
+      <w:r>
+        <w:rPr>
+          <w:rFonts w:ascii="Times New Roman" w:hAnsi="Times New Roman" w:eastAsia="宋体"/>
+          <w:b w:val="0"/>
+          <w:sz w:val="24"/>
+        </w:rPr>
+        <w:t>第2章 总体描述</w:t>
+      </w:r>
+      <w:r>
+        <w:rPr>
+          <w:rFonts w:ascii="Times New Roman" w:hAnsi="Times New Roman" w:eastAsia="宋体"/>
+          <w:b w:val="0"/>
+          <w:sz w:val="24"/>
+        </w:rPr>
+        <w:t>.. 3</w:t>
+      </w:r>
+    </w:p>
+    <w:p>
+      <w:pPr>
+        <w:spacing w:line="360" w:lineRule="auto"/>
+        <w:ind w:firstLine="0"/>
+      </w:pPr>
+      <w:r>
+        <w:rPr>
+          <w:rFonts w:ascii="Times New Roman" w:hAnsi="Times New Roman" w:eastAsia="宋体"/>
+          <w:b w:val="0"/>
+          <w:sz w:val="24"/>
+        </w:rPr>
+        <w:t xml:space="preserve">　2.1 产品愿景</w:t>
+      </w:r>
+      <w:r>
+        <w:rPr>
+          <w:rFonts w:ascii="Times New Roman" w:hAnsi="Times New Roman" w:eastAsia="宋体"/>
+          <w:b w:val="0"/>
+          <w:sz w:val="24"/>
+        </w:rPr>
+        <w:t>.. 3</w:t>
+      </w:r>
+    </w:p>
+    <w:p>
+      <w:pPr>
+        <w:spacing w:line="360" w:lineRule="auto"/>
+        <w:ind w:firstLine="0"/>
+      </w:pPr>
+      <w:r>
+        <w:rPr>
+          <w:rFonts w:ascii="Times New Roman" w:hAnsi="Times New Roman" w:eastAsia="宋体"/>
+          <w:b w:val="0"/>
+          <w:sz w:val="24"/>
+        </w:rPr>
+        <w:t xml:space="preserve">　2.2 用户角色</w:t>
+      </w:r>
+      <w:r>
+        <w:rPr>
+          <w:rFonts w:ascii="Times New Roman" w:hAnsi="Times New Roman" w:eastAsia="宋体"/>
+          <w:b w:val="0"/>
+          <w:sz w:val="24"/>
+        </w:rPr>
+        <w:t>.. 3</w:t>
+      </w:r>
+    </w:p>
+    <w:p>
+      <w:pPr>
+        <w:spacing w:line="360" w:lineRule="auto"/>
+        <w:ind w:firstLine="0"/>
+      </w:pPr>
+      <w:r>
+        <w:rPr>
+          <w:rFonts w:ascii="Times New Roman" w:hAnsi="Times New Roman" w:eastAsia="宋体"/>
+          <w:b w:val="0"/>
+          <w:sz w:val="24"/>
+        </w:rPr>
+        <w:t xml:space="preserve">　2.3 运行环境</w:t>
+      </w:r>
+      <w:r>
+        <w:rPr>
+          <w:rFonts w:ascii="Times New Roman" w:hAnsi="Times New Roman" w:eastAsia="宋体"/>
+          <w:b w:val="0"/>
+          <w:sz w:val="24"/>
+        </w:rPr>
+        <w:t>.. 4</w:t>
+      </w:r>
+    </w:p>
+    <w:p>
+      <w:pPr>
+        <w:spacing w:line="360" w:lineRule="auto"/>
+        <w:ind w:firstLine="0"/>
+      </w:pPr>
+      <w:r>
+        <w:rPr>
+          <w:rFonts w:ascii="Times New Roman" w:hAnsi="Times New Roman" w:eastAsia="宋体"/>
+          <w:b w:val="0"/>
+          <w:sz w:val="24"/>
+        </w:rPr>
+        <w:t xml:space="preserve">　2.4 设计约束</w:t>
+      </w:r>
+      <w:r>
+        <w:rPr>
+          <w:rFonts w:ascii="Times New Roman" w:hAnsi="Times New Roman" w:eastAsia="宋体"/>
+          <w:b w:val="0"/>
+          <w:sz w:val="24"/>
+        </w:rPr>
+        <w:t>.. 4</w:t>
+      </w:r>
+    </w:p>
+    <w:p>
+      <w:pPr>
+        <w:spacing w:line="360" w:lineRule="auto"/>
+        <w:ind w:firstLine="0"/>
+      </w:pPr>
+      <w:r>
+        <w:rPr>
+          <w:rFonts w:ascii="Times New Roman" w:hAnsi="Times New Roman" w:eastAsia="宋体"/>
+          <w:b w:val="0"/>
+          <w:sz w:val="24"/>
+        </w:rPr>
+        <w:t xml:space="preserve">　2.5 假设与依赖</w:t>
+      </w:r>
+      <w:r>
+        <w:rPr>
+          <w:rFonts w:ascii="Times New Roman" w:hAnsi="Times New Roman" w:eastAsia="宋体"/>
+          <w:b w:val="0"/>
+          <w:sz w:val="24"/>
+        </w:rPr>
+        <w:t>.. 5</w:t>
+      </w:r>
+    </w:p>
+    <w:p>
+      <w:pPr>
+        <w:spacing w:line="360" w:lineRule="auto"/>
+        <w:ind w:firstLine="0"/>
+      </w:pPr>
+      <w:r>
+        <w:rPr>
+          <w:rFonts w:ascii="Times New Roman" w:hAnsi="Times New Roman" w:eastAsia="宋体"/>
+          <w:b w:val="0"/>
+          <w:sz w:val="24"/>
+        </w:rPr>
+        <w:t>第3章 功能需求</w:t>
+      </w:r>
+      <w:r>
+        <w:rPr>
+          <w:rFonts w:ascii="Times New Roman" w:hAnsi="Times New Roman" w:eastAsia="宋体"/>
+          <w:b w:val="0"/>
+          <w:sz w:val="24"/>
+        </w:rPr>
+        <w:t>.. 6</w:t>
+      </w:r>
+    </w:p>
+    <w:p>
+      <w:pPr>
+        <w:spacing w:line="360" w:lineRule="auto"/>
+        <w:ind w:firstLine="0"/>
+      </w:pPr>
+      <w:r>
+        <w:rPr>
+          <w:rFonts w:ascii="Times New Roman" w:hAnsi="Times New Roman" w:eastAsia="宋体"/>
+          <w:b w:val="0"/>
+          <w:sz w:val="24"/>
+        </w:rPr>
+        <w:t xml:space="preserve">　3.1 功能架构概述</w:t>
+      </w:r>
+      <w:r>
+        <w:rPr>
+          <w:rFonts w:ascii="Times New Roman" w:hAnsi="Times New Roman" w:eastAsia="宋体"/>
+          <w:b w:val="0"/>
+          <w:sz w:val="24"/>
+        </w:rPr>
+        <w:t>.. 6</w:t>
+      </w:r>
+    </w:p>
+    <w:p>
+      <w:pPr>
+        <w:spacing w:line="360" w:lineRule="auto"/>
+        <w:ind w:firstLine="0"/>
+      </w:pPr>
+      <w:r>
+        <w:rPr>
+          <w:rFonts w:ascii="Times New Roman" w:hAnsi="Times New Roman" w:eastAsia="宋体"/>
+          <w:b w:val="0"/>
+          <w:sz w:val="24"/>
+        </w:rPr>
+        <w:t xml:space="preserve">　3.2 FR-01 设备总览与管理驾驶舱</w:t>
+      </w:r>
+      <w:r>
+        <w:rPr>
+          <w:rFonts w:ascii="Times New Roman" w:hAnsi="Times New Roman" w:eastAsia="宋体"/>
+          <w:b w:val="0"/>
+          <w:sz w:val="24"/>
+        </w:rPr>
+        <w:t>.. 6</w:t>
+      </w:r>
+    </w:p>
+    <w:p>
+      <w:pPr>
+        <w:spacing w:line="360" w:lineRule="auto"/>
+        <w:ind w:firstLine="0"/>
+      </w:pPr>
+      <w:r>
+        <w:rPr>
+          <w:rFonts w:ascii="Times New Roman" w:hAnsi="Times New Roman" w:eastAsia="宋体"/>
+          <w:b w:val="0"/>
+          <w:sz w:val="24"/>
+        </w:rPr>
+        <w:t xml:space="preserve">　3.3 FR-02 传感器实时监控与智能诊断</w:t>
+      </w:r>
+      <w:r>
+        <w:rPr>
+          <w:rFonts w:ascii="Times New Roman" w:hAnsi="Times New Roman" w:eastAsia="宋体"/>
+          <w:b w:val="0"/>
+          <w:sz w:val="24"/>
+        </w:rPr>
+        <w:t>.. 7</w:t>
+      </w:r>
+    </w:p>
+    <w:p>
+      <w:pPr>
+        <w:spacing w:line="360" w:lineRule="auto"/>
+        <w:ind w:firstLine="0"/>
+      </w:pPr>
+      <w:r>
+        <w:rPr>
+          <w:rFonts w:ascii="Times New Roman" w:hAnsi="Times New Roman" w:eastAsia="宋体"/>
+          <w:b w:val="0"/>
+          <w:sz w:val="24"/>
+        </w:rPr>
+        <w:t xml:space="preserve">　3.4 FR-03 故障告警管理</w:t>
+      </w:r>
+      <w:r>
+        <w:rPr>
+          <w:rFonts w:ascii="Times New Roman" w:hAnsi="Times New Roman" w:eastAsia="宋体"/>
+          <w:b w:val="0"/>
+          <w:sz w:val="24"/>
+        </w:rPr>
+        <w:t>.. 8</w:t>
+      </w:r>
+    </w:p>
+    <w:p>
+      <w:pPr>
+        <w:spacing w:line="360" w:lineRule="auto"/>
+        <w:ind w:firstLine="0"/>
+      </w:pPr>
+      <w:r>
+        <w:rPr>
+          <w:rFonts w:ascii="Times New Roman" w:hAnsi="Times New Roman" w:eastAsia="宋体"/>
+          <w:b w:val="0"/>
+          <w:sz w:val="24"/>
+        </w:rPr>
+        <w:t xml:space="preserve">　3.5 FR-04 运维处置记录</w:t>
+      </w:r>
+      <w:r>
+        <w:rPr>
+          <w:rFonts w:ascii="Times New Roman" w:hAnsi="Times New Roman" w:eastAsia="宋体"/>
+          <w:b w:val="0"/>
+          <w:sz w:val="24"/>
+        </w:rPr>
+        <w:t>.. 9</w:t>
+      </w:r>
+    </w:p>
+    <w:p>
+      <w:pPr>
+        <w:spacing w:line="360" w:lineRule="auto"/>
+        <w:ind w:firstLine="0"/>
+      </w:pPr>
+      <w:r>
+        <w:rPr>
+          <w:rFonts w:ascii="Times New Roman" w:hAnsi="Times New Roman" w:eastAsia="宋体"/>
+          <w:b w:val="0"/>
+          <w:sz w:val="24"/>
+        </w:rPr>
+        <w:t xml:space="preserve">　3.6 FR-05 数据管理与模型服务</w:t>
+      </w:r>
+      <w:r>
+        <w:rPr>
+          <w:rFonts w:ascii="Times New Roman" w:hAnsi="Times New Roman" w:eastAsia="宋体"/>
+          <w:b w:val="0"/>
+          <w:sz w:val="24"/>
+        </w:rPr>
+        <w:t>.. 9</w:t>
+      </w:r>
+    </w:p>
+    <w:p>
+      <w:pPr>
+        <w:spacing w:line="360" w:lineRule="auto"/>
+        <w:ind w:firstLine="0"/>
+      </w:pPr>
+      <w:r>
+        <w:rPr>
+          <w:rFonts w:ascii="Times New Roman" w:hAnsi="Times New Roman" w:eastAsia="宋体"/>
+          <w:b w:val="0"/>
+          <w:sz w:val="24"/>
+        </w:rPr>
+        <w:t>第4章 非功能需求</w:t>
+      </w:r>
+      <w:r>
+        <w:rPr>
+          <w:rFonts w:ascii="Times New Roman" w:hAnsi="Times New Roman" w:eastAsia="宋体"/>
+          <w:b w:val="0"/>
+          <w:sz w:val="24"/>
+        </w:rPr>
+        <w:t>.. 10</w:t>
+      </w:r>
+    </w:p>
+    <w:p>
+      <w:pPr>
+        <w:spacing w:line="360" w:lineRule="auto"/>
+        <w:ind w:firstLine="0"/>
+      </w:pPr>
+      <w:r>
+        <w:rPr>
+          <w:rFonts w:ascii="Times New Roman" w:hAnsi="Times New Roman" w:eastAsia="宋体"/>
+          <w:b w:val="0"/>
+          <w:sz w:val="24"/>
+        </w:rPr>
+        <w:t xml:space="preserve">　4.1 性能需求</w:t>
+      </w:r>
+      <w:r>
+        <w:rPr>
+          <w:rFonts w:ascii="Times New Roman" w:hAnsi="Times New Roman" w:eastAsia="宋体"/>
+          <w:b w:val="0"/>
+          <w:sz w:val="24"/>
+        </w:rPr>
+        <w:t>.. 10</w:t>
+      </w:r>
+    </w:p>
+    <w:p>
+      <w:pPr>
+        <w:spacing w:line="360" w:lineRule="auto"/>
+        <w:ind w:firstLine="0"/>
+      </w:pPr>
+      <w:r>
+        <w:rPr>
+          <w:rFonts w:ascii="Times New Roman" w:hAnsi="Times New Roman" w:eastAsia="宋体"/>
+          <w:b w:val="0"/>
+          <w:sz w:val="24"/>
+        </w:rPr>
+        <w:t xml:space="preserve">　4.2 可用性需求</w:t>
+      </w:r>
+      <w:r>
+        <w:rPr>
+          <w:rFonts w:ascii="Times New Roman" w:hAnsi="Times New Roman" w:eastAsia="宋体"/>
+          <w:b w:val="0"/>
+          <w:sz w:val="24"/>
+        </w:rPr>
+        <w:t>.. 10</w:t>
+      </w:r>
+    </w:p>
+    <w:p>
+      <w:pPr>
+        <w:spacing w:line="360" w:lineRule="auto"/>
+        <w:ind w:firstLine="0"/>
+      </w:pPr>
+      <w:r>
+        <w:rPr>
+          <w:rFonts w:ascii="Times New Roman" w:hAnsi="Times New Roman" w:eastAsia="宋体"/>
+          <w:b w:val="0"/>
+          <w:sz w:val="24"/>
+        </w:rPr>
+        <w:t xml:space="preserve">　4.3 安全性需求</w:t>
+      </w:r>
+      <w:r>
+        <w:rPr>
+          <w:rFonts w:ascii="Times New Roman" w:hAnsi="Times New Roman" w:eastAsia="宋体"/>
+          <w:b w:val="0"/>
+          <w:sz w:val="24"/>
+        </w:rPr>
+        <w:t>.. 11</w:t>
+      </w:r>
+    </w:p>
+    <w:p>
+      <w:pPr>
+        <w:spacing w:line="360" w:lineRule="auto"/>
+        <w:ind w:firstLine="0"/>
+      </w:pPr>
+      <w:r>
+        <w:rPr>
+          <w:rFonts w:ascii="Times New Roman" w:hAnsi="Times New Roman" w:eastAsia="宋体"/>
+          <w:b w:val="0"/>
+          <w:sz w:val="24"/>
+        </w:rPr>
+        <w:t xml:space="preserve">　4.4 可维护性需求</w:t>
+      </w:r>
+      <w:r>
+        <w:rPr>
+          <w:rFonts w:ascii="Times New Roman" w:hAnsi="Times New Roman" w:eastAsia="宋体"/>
+          <w:b w:val="0"/>
+          <w:sz w:val="24"/>
+        </w:rPr>
+        <w:t>.. 11</w:t>
+      </w:r>
+    </w:p>
+    <w:p>
+      <w:pPr>
+        <w:spacing w:line="360" w:lineRule="auto"/>
+        <w:ind w:firstLine="0"/>
+      </w:pPr>
+      <w:r>
+        <w:rPr>
+          <w:rFonts w:ascii="Times New Roman" w:hAnsi="Times New Roman" w:eastAsia="宋体"/>
+          <w:b w:val="0"/>
+          <w:sz w:val="24"/>
+        </w:rPr>
+        <w:t xml:space="preserve">　4.5 兼容性需求</w:t>
+      </w:r>
+      <w:r>
+        <w:rPr>
+          <w:rFonts w:ascii="Times New Roman" w:hAnsi="Times New Roman" w:eastAsia="宋体"/>
+          <w:b w:val="0"/>
+          <w:sz w:val="24"/>
+        </w:rPr>
+        <w:t>.. 11</w:t>
+      </w:r>
+    </w:p>
+    <w:p>
+      <w:pPr>
+        <w:spacing w:line="360" w:lineRule="auto"/>
+        <w:ind w:firstLine="0"/>
+      </w:pPr>
+      <w:r>
+        <w:rPr>
+          <w:rFonts w:ascii="Times New Roman" w:hAnsi="Times New Roman" w:eastAsia="宋体"/>
+          <w:b w:val="0"/>
+          <w:sz w:val="24"/>
+        </w:rPr>
+        <w:t>第5章 数据需求</w:t>
+      </w:r>
+      <w:r>
+        <w:rPr>
+          <w:rFonts w:ascii="Times New Roman" w:hAnsi="Times New Roman" w:eastAsia="宋体"/>
+          <w:b w:val="0"/>
+          <w:sz w:val="24"/>
+        </w:rPr>
+        <w:t>.. 12</w:t>
+      </w:r>
+    </w:p>
+    <w:p>
+      <w:pPr>
+        <w:spacing w:line="360" w:lineRule="auto"/>
+        <w:ind w:firstLine="0"/>
+      </w:pPr>
+      <w:r>
+        <w:rPr>
+          <w:rFonts w:ascii="Times New Roman" w:hAnsi="Times New Roman" w:eastAsia="宋体"/>
+          <w:b w:val="0"/>
+          <w:sz w:val="24"/>
+        </w:rPr>
+        <w:t xml:space="preserve">　5.1 数据实体</w:t>
+      </w:r>
+      <w:r>
+        <w:rPr>
+          <w:rFonts w:ascii="Times New Roman" w:hAnsi="Times New Roman" w:eastAsia="宋体"/>
+          <w:b w:val="0"/>
+          <w:sz w:val="24"/>
+        </w:rPr>
+        <w:t>.. 12</w:t>
+      </w:r>
+    </w:p>
+    <w:p>
+      <w:pPr>
+        <w:spacing w:line="360" w:lineRule="auto"/>
+        <w:ind w:firstLine="0"/>
+      </w:pPr>
+      <w:r>
+        <w:rPr>
+          <w:rFonts w:ascii="Times New Roman" w:hAnsi="Times New Roman" w:eastAsia="宋体"/>
+          <w:b w:val="0"/>
+          <w:sz w:val="24"/>
+        </w:rPr>
+        <w:t xml:space="preserve">　5.2 数据来源</w:t>
+      </w:r>
+      <w:r>
+        <w:rPr>
+          <w:rFonts w:ascii="Times New Roman" w:hAnsi="Times New Roman" w:eastAsia="宋体"/>
+          <w:b w:val="0"/>
+          <w:sz w:val="24"/>
+        </w:rPr>
+        <w:t>.. 12</w:t>
+      </w:r>
+    </w:p>
+    <w:p>
+      <w:pPr>
+        <w:spacing w:line="360" w:lineRule="auto"/>
+        <w:ind w:firstLine="0"/>
+      </w:pPr>
+      <w:r>
+        <w:rPr>
+          <w:rFonts w:ascii="Times New Roman" w:hAnsi="Times New Roman" w:eastAsia="宋体"/>
+          <w:b w:val="0"/>
+          <w:sz w:val="24"/>
+        </w:rPr>
+        <w:t xml:space="preserve">　5.3 数据规模与预处理</w:t>
+      </w:r>
+      <w:r>
+        <w:rPr>
+          <w:rFonts w:ascii="Times New Roman" w:hAnsi="Times New Roman" w:eastAsia="宋体"/>
+          <w:b w:val="0"/>
+          <w:sz w:val="24"/>
+        </w:rPr>
+        <w:t>.. 13</w:t>
+      </w:r>
+    </w:p>
+    <w:p>
+      <w:pPr>
+        <w:spacing w:line="360" w:lineRule="auto"/>
+        <w:ind w:firstLine="0"/>
+      </w:pPr>
+      <w:r>
+        <w:rPr>
+          <w:rFonts w:ascii="Times New Roman" w:hAnsi="Times New Roman" w:eastAsia="宋体"/>
+          <w:b w:val="0"/>
+          <w:sz w:val="24"/>
+        </w:rPr>
+        <w:t>第6章 接口需求</w:t>
+      </w:r>
+      <w:r>
+        <w:rPr>
+          <w:rFonts w:ascii="Times New Roman" w:hAnsi="Times New Roman" w:eastAsia="宋体"/>
+          <w:b w:val="0"/>
+          <w:sz w:val="24"/>
+        </w:rPr>
+        <w:t>.. 14</w:t>
+      </w:r>
+    </w:p>
+    <w:p>
+      <w:pPr>
+        <w:spacing w:line="360" w:lineRule="auto"/>
+        <w:ind w:firstLine="0"/>
+      </w:pPr>
+      <w:r>
+        <w:rPr>
+          <w:rFonts w:ascii="Times New Roman" w:hAnsi="Times New Roman" w:eastAsia="宋体"/>
+          <w:b w:val="0"/>
+          <w:sz w:val="24"/>
+        </w:rPr>
+        <w:t xml:space="preserve">　6.1 前端页面路由</w:t>
+      </w:r>
+      <w:r>
+        <w:rPr>
+          <w:rFonts w:ascii="Times New Roman" w:hAnsi="Times New Roman" w:eastAsia="宋体"/>
+          <w:b w:val="0"/>
+          <w:sz w:val="24"/>
+        </w:rPr>
+        <w:t>.. 14</w:t>
+      </w:r>
+    </w:p>
+    <w:p>
+      <w:pPr>
+        <w:spacing w:line="360" w:lineRule="auto"/>
+        <w:ind w:firstLine="0"/>
+      </w:pPr>
+      <w:r>
+        <w:rPr>
+          <w:rFonts w:ascii="Times New Roman" w:hAnsi="Times New Roman" w:eastAsia="宋体"/>
+          <w:b w:val="0"/>
+          <w:sz w:val="24"/>
+        </w:rPr>
+        <w:t xml:space="preserve">　6.2 后端 API 接口</w:t>
+      </w:r>
+      <w:r>
+        <w:rPr>
+          <w:rFonts w:ascii="Times New Roman" w:hAnsi="Times New Roman" w:eastAsia="宋体"/>
+          <w:b w:val="0"/>
+          <w:sz w:val="24"/>
+        </w:rPr>
+        <w:t>.. 14</w:t>
+      </w:r>
+    </w:p>
+    <w:p>
+      <w:pPr>
+        <w:spacing w:line="360" w:lineRule="auto"/>
+        <w:ind w:firstLine="0"/>
+      </w:pPr>
+      <w:r>
+        <w:rPr>
+          <w:rFonts w:ascii="Times New Roman" w:hAnsi="Times New Roman" w:eastAsia="宋体"/>
+          <w:b w:val="0"/>
+          <w:sz w:val="24"/>
+        </w:rPr>
+        <w:t>第7章 验收标准</w:t>
+      </w:r>
+      <w:r>
+        <w:rPr>
+          <w:rFonts w:ascii="Times New Roman" w:hAnsi="Times New Roman" w:eastAsia="宋体"/>
+          <w:b w:val="0"/>
+          <w:sz w:val="24"/>
+        </w:rPr>
+        <w:t>.. 16</w:t>
+      </w:r>
+    </w:p>
+    <w:p>
+      <w:pPr>
+        <w:spacing w:line="360" w:lineRule="auto"/>
+        <w:ind w:firstLine="0"/>
+      </w:pPr>
+      <w:r>
+        <w:rPr>
+          <w:rFonts w:ascii="Times New Roman" w:hAnsi="Times New Roman" w:eastAsia="宋体"/>
+          <w:b w:val="0"/>
+          <w:sz w:val="24"/>
+        </w:rPr>
+        <w:t xml:space="preserve">　7.1 功能验收</w:t>
+      </w:r>
+      <w:r>
+        <w:rPr>
+          <w:rFonts w:ascii="Times New Roman" w:hAnsi="Times New Roman" w:eastAsia="宋体"/>
+          <w:b w:val="0"/>
+          <w:sz w:val="24"/>
+        </w:rPr>
+        <w:t>.. 16</w:t>
+      </w:r>
+    </w:p>
+    <w:p>
+      <w:pPr>
+        <w:spacing w:line="360" w:lineRule="auto"/>
+        <w:ind w:firstLine="0"/>
+      </w:pPr>
+      <w:r>
+        <w:rPr>
+          <w:rFonts w:ascii="Times New Roman" w:hAnsi="Times New Roman" w:eastAsia="宋体"/>
+          <w:b w:val="0"/>
+          <w:sz w:val="24"/>
+        </w:rPr>
+        <w:t xml:space="preserve">　7.2 非功能验收</w:t>
+      </w:r>
+      <w:r>
+        <w:rPr>
+          <w:rFonts w:ascii="Times New Roman" w:hAnsi="Times New Roman" w:eastAsia="宋体"/>
+          <w:b w:val="0"/>
+          <w:sz w:val="24"/>
+        </w:rPr>
+        <w:t>.. 16</w:t>
+      </w:r>
+    </w:p>
+    <w:p>
+      <w:pPr>
+        <w:spacing w:line="360" w:lineRule="auto"/>
+        <w:ind w:firstLine="0"/>
+      </w:pPr>
+      <w:r>
+        <w:rPr>
+          <w:rFonts w:ascii="Times New Roman" w:hAnsi="Times New Roman" w:eastAsia="宋体"/>
+          <w:b w:val="0"/>
+          <w:sz w:val="24"/>
+        </w:rPr>
+        <w:t xml:space="preserve">　7.3 过程档案验收</w:t>
+      </w:r>
+      <w:r>
+        <w:rPr>
+          <w:rFonts w:ascii="Times New Roman" w:hAnsi="Times New Roman" w:eastAsia="宋体"/>
+          <w:b w:val="0"/>
+          <w:sz w:val="24"/>
+        </w:rPr>
+        <w:t>.. 17</w:t>
+      </w:r>
+    </w:p>
+    <w:p>
+      <w:pPr>
+        <w:spacing w:line="360" w:lineRule="auto"/>
+        <w:ind w:firstLine="0"/>
+      </w:pPr>
+      <w:r>
+        <w:rPr>
+          <w:rFonts w:ascii="Times New Roman" w:hAnsi="Times New Roman" w:eastAsia="宋体"/>
+          <w:b w:val="0"/>
+          <w:sz w:val="24"/>
+        </w:rPr>
+        <w:t>参考文献</w:t>
+      </w:r>
+      <w:r>
+        <w:rPr>
+          <w:rFonts w:ascii="Times New Roman" w:hAnsi="Times New Roman" w:eastAsia="宋体"/>
+          <w:b w:val="0"/>
+          <w:sz w:val="24"/>
+        </w:rPr>
+        <w:t>.. 18</w:t>
+      </w:r>
+    </w:p>
+    <w:p>
+      <w:pPr>
+        <w:spacing w:line="360" w:lineRule="auto"/>
+        <w:ind w:firstLine="0"/>
+      </w:pPr>
+      <w:r>
+        <w:rPr>
+          <w:rFonts w:ascii="Times New Roman" w:hAnsi="Times New Roman" w:eastAsia="宋体"/>
+          <w:b w:val="0"/>
+          <w:sz w:val="24"/>
+        </w:rPr>
+        <w:t>致谢</w:t>
+      </w:r>
+      <w:r>
+        <w:rPr>
+          <w:rFonts w:ascii="Times New Roman" w:hAnsi="Times New Roman" w:eastAsia="宋体"/>
+          <w:b w:val="0"/>
+          <w:sz w:val="24"/>
+        </w:rPr>
+        <w:t>.. 19</w:t>
+      </w:r>
+    </w:p>
+    <w:p>
+      <w:r>
+        <w:br w:type="page"/>
+      </w:r>
+    </w:p>
+    <w:p>
+      <w:pPr>
+        <w:spacing w:line="360" w:lineRule="auto" w:before="480" w:after="360"/>
+        <w:jc w:val="center"/>
+      </w:pPr>
+      <w:r>
+        <w:rPr>
+          <w:rFonts w:ascii="Times New Roman" w:hAnsi="Times New Roman" w:eastAsia="黑体"/>
+          <w:b/>
+          <w:sz w:val="32"/>
+        </w:rPr>
+        <w:t>第1章 引言</w:t>
+      </w:r>
+    </w:p>
+    <w:p>
+      <w:pPr>
+        <w:spacing w:line="360" w:lineRule="auto" w:before="240" w:after="120"/>
+        <w:jc w:val="left"/>
+      </w:pPr>
+      <w:r>
+        <w:rPr>
+          <w:rFonts w:ascii="Times New Roman" w:hAnsi="Times New Roman" w:eastAsia="黑体"/>
+          <w:b/>
+          <w:sz w:val="28"/>
+        </w:rPr>
+        <w:t>1.1 编写目的</w:t>
+      </w:r>
+    </w:p>
+    <w:p>
+      <w:pPr>
+        <w:spacing w:line="360" w:lineRule="auto" w:before="0" w:after="0"/>
+        <w:ind w:firstLine="480"/>
+        <w:jc w:val="both"/>
+      </w:pPr>
+      <w:r>
+        <w:rPr>
+          <w:rFonts w:ascii="Times New Roman" w:hAnsi="Times New Roman" w:eastAsia="宋体"/>
+          <w:b w:val="0"/>
+          <w:sz w:val="24"/>
+        </w:rPr>
+        <w:t>本文档为"面向车间设备运维的智能故障预警系统"的需求规格说明书（Software Requirements Specification，SRS），旨在明确系统的功能需求、非功能需求、数据需求与接口需求，作为系统设计、开发、测试与验收的依据。本文档的预期读者包括课程设计指导教师、项目开发人员、测试人员以及参与答辩评审的教师。</w:t>
+      </w:r>
+    </w:p>
+    <w:p>
+      <w:pPr>
+        <w:spacing w:line="360" w:lineRule="auto" w:before="240" w:after="120"/>
+        <w:jc w:val="left"/>
+      </w:pPr>
+      <w:r>
+        <w:rPr>
+          <w:rFonts w:ascii="Times New Roman" w:hAnsi="Times New Roman" w:eastAsia="黑体"/>
+          <w:b/>
+          <w:sz w:val="28"/>
+        </w:rPr>
+        <w:t>1.2 项目背景</w:t>
+      </w:r>
+    </w:p>
+    <w:p>
+      <w:pPr>
+        <w:spacing w:line="360" w:lineRule="auto" w:before="0" w:after="0"/>
+        <w:ind w:firstLine="480"/>
+        <w:jc w:val="both"/>
+      </w:pPr>
+      <w:r>
+        <w:rPr>
+          <w:rFonts w:ascii="Times New Roman" w:hAnsi="Times New Roman" w:eastAsia="宋体"/>
+          <w:b w:val="0"/>
+          <w:sz w:val="24"/>
+        </w:rPr>
+        <w:t>在现代制造车间中，水泵、电机、压缩机等关键旋转设备的非计划停机将直接导致生产线中断，造成显著的经济损失。传统的设备运维主要依赖定期巡检和事后维修，存在故障发现滞后、运维成本高、缺乏数据驱动决策等问题。</w:t>
+      </w:r>
+    </w:p>
+    <w:p>
+      <w:pPr>
+        <w:spacing w:line="360" w:lineRule="auto" w:before="0" w:after="0"/>
+        <w:ind w:firstLine="480"/>
+        <w:jc w:val="both"/>
+      </w:pPr>
+      <w:r>
+        <w:rPr>
+          <w:rFonts w:ascii="Times New Roman" w:hAnsi="Times New Roman" w:eastAsia="宋体"/>
+          <w:b w:val="0"/>
+          <w:sz w:val="24"/>
+        </w:rPr>
+        <w:t>随着工业物联网与人工智能技术的发展，基于设备多传感器时序数据的智能故障预警成为可能。本项目运用《制造智能技术》课程所学的时序数据挖掘、机器学习故障预测、智能决策根因分析三项技术，开发一套 B/S 架构的智能故障预警系统，辅助运维人员提前发现设备异常、定位故障根因，实现从"事后维修"向"预测性维护"的转变。</w:t>
+      </w:r>
+    </w:p>
+    <w:p>
+      <w:pPr>
+        <w:spacing w:line="360" w:lineRule="auto" w:before="240" w:after="120"/>
+        <w:jc w:val="left"/>
+      </w:pPr>
+      <w:r>
+        <w:rPr>
+          <w:rFonts w:ascii="Times New Roman" w:hAnsi="Times New Roman" w:eastAsia="黑体"/>
+          <w:b/>
+          <w:sz w:val="28"/>
+        </w:rPr>
+        <w:t>1.3 项目范围</w:t>
+      </w:r>
+    </w:p>
+    <w:p>
+      <w:pPr>
+        <w:spacing w:line="360" w:lineRule="auto" w:before="0" w:after="0"/>
+        <w:ind w:firstLine="480"/>
+        <w:jc w:val="both"/>
+      </w:pPr>
+      <w:r>
+        <w:rPr>
+          <w:rFonts w:ascii="Times New Roman" w:hAnsi="Times New Roman" w:eastAsia="宋体"/>
+          <w:b w:val="0"/>
+          <w:sz w:val="24"/>
+        </w:rPr>
+        <w:t>本系统覆盖车间设备运维的完整业务闭环，包括：设备状态总览、传感器实时监控、智能故障诊断、告警管理、运维处置记录。系统基于公开工业数据集（SKAB 工业水泵异常检测数据集）进行开发与验证，不涉及企业真实涉密数据。本系统为课程设计 Demo 级产品，重点验证架构完整性、业务闭环性与三项课程技术方向的实际落地，不追求大规模并发与生产级高可用。</w:t>
+      </w:r>
+    </w:p>
+    <w:p>
+      <w:pPr>
+        <w:spacing w:line="360" w:lineRule="auto" w:before="240" w:after="120"/>
+        <w:jc w:val="left"/>
+      </w:pPr>
+      <w:r>
+        <w:rPr>
+          <w:rFonts w:ascii="Times New Roman" w:hAnsi="Times New Roman" w:eastAsia="黑体"/>
+          <w:b/>
+          <w:sz w:val="28"/>
+        </w:rPr>
+        <w:t>1.4 术语与缩略语</w:t>
+      </w:r>
+    </w:p>
+    <w:p>
+      <w:pPr>
+        <w:spacing w:line="360" w:lineRule="auto" w:before="120" w:after="60"/>
+        <w:jc w:val="center"/>
+      </w:pPr>
+      <w:r>
+        <w:rPr>
+          <w:rFonts w:ascii="Times New Roman" w:hAnsi="Times New Roman" w:eastAsia="黑体"/>
+          <w:b/>
+          <w:sz w:val="21"/>
+        </w:rPr>
+        <w:t>表1-1 术语与缩略语对照表</w:t>
       </w:r>
     </w:p>
     <w:tbl>
@@ -139,15 +1331,13 @@
         <w:tblLook w:firstColumn="1" w:firstRow="1" w:lastColumn="0" w:lastRow="0" w:noHBand="0" w:noVBand="1" w:val="04A0"/>
       </w:tblPr>
       <w:tblGrid>
-        <w:gridCol w:w="2160"/>
-        <w:gridCol w:w="2160"/>
-        <w:gridCol w:w="2160"/>
-        <w:gridCol w:w="2160"/>
+        <w:gridCol w:w="4156"/>
+        <w:gridCol w:w="4156"/>
       </w:tblGrid>
       <w:tr>
         <w:tc>
           <w:tcPr>
-            <w:tcW w:type="dxa" w:w="1134"/>
+            <w:tcW w:type="dxa" w:w="4156"/>
           </w:tcPr>
           <w:p>
             <w:pPr>
@@ -157,17 +1347,17 @@
             <w:r/>
             <w:r>
               <w:rPr>
-                <w:rFonts w:ascii="宋体" w:hAnsi="宋体" w:eastAsia="宋体"/>
+                <w:rFonts w:ascii="Times New Roman" w:hAnsi="Times New Roman" w:eastAsia="黑体"/>
                 <w:b/>
-                <w:sz w:val="22"/>
+                <w:sz w:val="21"/>
               </w:rPr>
-              <w:t>版本</w:t>
+              <w:t>术语/缩略语</w:t>
             </w:r>
           </w:p>
         </w:tc>
         <w:tc>
           <w:tcPr>
-            <w:tcW w:type="dxa" w:w="1701"/>
+            <w:tcW w:type="dxa" w:w="4156"/>
           </w:tcPr>
           <w:p>
             <w:pPr>
@@ -177,51 +1367,11 @@
             <w:r/>
             <w:r>
               <w:rPr>
-                <w:rFonts w:ascii="宋体" w:hAnsi="宋体" w:eastAsia="宋体"/>
+                <w:rFonts w:ascii="Times New Roman" w:hAnsi="Times New Roman" w:eastAsia="黑体"/>
                 <w:b/>
-                <w:sz w:val="22"/>
+                <w:sz w:val="21"/>
               </w:rPr>
-              <w:t>日期</w:t>
-            </w:r>
-          </w:p>
-        </w:tc>
-        <w:tc>
-          <w:tcPr>
-            <w:tcW w:type="dxa" w:w="4535"/>
-          </w:tcPr>
-          <w:p>
-            <w:pPr>
-              <w:ind w:firstLine="0"/>
-              <w:jc w:val="center"/>
-            </w:pPr>
-            <w:r/>
-            <w:r>
-              <w:rPr>
-                <w:rFonts w:ascii="宋体" w:hAnsi="宋体" w:eastAsia="宋体"/>
-                <w:b/>
-                <w:sz w:val="22"/>
-              </w:rPr>
-              <w:t>修订内容</w:t>
-            </w:r>
-          </w:p>
-        </w:tc>
-        <w:tc>
-          <w:tcPr>
-            <w:tcW w:type="dxa" w:w="1701"/>
-          </w:tcPr>
-          <w:p>
-            <w:pPr>
-              <w:ind w:firstLine="0"/>
-              <w:jc w:val="center"/>
-            </w:pPr>
-            <w:r/>
-            <w:r>
-              <w:rPr>
-                <w:rFonts w:ascii="宋体" w:hAnsi="宋体" w:eastAsia="宋体"/>
-                <w:b/>
-                <w:sz w:val="22"/>
-              </w:rPr>
-              <w:t>编制人</w:t>
+              <w:t>全称/含义</w:t>
             </w:r>
           </w:p>
         </w:tc>
@@ -229,73 +1379,377 @@
       <w:tr>
         <w:tc>
           <w:tcPr>
-            <w:tcW w:type="dxa" w:w="1134"/>
+            <w:tcW w:type="dxa" w:w="4156"/>
           </w:tcPr>
           <w:p>
             <w:pPr>
+              <w:spacing w:line="240" w:lineRule="auto"/>
               <w:ind w:firstLine="0"/>
             </w:pPr>
             <w:r/>
             <w:r>
               <w:rPr>
-                <w:rFonts w:ascii="宋体" w:hAnsi="宋体" w:eastAsia="宋体"/>
+                <w:rFonts w:ascii="Times New Roman" w:hAnsi="Times New Roman" w:eastAsia="宋体"/>
+                <w:b w:val="0"/>
                 <w:sz w:val="21"/>
               </w:rPr>
-              <w:t>V1.0</w:t>
+              <w:t>B/S</w:t>
             </w:r>
           </w:p>
         </w:tc>
         <w:tc>
           <w:tcPr>
-            <w:tcW w:type="dxa" w:w="1701"/>
+            <w:tcW w:type="dxa" w:w="4156"/>
           </w:tcPr>
           <w:p>
             <w:pPr>
+              <w:spacing w:line="240" w:lineRule="auto"/>
               <w:ind w:firstLine="0"/>
             </w:pPr>
             <w:r/>
             <w:r>
               <w:rPr>
-                <w:rFonts w:ascii="宋体" w:hAnsi="宋体" w:eastAsia="宋体"/>
+                <w:rFonts w:ascii="Times New Roman" w:hAnsi="Times New Roman" w:eastAsia="宋体"/>
+                <w:b w:val="0"/>
                 <w:sz w:val="21"/>
               </w:rPr>
-              <w:t>2026-09-02</w:t>
+              <w:t>Browser/Server，浏览器/服务器架构</w:t>
+            </w:r>
+          </w:p>
+        </w:tc>
+      </w:tr>
+      <w:tr>
+        <w:tc>
+          <w:tcPr>
+            <w:tcW w:type="dxa" w:w="4156"/>
+          </w:tcPr>
+          <w:p>
+            <w:pPr>
+              <w:spacing w:line="240" w:lineRule="auto"/>
+              <w:ind w:firstLine="0"/>
+            </w:pPr>
+            <w:r/>
+            <w:r>
+              <w:rPr>
+                <w:rFonts w:ascii="Times New Roman" w:hAnsi="Times New Roman" w:eastAsia="宋体"/>
+                <w:b w:val="0"/>
+                <w:sz w:val="21"/>
+              </w:rPr>
+              <w:t>SRS</w:t>
             </w:r>
           </w:p>
         </w:tc>
         <w:tc>
           <w:tcPr>
-            <w:tcW w:type="dxa" w:w="4535"/>
+            <w:tcW w:type="dxa" w:w="4156"/>
           </w:tcPr>
           <w:p>
             <w:pPr>
+              <w:spacing w:line="240" w:lineRule="auto"/>
               <w:ind w:firstLine="0"/>
             </w:pPr>
             <w:r/>
             <w:r>
               <w:rPr>
-                <w:rFonts w:ascii="宋体" w:hAnsi="宋体" w:eastAsia="宋体"/>
+                <w:rFonts w:ascii="Times New Roman" w:hAnsi="Times New Roman" w:eastAsia="宋体"/>
+                <w:b w:val="0"/>
                 <w:sz w:val="21"/>
               </w:rPr>
-              <w:t>初始版本，完成全部需求章节编制</w:t>
+              <w:t>Software Requirements Specification，软件需求规格说明书</w:t>
+            </w:r>
+          </w:p>
+        </w:tc>
+      </w:tr>
+      <w:tr>
+        <w:tc>
+          <w:tcPr>
+            <w:tcW w:type="dxa" w:w="4156"/>
+          </w:tcPr>
+          <w:p>
+            <w:pPr>
+              <w:spacing w:line="240" w:lineRule="auto"/>
+              <w:ind w:firstLine="0"/>
+            </w:pPr>
+            <w:r/>
+            <w:r>
+              <w:rPr>
+                <w:rFonts w:ascii="Times New Roman" w:hAnsi="Times New Roman" w:eastAsia="宋体"/>
+                <w:b w:val="0"/>
+                <w:sz w:val="21"/>
+              </w:rPr>
+              <w:t>API</w:t>
             </w:r>
           </w:p>
         </w:tc>
         <w:tc>
           <w:tcPr>
-            <w:tcW w:type="dxa" w:w="1701"/>
+            <w:tcW w:type="dxa" w:w="4156"/>
           </w:tcPr>
           <w:p>
             <w:pPr>
+              <w:spacing w:line="240" w:lineRule="auto"/>
               <w:ind w:firstLine="0"/>
             </w:pPr>
             <w:r/>
             <w:r>
               <w:rPr>
-                <w:rFonts w:ascii="宋体" w:hAnsi="宋体" w:eastAsia="宋体"/>
+                <w:rFonts w:ascii="Times New Roman" w:hAnsi="Times New Roman" w:eastAsia="宋体"/>
+                <w:b w:val="0"/>
                 <w:sz w:val="21"/>
               </w:rPr>
-              <w:t>课程设计小组</w:t>
+              <w:t>Application Programming Interface，应用程序编程接口</w:t>
+            </w:r>
+          </w:p>
+        </w:tc>
+      </w:tr>
+      <w:tr>
+        <w:tc>
+          <w:tcPr>
+            <w:tcW w:type="dxa" w:w="4156"/>
+          </w:tcPr>
+          <w:p>
+            <w:pPr>
+              <w:spacing w:line="240" w:lineRule="auto"/>
+              <w:ind w:firstLine="0"/>
+            </w:pPr>
+            <w:r/>
+            <w:r>
+              <w:rPr>
+                <w:rFonts w:ascii="Times New Roman" w:hAnsi="Times New Roman" w:eastAsia="宋体"/>
+                <w:b w:val="0"/>
+                <w:sz w:val="21"/>
+              </w:rPr>
+              <w:t>SKAB</w:t>
+            </w:r>
+          </w:p>
+        </w:tc>
+        <w:tc>
+          <w:tcPr>
+            <w:tcW w:type="dxa" w:w="4156"/>
+          </w:tcPr>
+          <w:p>
+            <w:pPr>
+              <w:spacing w:line="240" w:lineRule="auto"/>
+              <w:ind w:firstLine="0"/>
+            </w:pPr>
+            <w:r/>
+            <w:r>
+              <w:rPr>
+                <w:rFonts w:ascii="Times New Roman" w:hAnsi="Times New Roman" w:eastAsia="宋体"/>
+                <w:b w:val="0"/>
+                <w:sz w:val="21"/>
+              </w:rPr>
+              <w:t>Skoltech Anomaly Benchmark，斯科尔科沃异常检测基准数据集</w:t>
+            </w:r>
+          </w:p>
+        </w:tc>
+      </w:tr>
+      <w:tr>
+        <w:tc>
+          <w:tcPr>
+            <w:tcW w:type="dxa" w:w="4156"/>
+          </w:tcPr>
+          <w:p>
+            <w:pPr>
+              <w:spacing w:line="240" w:lineRule="auto"/>
+              <w:ind w:firstLine="0"/>
+            </w:pPr>
+            <w:r/>
+            <w:r>
+              <w:rPr>
+                <w:rFonts w:ascii="Times New Roman" w:hAnsi="Times New Roman" w:eastAsia="宋体"/>
+                <w:b w:val="0"/>
+                <w:sz w:val="21"/>
+              </w:rPr>
+              <w:t>IsolationForest</w:t>
+            </w:r>
+          </w:p>
+        </w:tc>
+        <w:tc>
+          <w:tcPr>
+            <w:tcW w:type="dxa" w:w="4156"/>
+          </w:tcPr>
+          <w:p>
+            <w:pPr>
+              <w:spacing w:line="240" w:lineRule="auto"/>
+              <w:ind w:firstLine="0"/>
+            </w:pPr>
+            <w:r/>
+            <w:r>
+              <w:rPr>
+                <w:rFonts w:ascii="Times New Roman" w:hAnsi="Times New Roman" w:eastAsia="宋体"/>
+                <w:b w:val="0"/>
+                <w:sz w:val="21"/>
+              </w:rPr>
+              <w:t>孤立森林，一种无监督异常检测算法</w:t>
+            </w:r>
+          </w:p>
+        </w:tc>
+      </w:tr>
+      <w:tr>
+        <w:tc>
+          <w:tcPr>
+            <w:tcW w:type="dxa" w:w="4156"/>
+          </w:tcPr>
+          <w:p>
+            <w:pPr>
+              <w:spacing w:line="240" w:lineRule="auto"/>
+              <w:ind w:firstLine="0"/>
+            </w:pPr>
+            <w:r/>
+            <w:r>
+              <w:rPr>
+                <w:rFonts w:ascii="Times New Roman" w:hAnsi="Times New Roman" w:eastAsia="宋体"/>
+                <w:b w:val="0"/>
+                <w:sz w:val="21"/>
+              </w:rPr>
+              <w:t>RandomForest</w:t>
+            </w:r>
+          </w:p>
+        </w:tc>
+        <w:tc>
+          <w:tcPr>
+            <w:tcW w:type="dxa" w:w="4156"/>
+          </w:tcPr>
+          <w:p>
+            <w:pPr>
+              <w:spacing w:line="240" w:lineRule="auto"/>
+              <w:ind w:firstLine="0"/>
+            </w:pPr>
+            <w:r/>
+            <w:r>
+              <w:rPr>
+                <w:rFonts w:ascii="Times New Roman" w:hAnsi="Times New Roman" w:eastAsia="宋体"/>
+                <w:b w:val="0"/>
+                <w:sz w:val="21"/>
+              </w:rPr>
+              <w:t>随机森林，一种集成学习分类与回归算法</w:t>
+            </w:r>
+          </w:p>
+        </w:tc>
+      </w:tr>
+      <w:tr>
+        <w:tc>
+          <w:tcPr>
+            <w:tcW w:type="dxa" w:w="4156"/>
+          </w:tcPr>
+          <w:p>
+            <w:pPr>
+              <w:spacing w:line="240" w:lineRule="auto"/>
+              <w:ind w:firstLine="0"/>
+            </w:pPr>
+            <w:r/>
+            <w:r>
+              <w:rPr>
+                <w:rFonts w:ascii="Times New Roman" w:hAnsi="Times New Roman" w:eastAsia="宋体"/>
+                <w:b w:val="0"/>
+                <w:sz w:val="21"/>
+              </w:rPr>
+              <w:t>KPI</w:t>
+            </w:r>
+          </w:p>
+        </w:tc>
+        <w:tc>
+          <w:tcPr>
+            <w:tcW w:type="dxa" w:w="4156"/>
+          </w:tcPr>
+          <w:p>
+            <w:pPr>
+              <w:spacing w:line="240" w:lineRule="auto"/>
+              <w:ind w:firstLine="0"/>
+            </w:pPr>
+            <w:r/>
+            <w:r>
+              <w:rPr>
+                <w:rFonts w:ascii="Times New Roman" w:hAnsi="Times New Roman" w:eastAsia="宋体"/>
+                <w:b w:val="0"/>
+                <w:sz w:val="21"/>
+              </w:rPr>
+              <w:t>Key Performance Indicator，关键绩效指标</w:t>
+            </w:r>
+          </w:p>
+        </w:tc>
+      </w:tr>
+      <w:tr>
+        <w:tc>
+          <w:tcPr>
+            <w:tcW w:type="dxa" w:w="4156"/>
+          </w:tcPr>
+          <w:p>
+            <w:pPr>
+              <w:spacing w:line="240" w:lineRule="auto"/>
+              <w:ind w:firstLine="0"/>
+            </w:pPr>
+            <w:r/>
+            <w:r>
+              <w:rPr>
+                <w:rFonts w:ascii="Times New Roman" w:hAnsi="Times New Roman" w:eastAsia="宋体"/>
+                <w:b w:val="0"/>
+                <w:sz w:val="21"/>
+              </w:rPr>
+              <w:t>Vibe-Coding</w:t>
+            </w:r>
+          </w:p>
+        </w:tc>
+        <w:tc>
+          <w:tcPr>
+            <w:tcW w:type="dxa" w:w="4156"/>
+          </w:tcPr>
+          <w:p>
+            <w:pPr>
+              <w:spacing w:line="240" w:lineRule="auto"/>
+              <w:ind w:firstLine="0"/>
+            </w:pPr>
+            <w:r/>
+            <w:r>
+              <w:rPr>
+                <w:rFonts w:ascii="Times New Roman" w:hAnsi="Times New Roman" w:eastAsia="宋体"/>
+                <w:b w:val="0"/>
+                <w:sz w:val="21"/>
+              </w:rPr>
+              <w:t>基于自然语言提示与 AI 辅助的编程开发模式</w:t>
+            </w:r>
+          </w:p>
+        </w:tc>
+      </w:tr>
+      <w:tr>
+        <w:tc>
+          <w:tcPr>
+            <w:tcW w:type="dxa" w:w="4156"/>
+          </w:tcPr>
+          <w:p>
+            <w:pPr>
+              <w:spacing w:line="240" w:lineRule="auto"/>
+              <w:ind w:firstLine="0"/>
+            </w:pPr>
+            <w:r/>
+            <w:r>
+              <w:rPr>
+                <w:rFonts w:ascii="Times New Roman" w:hAnsi="Times New Roman" w:eastAsia="宋体"/>
+                <w:b w:val="0"/>
+                <w:sz w:val="21"/>
+              </w:rPr>
+              <w:t>根因分析</w:t>
+            </w:r>
+          </w:p>
+        </w:tc>
+        <w:tc>
+          <w:tcPr>
+            <w:tcW w:type="dxa" w:w="4156"/>
+          </w:tcPr>
+          <w:p>
+            <w:pPr>
+              <w:spacing w:line="240" w:lineRule="auto"/>
+              <w:ind w:firstLine="0"/>
+            </w:pPr>
+            <w:r/>
+            <w:r>
+              <w:rPr>
+                <w:rFonts w:ascii="Times New Roman" w:hAnsi="Times New Roman" w:eastAsia="宋体"/>
+                <w:b w:val="0"/>
+                <w:sz w:val="21"/>
+              </w:rPr>
+              <w:t>Root Cause Analysis，定位导致故障的根本原因</w:t>
             </w:r>
           </w:p>
         </w:tc>
@@ -309,101 +1763,73 @@
     </w:p>
     <w:p>
       <w:pPr>
-        <w:pStyle w:val="Heading1"/>
-        <w:ind w:firstLine="0"/>
+        <w:spacing w:line="360" w:lineRule="auto" w:before="480" w:after="360"/>
+        <w:jc w:val="center"/>
       </w:pPr>
       <w:r>
-        <w:t>1 引言</w:t>
+        <w:rPr>
+          <w:rFonts w:ascii="Times New Roman" w:hAnsi="Times New Roman" w:eastAsia="黑体"/>
+          <w:b/>
+          <w:sz w:val="32"/>
+        </w:rPr>
+        <w:t>第2章 总体描述</w:t>
       </w:r>
     </w:p>
     <w:p>
       <w:pPr>
-        <w:pStyle w:val="Heading2"/>
-        <w:ind w:firstLine="0"/>
+        <w:spacing w:line="360" w:lineRule="auto" w:before="240" w:after="120"/>
+        <w:jc w:val="left"/>
       </w:pPr>
       <w:r>
-        <w:t>1.1 编写目的</w:t>
+        <w:rPr>
+          <w:rFonts w:ascii="Times New Roman" w:hAnsi="Times New Roman" w:eastAsia="黑体"/>
+          <w:b/>
+          <w:sz w:val="28"/>
+        </w:rPr>
+        <w:t>2.1 产品愿景</w:t>
       </w:r>
     </w:p>
     <w:p>
+      <w:pPr>
+        <w:spacing w:line="360" w:lineRule="auto" w:before="0" w:after="0"/>
+        <w:ind w:firstLine="480"/>
+        <w:jc w:val="both"/>
+      </w:pPr>
       <w:r>
         <w:rPr>
-          <w:rFonts w:ascii="宋体" w:hAnsi="宋体" w:eastAsia="宋体"/>
+          <w:rFonts w:ascii="Times New Roman" w:hAnsi="Times New Roman" w:eastAsia="宋体"/>
+          <w:b w:val="0"/>
           <w:sz w:val="24"/>
         </w:rPr>
-        <w:t>本文档为"面向车间设备运维的智能故障预警系统"的需求规格说明书（Software Requirements Specification，SRS），旨在明确系统的功能需求、非功能需求、数据需求与接口需求，作为系统设计、开发、测试与验收的依据。</w:t>
+        <w:t>构建一个面向车间设备运维的智能故障预警平台，通过采集设备多传感器时序数据，运用人工智能算法实现设备异常检测、故障概率预测与故障根因定位，以可视化驾驶舱和告警面板的形式辅助运维人员决策，最终达到减少非计划停机、降低运维成本、提升设备综合效率的目标。</w:t>
       </w:r>
     </w:p>
     <w:p>
+      <w:pPr>
+        <w:spacing w:line="360" w:lineRule="auto" w:before="240" w:after="120"/>
+        <w:jc w:val="left"/>
+      </w:pPr>
       <w:r>
         <w:rPr>
-          <w:rFonts w:ascii="宋体" w:hAnsi="宋体" w:eastAsia="宋体"/>
-          <w:sz w:val="24"/>
+          <w:rFonts w:ascii="Times New Roman" w:hAnsi="Times New Roman" w:eastAsia="黑体"/>
+          <w:b/>
+          <w:sz w:val="28"/>
         </w:rPr>
-        <w:t>本文档的预期读者包括：课程设计指导教师、项目开发人员、测试人员以及参与答辩评审的教师。</w:t>
+        <w:t>2.2 用户角色</w:t>
       </w:r>
     </w:p>
     <w:p>
       <w:pPr>
-        <w:pStyle w:val="Heading2"/>
-        <w:ind w:firstLine="0"/>
-      </w:pPr>
-      <w:r>
-        <w:t>1.2 项目背景</w:t>
-      </w:r>
-    </w:p>
-    <w:p>
+        <w:spacing w:line="360" w:lineRule="auto" w:before="120" w:after="60"/>
+        <w:jc w:val="center"/>
+      </w:pPr>
       <w:r>
         <w:rPr>
-          <w:rFonts w:ascii="宋体" w:hAnsi="宋体" w:eastAsia="宋体"/>
-          <w:sz w:val="24"/>
+          <w:rFonts w:ascii="Times New Roman" w:hAnsi="Times New Roman" w:eastAsia="黑体"/>
+          <w:b/>
+          <w:sz w:val="21"/>
         </w:rPr>
-        <w:t>在现代制造车间中，水泵、电机、压缩机等关键旋转设备的非计划停机将直接导致生产线中断，造成显著的经济损失。传统的设备运维主要依赖定期巡检和事后维修，存在故障发现滞后、运维成本高、缺乏数据驱动决策等问题。</w:t>
-      </w:r>
-    </w:p>
-    <w:p>
-      <w:r>
-        <w:rPr>
-          <w:rFonts w:ascii="宋体" w:hAnsi="宋体" w:eastAsia="宋体"/>
-          <w:sz w:val="24"/>
-        </w:rPr>
-        <w:t>随着工业物联网与人工智能技术的发展，基于设备多传感器时序数据的智能故障预警成为可能。本项目运用《制造智能技术》课程所学的时序数据挖掘、机器学习故障预测、智能决策根因分析三项技术，开发一套 B/S 架构的智能故障预警系统，辅助运维人员提前发现设备异常、定位故障根因，实现从"事后维修"向"预测性维护"的转变。</w:t>
-      </w:r>
-    </w:p>
-    <w:p>
-      <w:pPr>
-        <w:pStyle w:val="Heading2"/>
-        <w:ind w:firstLine="0"/>
-      </w:pPr>
-      <w:r>
-        <w:t>1.3 项目范围</w:t>
-      </w:r>
-    </w:p>
-    <w:p>
-      <w:r>
-        <w:rPr>
-          <w:rFonts w:ascii="宋体" w:hAnsi="宋体" w:eastAsia="宋体"/>
-          <w:sz w:val="24"/>
-        </w:rPr>
-        <w:t>本系统覆盖车间设备运维的完整业务闭环，包括：设备状态总览、传感器实时监控、智能故障诊断、告警管理、运维处置记录。系统基于公开工业数据集（SKAB 工业水泵异常检测数据集）进行开发与验证，不涉及企业真实涉密数据。</w:t>
-      </w:r>
-    </w:p>
-    <w:p>
-      <w:r>
-        <w:rPr>
-          <w:rFonts w:ascii="宋体" w:hAnsi="宋体" w:eastAsia="宋体"/>
-          <w:sz w:val="24"/>
-        </w:rPr>
-        <w:t>本系统为课程设计 Demo 级产品，重点验证架构完整性、业务闭环性与三项课程技术方向的实际落地，不追求大规模并发与生产级高可用。</w:t>
-      </w:r>
-    </w:p>
-    <w:p>
-      <w:pPr>
-        <w:pStyle w:val="Heading2"/>
-        <w:ind w:firstLine="0"/>
-      </w:pPr>
-      <w:r>
-        <w:t>1.4 术语与缩略语</w:t>
+        <w:t>表2-1 用户角色与核心操作</w:t>
       </w:r>
     </w:p>
     <w:tbl>
@@ -414,13 +1840,14 @@
         <w:tblLook w:firstColumn="1" w:firstRow="1" w:lastColumn="0" w:lastRow="0" w:noHBand="0" w:noVBand="1" w:val="04A0"/>
       </w:tblPr>
       <w:tblGrid>
-        <w:gridCol w:w="4320"/>
-        <w:gridCol w:w="4320"/>
+        <w:gridCol w:w="2771"/>
+        <w:gridCol w:w="2771"/>
+        <w:gridCol w:w="2771"/>
       </w:tblGrid>
       <w:tr>
         <w:tc>
           <w:tcPr>
-            <w:tcW w:type="dxa" w:w="2268"/>
+            <w:tcW w:type="dxa" w:w="2771"/>
           </w:tcPr>
           <w:p>
             <w:pPr>
@@ -430,17 +1857,17 @@
             <w:r/>
             <w:r>
               <w:rPr>
-                <w:rFonts w:ascii="宋体" w:hAnsi="宋体" w:eastAsia="宋体"/>
+                <w:rFonts w:ascii="Times New Roman" w:hAnsi="Times New Roman" w:eastAsia="黑体"/>
                 <w:b/>
-                <w:sz w:val="22"/>
+                <w:sz w:val="21"/>
               </w:rPr>
-              <w:t>术语/缩略语</w:t>
+              <w:t>角色</w:t>
             </w:r>
           </w:p>
         </w:tc>
         <w:tc>
           <w:tcPr>
-            <w:tcW w:type="dxa" w:w="6803"/>
+            <w:tcW w:type="dxa" w:w="2771"/>
           </w:tcPr>
           <w:p>
             <w:pPr>
@@ -450,11 +1877,31 @@
             <w:r/>
             <w:r>
               <w:rPr>
-                <w:rFonts w:ascii="宋体" w:hAnsi="宋体" w:eastAsia="宋体"/>
+                <w:rFonts w:ascii="Times New Roman" w:hAnsi="Times New Roman" w:eastAsia="黑体"/>
                 <w:b/>
-                <w:sz w:val="22"/>
+                <w:sz w:val="21"/>
               </w:rPr>
-              <w:t>全称/含义</w:t>
+              <w:t>描述</w:t>
+            </w:r>
+          </w:p>
+        </w:tc>
+        <w:tc>
+          <w:tcPr>
+            <w:tcW w:type="dxa" w:w="2771"/>
+          </w:tcPr>
+          <w:p>
+            <w:pPr>
+              <w:ind w:firstLine="0"/>
+              <w:jc w:val="center"/>
+            </w:pPr>
+            <w:r/>
+            <w:r>
+              <w:rPr>
+                <w:rFonts w:ascii="Times New Roman" w:hAnsi="Times New Roman" w:eastAsia="黑体"/>
+                <w:b/>
+                <w:sz w:val="21"/>
+              </w:rPr>
+              <w:t>核心操作</w:t>
             </w:r>
           </w:p>
         </w:tc>
@@ -462,37 +1909,61 @@
       <w:tr>
         <w:tc>
           <w:tcPr>
-            <w:tcW w:type="dxa" w:w="2268"/>
+            <w:tcW w:type="dxa" w:w="2771"/>
           </w:tcPr>
           <w:p>
             <w:pPr>
+              <w:spacing w:line="240" w:lineRule="auto"/>
               <w:ind w:firstLine="0"/>
             </w:pPr>
             <w:r/>
             <w:r>
               <w:rPr>
-                <w:rFonts w:ascii="宋体" w:hAnsi="宋体" w:eastAsia="宋体"/>
+                <w:rFonts w:ascii="Times New Roman" w:hAnsi="Times New Roman" w:eastAsia="宋体"/>
+                <w:b w:val="0"/>
                 <w:sz w:val="21"/>
               </w:rPr>
-              <w:t>B/S</w:t>
+              <w:t>运维人员</w:t>
             </w:r>
           </w:p>
         </w:tc>
         <w:tc>
           <w:tcPr>
-            <w:tcW w:type="dxa" w:w="6803"/>
+            <w:tcW w:type="dxa" w:w="2771"/>
           </w:tcPr>
           <w:p>
             <w:pPr>
+              <w:spacing w:line="240" w:lineRule="auto"/>
               <w:ind w:firstLine="0"/>
             </w:pPr>
             <w:r/>
             <w:r>
               <w:rPr>
-                <w:rFonts w:ascii="宋体" w:hAnsi="宋体" w:eastAsia="宋体"/>
+                <w:rFonts w:ascii="Times New Roman" w:hAnsi="Times New Roman" w:eastAsia="宋体"/>
+                <w:b w:val="0"/>
                 <w:sz w:val="21"/>
               </w:rPr>
-              <w:t>Browser/Server，浏览器/服务器架构</w:t>
+              <w:t>车间一线设备运维执行者</w:t>
+            </w:r>
+          </w:p>
+        </w:tc>
+        <w:tc>
+          <w:tcPr>
+            <w:tcW w:type="dxa" w:w="2771"/>
+          </w:tcPr>
+          <w:p>
+            <w:pPr>
+              <w:spacing w:line="240" w:lineRule="auto"/>
+              <w:ind w:firstLine="0"/>
+            </w:pPr>
+            <w:r/>
+            <w:r>
+              <w:rPr>
+                <w:rFonts w:ascii="Times New Roman" w:hAnsi="Times New Roman" w:eastAsia="宋体"/>
+                <w:b w:val="0"/>
+                <w:sz w:val="21"/>
+              </w:rPr>
+              <w:t>查看设备健康状态、监控传感器数据、接收告警、执行告警处置、记录运维措施</w:t>
             </w:r>
           </w:p>
         </w:tc>
@@ -500,37 +1971,61 @@
       <w:tr>
         <w:tc>
           <w:tcPr>
-            <w:tcW w:type="dxa" w:w="2268"/>
+            <w:tcW w:type="dxa" w:w="2771"/>
           </w:tcPr>
           <w:p>
             <w:pPr>
+              <w:spacing w:line="240" w:lineRule="auto"/>
               <w:ind w:firstLine="0"/>
             </w:pPr>
             <w:r/>
             <w:r>
               <w:rPr>
-                <w:rFonts w:ascii="宋体" w:hAnsi="宋体" w:eastAsia="宋体"/>
+                <w:rFonts w:ascii="Times New Roman" w:hAnsi="Times New Roman" w:eastAsia="宋体"/>
+                <w:b w:val="0"/>
                 <w:sz w:val="21"/>
               </w:rPr>
-              <w:t>SRS</w:t>
+              <w:t>运维管理员</w:t>
             </w:r>
           </w:p>
         </w:tc>
         <w:tc>
           <w:tcPr>
-            <w:tcW w:type="dxa" w:w="6803"/>
+            <w:tcW w:type="dxa" w:w="2771"/>
           </w:tcPr>
           <w:p>
             <w:pPr>
+              <w:spacing w:line="240" w:lineRule="auto"/>
               <w:ind w:firstLine="0"/>
             </w:pPr>
             <w:r/>
             <w:r>
               <w:rPr>
-                <w:rFonts w:ascii="宋体" w:hAnsi="宋体" w:eastAsia="宋体"/>
+                <w:rFonts w:ascii="Times New Roman" w:hAnsi="Times New Roman" w:eastAsia="宋体"/>
+                <w:b w:val="0"/>
                 <w:sz w:val="21"/>
               </w:rPr>
-              <w:t>Software Requirements Specification，软件需求规格说明书</w:t>
+              <w:t>负责运维策略制定与整体监控</w:t>
+            </w:r>
+          </w:p>
+        </w:tc>
+        <w:tc>
+          <w:tcPr>
+            <w:tcW w:type="dxa" w:w="2771"/>
+          </w:tcPr>
+          <w:p>
+            <w:pPr>
+              <w:spacing w:line="240" w:lineRule="auto"/>
+              <w:ind w:firstLine="0"/>
+            </w:pPr>
+            <w:r/>
+            <w:r>
+              <w:rPr>
+                <w:rFonts w:ascii="Times New Roman" w:hAnsi="Times New Roman" w:eastAsia="宋体"/>
+                <w:b w:val="0"/>
+                <w:sz w:val="21"/>
+              </w:rPr>
+              <w:t>查看全厂设备健康驾驶舱、告警统计与趋势、运维记录汇总、评估设备健康度</w:t>
             </w:r>
           </w:p>
         </w:tc>
@@ -538,265 +2033,61 @@
       <w:tr>
         <w:tc>
           <w:tcPr>
-            <w:tcW w:type="dxa" w:w="2268"/>
+            <w:tcW w:type="dxa" w:w="2771"/>
           </w:tcPr>
           <w:p>
             <w:pPr>
+              <w:spacing w:line="240" w:lineRule="auto"/>
               <w:ind w:firstLine="0"/>
             </w:pPr>
             <w:r/>
             <w:r>
               <w:rPr>
-                <w:rFonts w:ascii="宋体" w:hAnsi="宋体" w:eastAsia="宋体"/>
+                <w:rFonts w:ascii="Times New Roman" w:hAnsi="Times New Roman" w:eastAsia="宋体"/>
+                <w:b w:val="0"/>
                 <w:sz w:val="21"/>
               </w:rPr>
-              <w:t>API</w:t>
+              <w:t>系统管理员</w:t>
             </w:r>
           </w:p>
         </w:tc>
         <w:tc>
           <w:tcPr>
-            <w:tcW w:type="dxa" w:w="6803"/>
+            <w:tcW w:type="dxa" w:w="2771"/>
           </w:tcPr>
           <w:p>
             <w:pPr>
+              <w:spacing w:line="240" w:lineRule="auto"/>
               <w:ind w:firstLine="0"/>
             </w:pPr>
             <w:r/>
             <w:r>
               <w:rPr>
-                <w:rFonts w:ascii="宋体" w:hAnsi="宋体" w:eastAsia="宋体"/>
+                <w:rFonts w:ascii="Times New Roman" w:hAnsi="Times New Roman" w:eastAsia="宋体"/>
+                <w:b w:val="0"/>
                 <w:sz w:val="21"/>
               </w:rPr>
-              <w:t>Application Programming Interface，应用程序编程接口</w:t>
+              <w:t>负责系统配置、数据管理与模型维护</w:t>
             </w:r>
           </w:p>
         </w:tc>
-      </w:tr>
-      <w:tr>
         <w:tc>
           <w:tcPr>
-            <w:tcW w:type="dxa" w:w="2268"/>
+            <w:tcW w:type="dxa" w:w="2771"/>
           </w:tcPr>
           <w:p>
             <w:pPr>
+              <w:spacing w:line="240" w:lineRule="auto"/>
               <w:ind w:firstLine="0"/>
             </w:pPr>
             <w:r/>
             <w:r>
               <w:rPr>
-                <w:rFonts w:ascii="宋体" w:hAnsi="宋体" w:eastAsia="宋体"/>
+                <w:rFonts w:ascii="Times New Roman" w:hAnsi="Times New Roman" w:eastAsia="宋体"/>
+                <w:b w:val="0"/>
                 <w:sz w:val="21"/>
               </w:rPr>
-              <w:t>SKAB</w:t>
-            </w:r>
-          </w:p>
-        </w:tc>
-        <w:tc>
-          <w:tcPr>
-            <w:tcW w:type="dxa" w:w="6803"/>
-          </w:tcPr>
-          <w:p>
-            <w:pPr>
-              <w:ind w:firstLine="0"/>
-            </w:pPr>
-            <w:r/>
-            <w:r>
-              <w:rPr>
-                <w:rFonts w:ascii="宋体" w:hAnsi="宋体" w:eastAsia="宋体"/>
-                <w:sz w:val="21"/>
-              </w:rPr>
-              <w:t>Skoltech Anomaly Benchmark，斯科尔科沃异常检测基准数据集</w:t>
-            </w:r>
-          </w:p>
-        </w:tc>
-      </w:tr>
-      <w:tr>
-        <w:tc>
-          <w:tcPr>
-            <w:tcW w:type="dxa" w:w="2268"/>
-          </w:tcPr>
-          <w:p>
-            <w:pPr>
-              <w:ind w:firstLine="0"/>
-            </w:pPr>
-            <w:r/>
-            <w:r>
-              <w:rPr>
-                <w:rFonts w:ascii="宋体" w:hAnsi="宋体" w:eastAsia="宋体"/>
-                <w:sz w:val="21"/>
-              </w:rPr>
-              <w:t>IsolationForest</w:t>
-            </w:r>
-          </w:p>
-        </w:tc>
-        <w:tc>
-          <w:tcPr>
-            <w:tcW w:type="dxa" w:w="6803"/>
-          </w:tcPr>
-          <w:p>
-            <w:pPr>
-              <w:ind w:firstLine="0"/>
-            </w:pPr>
-            <w:r/>
-            <w:r>
-              <w:rPr>
-                <w:rFonts w:ascii="宋体" w:hAnsi="宋体" w:eastAsia="宋体"/>
-                <w:sz w:val="21"/>
-              </w:rPr>
-              <w:t>孤立森林，一种无监督异常检测算法</w:t>
-            </w:r>
-          </w:p>
-        </w:tc>
-      </w:tr>
-      <w:tr>
-        <w:tc>
-          <w:tcPr>
-            <w:tcW w:type="dxa" w:w="2268"/>
-          </w:tcPr>
-          <w:p>
-            <w:pPr>
-              <w:ind w:firstLine="0"/>
-            </w:pPr>
-            <w:r/>
-            <w:r>
-              <w:rPr>
-                <w:rFonts w:ascii="宋体" w:hAnsi="宋体" w:eastAsia="宋体"/>
-                <w:sz w:val="21"/>
-              </w:rPr>
-              <w:t>RandomForest</w:t>
-            </w:r>
-          </w:p>
-        </w:tc>
-        <w:tc>
-          <w:tcPr>
-            <w:tcW w:type="dxa" w:w="6803"/>
-          </w:tcPr>
-          <w:p>
-            <w:pPr>
-              <w:ind w:firstLine="0"/>
-            </w:pPr>
-            <w:r/>
-            <w:r>
-              <w:rPr>
-                <w:rFonts w:ascii="宋体" w:hAnsi="宋体" w:eastAsia="宋体"/>
-                <w:sz w:val="21"/>
-              </w:rPr>
-              <w:t>随机森林，一种集成学习分类与回归算法</w:t>
-            </w:r>
-          </w:p>
-        </w:tc>
-      </w:tr>
-      <w:tr>
-        <w:tc>
-          <w:tcPr>
-            <w:tcW w:type="dxa" w:w="2268"/>
-          </w:tcPr>
-          <w:p>
-            <w:pPr>
-              <w:ind w:firstLine="0"/>
-            </w:pPr>
-            <w:r/>
-            <w:r>
-              <w:rPr>
-                <w:rFonts w:ascii="宋体" w:hAnsi="宋体" w:eastAsia="宋体"/>
-                <w:sz w:val="21"/>
-              </w:rPr>
-              <w:t>KPI</w:t>
-            </w:r>
-          </w:p>
-        </w:tc>
-        <w:tc>
-          <w:tcPr>
-            <w:tcW w:type="dxa" w:w="6803"/>
-          </w:tcPr>
-          <w:p>
-            <w:pPr>
-              <w:ind w:firstLine="0"/>
-            </w:pPr>
-            <w:r/>
-            <w:r>
-              <w:rPr>
-                <w:rFonts w:ascii="宋体" w:hAnsi="宋体" w:eastAsia="宋体"/>
-                <w:sz w:val="21"/>
-              </w:rPr>
-              <w:t>Key Performance Indicator，关键绩效指标</w:t>
-            </w:r>
-          </w:p>
-        </w:tc>
-      </w:tr>
-      <w:tr>
-        <w:tc>
-          <w:tcPr>
-            <w:tcW w:type="dxa" w:w="2268"/>
-          </w:tcPr>
-          <w:p>
-            <w:pPr>
-              <w:ind w:firstLine="0"/>
-            </w:pPr>
-            <w:r/>
-            <w:r>
-              <w:rPr>
-                <w:rFonts w:ascii="宋体" w:hAnsi="宋体" w:eastAsia="宋体"/>
-                <w:sz w:val="21"/>
-              </w:rPr>
-              <w:t>Vibe-Coding</w:t>
-            </w:r>
-          </w:p>
-        </w:tc>
-        <w:tc>
-          <w:tcPr>
-            <w:tcW w:type="dxa" w:w="6803"/>
-          </w:tcPr>
-          <w:p>
-            <w:pPr>
-              <w:ind w:firstLine="0"/>
-            </w:pPr>
-            <w:r/>
-            <w:r>
-              <w:rPr>
-                <w:rFonts w:ascii="宋体" w:hAnsi="宋体" w:eastAsia="宋体"/>
-                <w:sz w:val="21"/>
-              </w:rPr>
-              <w:t>基于自然语言提示与 AI 辅助的编程开发模式</w:t>
-            </w:r>
-          </w:p>
-        </w:tc>
-      </w:tr>
-      <w:tr>
-        <w:tc>
-          <w:tcPr>
-            <w:tcW w:type="dxa" w:w="2268"/>
-          </w:tcPr>
-          <w:p>
-            <w:pPr>
-              <w:ind w:firstLine="0"/>
-            </w:pPr>
-            <w:r/>
-            <w:r>
-              <w:rPr>
-                <w:rFonts w:ascii="宋体" w:hAnsi="宋体" w:eastAsia="宋体"/>
-                <w:sz w:val="21"/>
-              </w:rPr>
-              <w:t>根因分析</w:t>
-            </w:r>
-          </w:p>
-        </w:tc>
-        <w:tc>
-          <w:tcPr>
-            <w:tcW w:type="dxa" w:w="6803"/>
-          </w:tcPr>
-          <w:p>
-            <w:pPr>
-              <w:ind w:firstLine="0"/>
-            </w:pPr>
-            <w:r/>
-            <w:r>
-              <w:rPr>
-                <w:rFonts w:ascii="宋体" w:hAnsi="宋体" w:eastAsia="宋体"/>
-                <w:sz w:val="21"/>
-              </w:rPr>
-              <w:t>Root Cause Analysis，定位导致故障的根本原因</w:t>
+              <w:t>数据集管理、模型训练与更新、数据库维护、系统运行监控</w:t>
             </w:r>
           </w:p>
         </w:tc>
@@ -805,112 +2096,30 @@
     <w:p/>
     <w:p>
       <w:pPr>
-        <w:pStyle w:val="Heading2"/>
-        <w:ind w:firstLine="0"/>
+        <w:spacing w:line="360" w:lineRule="auto" w:before="240" w:after="120"/>
+        <w:jc w:val="left"/>
       </w:pPr>
       <w:r>
-        <w:t>1.5 参考文献</w:t>
+        <w:rPr>
+          <w:rFonts w:ascii="Times New Roman" w:hAnsi="Times New Roman" w:eastAsia="黑体"/>
+          <w:b/>
+          <w:sz w:val="28"/>
+        </w:rPr>
+        <w:t>2.3 运行环境</w:t>
       </w:r>
     </w:p>
     <w:p>
       <w:pPr>
-        <w:ind w:firstLine="0"/>
+        <w:spacing w:line="360" w:lineRule="auto" w:before="120" w:after="60"/>
+        <w:jc w:val="center"/>
       </w:pPr>
       <w:r>
         <w:rPr>
-          <w:rFonts w:ascii="宋体" w:hAnsi="宋体" w:eastAsia="宋体"/>
-          <w:sz w:val="24"/>
+          <w:rFonts w:ascii="Times New Roman" w:hAnsi="Times New Roman" w:eastAsia="黑体"/>
+          <w:b/>
+          <w:sz w:val="21"/>
         </w:rPr>
-        <w:t>[1] 张智海, 等. 制造智能技术基础[M]. 北京: 清华大学出版社, 2022.</w:t>
-      </w:r>
-    </w:p>
-    <w:p>
-      <w:pPr>
-        <w:ind w:firstLine="0"/>
-      </w:pPr>
-      <w:r>
-        <w:rPr>
-          <w:rFonts w:ascii="宋体" w:hAnsi="宋体" w:eastAsia="宋体"/>
-          <w:sz w:val="24"/>
-        </w:rPr>
-        <w:t>[2] 杨杰. 人工智能基础[M]. 北京: 机械工业出版社, 2020.</w:t>
-      </w:r>
-    </w:p>
-    <w:p>
-      <w:pPr>
-        <w:ind w:firstLine="0"/>
-      </w:pPr>
-      <w:r>
-        <w:rPr>
-          <w:rFonts w:ascii="宋体" w:hAnsi="宋体" w:eastAsia="宋体"/>
-          <w:sz w:val="24"/>
-        </w:rPr>
-        <w:t>[3] 李航. 统计学习方法[M]. 第2版. 北京: 清华大学出版社, 2019.</w:t>
-      </w:r>
-    </w:p>
-    <w:p>
-      <w:pPr>
-        <w:ind w:firstLine="0"/>
-      </w:pPr>
-      <w:r>
-        <w:rPr>
-          <w:rFonts w:ascii="宋体" w:hAnsi="宋体" w:eastAsia="宋体"/>
-          <w:sz w:val="24"/>
-        </w:rPr>
-        <w:t>[4] Miguel Grinberg. Flask Web 开发：基于 Python 的 Web 应用开发实战[M]. 北京: 人民邮电出版社, 2014.</w:t>
-      </w:r>
-    </w:p>
-    <w:p>
-      <w:pPr>
-        <w:ind w:firstLine="0"/>
-      </w:pPr>
-      <w:r>
-        <w:rPr>
-          <w:rFonts w:ascii="宋体" w:hAnsi="宋体" w:eastAsia="宋体"/>
-          <w:sz w:val="24"/>
-        </w:rPr>
-        <w:t>[5] Kotsoev K. SKAB: Skoltech Anomaly Benchmark[EB/OL]. https://github.com/KotsoevK/SKAB.</w:t>
-      </w:r>
-    </w:p>
-    <w:p>
-      <w:r>
-        <w:br w:type="page"/>
-      </w:r>
-    </w:p>
-    <w:p>
-      <w:pPr>
-        <w:pStyle w:val="Heading1"/>
-        <w:ind w:firstLine="0"/>
-      </w:pPr>
-      <w:r>
-        <w:t>2 总体描述</w:t>
-      </w:r>
-    </w:p>
-    <w:p>
-      <w:pPr>
-        <w:pStyle w:val="Heading2"/>
-        <w:ind w:firstLine="0"/>
-      </w:pPr>
-      <w:r>
-        <w:t>2.1 产品愿景</w:t>
-      </w:r>
-    </w:p>
-    <w:p>
-      <w:r>
-        <w:rPr>
-          <w:rFonts w:ascii="宋体" w:hAnsi="宋体" w:eastAsia="宋体"/>
-          <w:sz w:val="24"/>
-        </w:rPr>
-        <w:t>构建一个面向车间设备运维的智能故障预警平台，通过采集设备多传感器时序数据，运用人工智能算法实现设备异常检测、故障概率预测与故障根因定位，以可视化驾驶舱和告警面板的形式辅助运维人员决策，最终达到减少非计划停机、降低运维成本、提升设备综合效率的目标。</w:t>
-      </w:r>
-    </w:p>
-    <w:p>
-      <w:pPr>
-        <w:pStyle w:val="Heading2"/>
-        <w:ind w:firstLine="0"/>
-      </w:pPr>
-      <w:r>
-        <w:t>2.2 用户角色</w:t>
+        <w:t>表2-2 系统运行环境要求</w:t>
       </w:r>
     </w:p>
     <w:tbl>
@@ -921,14 +2130,13 @@
         <w:tblLook w:firstColumn="1" w:firstRow="1" w:lastColumn="0" w:lastRow="0" w:noHBand="0" w:noVBand="1" w:val="04A0"/>
       </w:tblPr>
       <w:tblGrid>
-        <w:gridCol w:w="2880"/>
-        <w:gridCol w:w="2880"/>
-        <w:gridCol w:w="2880"/>
+        <w:gridCol w:w="4156"/>
+        <w:gridCol w:w="4156"/>
       </w:tblGrid>
       <w:tr>
         <w:tc>
           <w:tcPr>
-            <w:tcW w:type="dxa" w:w="1701"/>
+            <w:tcW w:type="dxa" w:w="4156"/>
           </w:tcPr>
           <w:p>
             <w:pPr>
@@ -938,17 +2146,17 @@
             <w:r/>
             <w:r>
               <w:rPr>
-                <w:rFonts w:ascii="宋体" w:hAnsi="宋体" w:eastAsia="宋体"/>
+                <w:rFonts w:ascii="Times New Roman" w:hAnsi="Times New Roman" w:eastAsia="黑体"/>
                 <w:b/>
-                <w:sz w:val="22"/>
+                <w:sz w:val="21"/>
               </w:rPr>
-              <w:t>角色</w:t>
+              <w:t>类别</w:t>
             </w:r>
           </w:p>
         </w:tc>
         <w:tc>
           <w:tcPr>
-            <w:tcW w:type="dxa" w:w="3402"/>
+            <w:tcW w:type="dxa" w:w="4156"/>
           </w:tcPr>
           <w:p>
             <w:pPr>
@@ -958,31 +2166,11 @@
             <w:r/>
             <w:r>
               <w:rPr>
-                <w:rFonts w:ascii="宋体" w:hAnsi="宋体" w:eastAsia="宋体"/>
+                <w:rFonts w:ascii="Times New Roman" w:hAnsi="Times New Roman" w:eastAsia="黑体"/>
                 <w:b/>
-                <w:sz w:val="22"/>
+                <w:sz w:val="21"/>
               </w:rPr>
-              <w:t>描述</w:t>
-            </w:r>
-          </w:p>
-        </w:tc>
-        <w:tc>
-          <w:tcPr>
-            <w:tcW w:type="dxa" w:w="3969"/>
-          </w:tcPr>
-          <w:p>
-            <w:pPr>
-              <w:ind w:firstLine="0"/>
-              <w:jc w:val="center"/>
-            </w:pPr>
-            <w:r/>
-            <w:r>
-              <w:rPr>
-                <w:rFonts w:ascii="宋体" w:hAnsi="宋体" w:eastAsia="宋体"/>
-                <w:b/>
-                <w:sz w:val="22"/>
-              </w:rPr>
-              <w:t>核心操作</w:t>
+              <w:t>要求</w:t>
             </w:r>
           </w:p>
         </w:tc>
@@ -990,55 +2178,41 @@
       <w:tr>
         <w:tc>
           <w:tcPr>
-            <w:tcW w:type="dxa" w:w="1701"/>
+            <w:tcW w:type="dxa" w:w="4156"/>
           </w:tcPr>
           <w:p>
             <w:pPr>
+              <w:spacing w:line="240" w:lineRule="auto"/>
               <w:ind w:firstLine="0"/>
             </w:pPr>
             <w:r/>
             <w:r>
               <w:rPr>
-                <w:rFonts w:ascii="宋体" w:hAnsi="宋体" w:eastAsia="宋体"/>
+                <w:rFonts w:ascii="Times New Roman" w:hAnsi="Times New Roman" w:eastAsia="宋体"/>
+                <w:b w:val="0"/>
                 <w:sz w:val="21"/>
               </w:rPr>
-              <w:t>运维人员</w:t>
+              <w:t>服务器操作系统</w:t>
             </w:r>
           </w:p>
         </w:tc>
         <w:tc>
           <w:tcPr>
-            <w:tcW w:type="dxa" w:w="3402"/>
+            <w:tcW w:type="dxa" w:w="4156"/>
           </w:tcPr>
           <w:p>
             <w:pPr>
+              <w:spacing w:line="240" w:lineRule="auto"/>
               <w:ind w:firstLine="0"/>
             </w:pPr>
             <w:r/>
             <w:r>
               <w:rPr>
-                <w:rFonts w:ascii="宋体" w:hAnsi="宋体" w:eastAsia="宋体"/>
+                <w:rFonts w:ascii="Times New Roman" w:hAnsi="Times New Roman" w:eastAsia="宋体"/>
+                <w:b w:val="0"/>
                 <w:sz w:val="21"/>
               </w:rPr>
-              <w:t>车间一线设备运维执行者，负责设备巡检与故障处置</w:t>
-            </w:r>
-          </w:p>
-        </w:tc>
-        <w:tc>
-          <w:tcPr>
-            <w:tcW w:type="dxa" w:w="3969"/>
-          </w:tcPr>
-          <w:p>
-            <w:pPr>
-              <w:ind w:firstLine="0"/>
-            </w:pPr>
-            <w:r/>
-            <w:r>
-              <w:rPr>
-                <w:rFonts w:ascii="宋体" w:hAnsi="宋体" w:eastAsia="宋体"/>
-                <w:sz w:val="21"/>
-              </w:rPr>
-              <w:t>查看设备健康状态、监控传感器数据、接收告警、执行告警处置、记录运维措施</w:t>
+              <w:t>Windows 10/11 或 Linux（Ubuntu 20.04+）</w:t>
             </w:r>
           </w:p>
         </w:tc>
@@ -1046,55 +2220,41 @@
       <w:tr>
         <w:tc>
           <w:tcPr>
-            <w:tcW w:type="dxa" w:w="1701"/>
+            <w:tcW w:type="dxa" w:w="4156"/>
           </w:tcPr>
           <w:p>
             <w:pPr>
+              <w:spacing w:line="240" w:lineRule="auto"/>
               <w:ind w:firstLine="0"/>
             </w:pPr>
             <w:r/>
             <w:r>
               <w:rPr>
-                <w:rFonts w:ascii="宋体" w:hAnsi="宋体" w:eastAsia="宋体"/>
+                <w:rFonts w:ascii="Times New Roman" w:hAnsi="Times New Roman" w:eastAsia="宋体"/>
+                <w:b w:val="0"/>
                 <w:sz w:val="21"/>
               </w:rPr>
-              <w:t>运维管理员</w:t>
+              <w:t>Python 版本</w:t>
             </w:r>
           </w:p>
         </w:tc>
         <w:tc>
           <w:tcPr>
-            <w:tcW w:type="dxa" w:w="3402"/>
+            <w:tcW w:type="dxa" w:w="4156"/>
           </w:tcPr>
           <w:p>
             <w:pPr>
+              <w:spacing w:line="240" w:lineRule="auto"/>
               <w:ind w:firstLine="0"/>
             </w:pPr>
             <w:r/>
             <w:r>
               <w:rPr>
-                <w:rFonts w:ascii="宋体" w:hAnsi="宋体" w:eastAsia="宋体"/>
+                <w:rFonts w:ascii="Times New Roman" w:hAnsi="Times New Roman" w:eastAsia="宋体"/>
+                <w:b w:val="0"/>
                 <w:sz w:val="21"/>
               </w:rPr>
-              <w:t>负责设备运维策略制定与整体状态监控</w:t>
-            </w:r>
-          </w:p>
-        </w:tc>
-        <w:tc>
-          <w:tcPr>
-            <w:tcW w:type="dxa" w:w="3969"/>
-          </w:tcPr>
-          <w:p>
-            <w:pPr>
-              <w:ind w:firstLine="0"/>
-            </w:pPr>
-            <w:r/>
-            <w:r>
-              <w:rPr>
-                <w:rFonts w:ascii="宋体" w:hAnsi="宋体" w:eastAsia="宋体"/>
-                <w:sz w:val="21"/>
-              </w:rPr>
-              <w:t>查看全厂设备健康驾驶舱、告警统计与趋势、运维记录汇总、评估设备健康度</w:t>
+              <w:t>Python 3.9 及以上</w:t>
             </w:r>
           </w:p>
         </w:tc>
@@ -1102,55 +2262,209 @@
       <w:tr>
         <w:tc>
           <w:tcPr>
-            <w:tcW w:type="dxa" w:w="1701"/>
+            <w:tcW w:type="dxa" w:w="4156"/>
           </w:tcPr>
           <w:p>
             <w:pPr>
+              <w:spacing w:line="240" w:lineRule="auto"/>
               <w:ind w:firstLine="0"/>
             </w:pPr>
             <w:r/>
             <w:r>
               <w:rPr>
-                <w:rFonts w:ascii="宋体" w:hAnsi="宋体" w:eastAsia="宋体"/>
+                <w:rFonts w:ascii="Times New Roman" w:hAnsi="Times New Roman" w:eastAsia="宋体"/>
+                <w:b w:val="0"/>
                 <w:sz w:val="21"/>
               </w:rPr>
-              <w:t>系统管理员</w:t>
+              <w:t>后端框架</w:t>
             </w:r>
           </w:p>
         </w:tc>
         <w:tc>
           <w:tcPr>
-            <w:tcW w:type="dxa" w:w="3402"/>
+            <w:tcW w:type="dxa" w:w="4156"/>
           </w:tcPr>
           <w:p>
             <w:pPr>
+              <w:spacing w:line="240" w:lineRule="auto"/>
               <w:ind w:firstLine="0"/>
             </w:pPr>
             <w:r/>
             <w:r>
               <w:rPr>
-                <w:rFonts w:ascii="宋体" w:hAnsi="宋体" w:eastAsia="宋体"/>
+                <w:rFonts w:ascii="Times New Roman" w:hAnsi="Times New Roman" w:eastAsia="宋体"/>
+                <w:b w:val="0"/>
                 <w:sz w:val="21"/>
               </w:rPr>
-              <w:t>负责系统配置、数据管理与模型维护</w:t>
+              <w:t>Flask 3.x</w:t>
+            </w:r>
+          </w:p>
+        </w:tc>
+      </w:tr>
+      <w:tr>
+        <w:tc>
+          <w:tcPr>
+            <w:tcW w:type="dxa" w:w="4156"/>
+          </w:tcPr>
+          <w:p>
+            <w:pPr>
+              <w:spacing w:line="240" w:lineRule="auto"/>
+              <w:ind w:firstLine="0"/>
+            </w:pPr>
+            <w:r/>
+            <w:r>
+              <w:rPr>
+                <w:rFonts w:ascii="Times New Roman" w:hAnsi="Times New Roman" w:eastAsia="宋体"/>
+                <w:b w:val="0"/>
+                <w:sz w:val="21"/>
+              </w:rPr>
+              <w:t>数据库</w:t>
             </w:r>
           </w:p>
         </w:tc>
         <w:tc>
           <w:tcPr>
-            <w:tcW w:type="dxa" w:w="3969"/>
+            <w:tcW w:type="dxa" w:w="4156"/>
           </w:tcPr>
           <w:p>
             <w:pPr>
+              <w:spacing w:line="240" w:lineRule="auto"/>
               <w:ind w:firstLine="0"/>
             </w:pPr>
             <w:r/>
             <w:r>
               <w:rPr>
-                <w:rFonts w:ascii="宋体" w:hAnsi="宋体" w:eastAsia="宋体"/>
+                <w:rFonts w:ascii="Times New Roman" w:hAnsi="Times New Roman" w:eastAsia="宋体"/>
+                <w:b w:val="0"/>
                 <w:sz w:val="21"/>
               </w:rPr>
-              <w:t>数据集管理、模型训练与更新、数据库维护、系统运行监控</w:t>
+              <w:t>SQLite 3（嵌入式，无需独立部署）</w:t>
+            </w:r>
+          </w:p>
+        </w:tc>
+      </w:tr>
+      <w:tr>
+        <w:tc>
+          <w:tcPr>
+            <w:tcW w:type="dxa" w:w="4156"/>
+          </w:tcPr>
+          <w:p>
+            <w:pPr>
+              <w:spacing w:line="240" w:lineRule="auto"/>
+              <w:ind w:firstLine="0"/>
+            </w:pPr>
+            <w:r/>
+            <w:r>
+              <w:rPr>
+                <w:rFonts w:ascii="Times New Roman" w:hAnsi="Times New Roman" w:eastAsia="宋体"/>
+                <w:b w:val="0"/>
+                <w:sz w:val="21"/>
+              </w:rPr>
+              <w:t>算法库</w:t>
+            </w:r>
+          </w:p>
+        </w:tc>
+        <w:tc>
+          <w:tcPr>
+            <w:tcW w:type="dxa" w:w="4156"/>
+          </w:tcPr>
+          <w:p>
+            <w:pPr>
+              <w:spacing w:line="240" w:lineRule="auto"/>
+              <w:ind w:firstLine="0"/>
+            </w:pPr>
+            <w:r/>
+            <w:r>
+              <w:rPr>
+                <w:rFonts w:ascii="Times New Roman" w:hAnsi="Times New Roman" w:eastAsia="宋体"/>
+                <w:b w:val="0"/>
+                <w:sz w:val="21"/>
+              </w:rPr>
+              <w:t>scikit-learn、pandas、numpy、joblib</w:t>
+            </w:r>
+          </w:p>
+        </w:tc>
+      </w:tr>
+      <w:tr>
+        <w:tc>
+          <w:tcPr>
+            <w:tcW w:type="dxa" w:w="4156"/>
+          </w:tcPr>
+          <w:p>
+            <w:pPr>
+              <w:spacing w:line="240" w:lineRule="auto"/>
+              <w:ind w:firstLine="0"/>
+            </w:pPr>
+            <w:r/>
+            <w:r>
+              <w:rPr>
+                <w:rFonts w:ascii="Times New Roman" w:hAnsi="Times New Roman" w:eastAsia="宋体"/>
+                <w:b w:val="0"/>
+                <w:sz w:val="21"/>
+              </w:rPr>
+              <w:t>前端运行环境</w:t>
+            </w:r>
+          </w:p>
+        </w:tc>
+        <w:tc>
+          <w:tcPr>
+            <w:tcW w:type="dxa" w:w="4156"/>
+          </w:tcPr>
+          <w:p>
+            <w:pPr>
+              <w:spacing w:line="240" w:lineRule="auto"/>
+              <w:ind w:firstLine="0"/>
+            </w:pPr>
+            <w:r/>
+            <w:r>
+              <w:rPr>
+                <w:rFonts w:ascii="Times New Roman" w:hAnsi="Times New Roman" w:eastAsia="宋体"/>
+                <w:b w:val="0"/>
+                <w:sz w:val="21"/>
+              </w:rPr>
+              <w:t>现代浏览器（Chrome、Edge、Firefox 最新版）</w:t>
+            </w:r>
+          </w:p>
+        </w:tc>
+      </w:tr>
+      <w:tr>
+        <w:tc>
+          <w:tcPr>
+            <w:tcW w:type="dxa" w:w="4156"/>
+          </w:tcPr>
+          <w:p>
+            <w:pPr>
+              <w:spacing w:line="240" w:lineRule="auto"/>
+              <w:ind w:firstLine="0"/>
+            </w:pPr>
+            <w:r/>
+            <w:r>
+              <w:rPr>
+                <w:rFonts w:ascii="Times New Roman" w:hAnsi="Times New Roman" w:eastAsia="宋体"/>
+                <w:b w:val="0"/>
+                <w:sz w:val="21"/>
+              </w:rPr>
+              <w:t>网络环境</w:t>
+            </w:r>
+          </w:p>
+        </w:tc>
+        <w:tc>
+          <w:tcPr>
+            <w:tcW w:type="dxa" w:w="4156"/>
+          </w:tcPr>
+          <w:p>
+            <w:pPr>
+              <w:spacing w:line="240" w:lineRule="auto"/>
+              <w:ind w:firstLine="0"/>
+            </w:pPr>
+            <w:r/>
+            <w:r>
+              <w:rPr>
+                <w:rFonts w:ascii="Times New Roman" w:hAnsi="Times New Roman" w:eastAsia="宋体"/>
+                <w:b w:val="0"/>
+                <w:sz w:val="21"/>
+              </w:rPr>
+              <w:t>局域网或本地回环（127.0.0.1:5000）</w:t>
             </w:r>
           </w:p>
         </w:tc>
@@ -1159,11 +2473,900 @@
     <w:p/>
     <w:p>
       <w:pPr>
-        <w:pStyle w:val="Heading2"/>
-        <w:ind w:firstLine="0"/>
+        <w:spacing w:line="360" w:lineRule="auto" w:before="240" w:after="120"/>
+        <w:jc w:val="left"/>
       </w:pPr>
       <w:r>
-        <w:t>2.3 运行环境</w:t>
+        <w:rPr>
+          <w:rFonts w:ascii="Times New Roman" w:hAnsi="Times New Roman" w:eastAsia="黑体"/>
+          <w:b/>
+          <w:sz w:val="28"/>
+        </w:rPr>
+        <w:t>2.4 设计约束</w:t>
+      </w:r>
+    </w:p>
+    <w:p>
+      <w:pPr>
+        <w:spacing w:line="360" w:lineRule="auto" w:before="0" w:after="0"/>
+        <w:jc w:val="both"/>
+      </w:pPr>
+      <w:r>
+        <w:rPr>
+          <w:rFonts w:ascii="Times New Roman" w:hAnsi="Times New Roman" w:eastAsia="宋体"/>
+          <w:b w:val="0"/>
+          <w:sz w:val="24"/>
+        </w:rPr>
+        <w:t>（1）架构约束：必须采用 B/S 架构，前端通过浏览器访问，后端提供 RESTful API。</w:t>
+      </w:r>
+    </w:p>
+    <w:p>
+      <w:pPr>
+        <w:spacing w:line="360" w:lineRule="auto" w:before="0" w:after="0"/>
+        <w:jc w:val="both"/>
+      </w:pPr>
+      <w:r>
+        <w:rPr>
+          <w:rFonts w:ascii="Times New Roman" w:hAnsi="Times New Roman" w:eastAsia="宋体"/>
+          <w:b w:val="0"/>
+          <w:sz w:val="24"/>
+        </w:rPr>
+        <w:t>（2）技术方向约束：必须实际落地至少 3 项《制造智能技术》课程技术方向，禁止装饰性引入。本系统落地时序异常检测、故障预测、根因分析三项。</w:t>
+      </w:r>
+    </w:p>
+    <w:p>
+      <w:pPr>
+        <w:spacing w:line="360" w:lineRule="auto" w:before="0" w:after="0"/>
+        <w:jc w:val="both"/>
+      </w:pPr>
+      <w:r>
+        <w:rPr>
+          <w:rFonts w:ascii="Times New Roman" w:hAnsi="Times New Roman" w:eastAsia="宋体"/>
+          <w:b w:val="0"/>
+          <w:sz w:val="24"/>
+        </w:rPr>
+        <w:t>（3）数据约束：使用公开工业数据集，禁止使用企业涉密或私有敏感数据。</w:t>
+      </w:r>
+    </w:p>
+    <w:p>
+      <w:pPr>
+        <w:spacing w:line="360" w:lineRule="auto" w:before="0" w:after="0"/>
+        <w:jc w:val="both"/>
+      </w:pPr>
+      <w:r>
+        <w:rPr>
+          <w:rFonts w:ascii="Times New Roman" w:hAnsi="Times New Roman" w:eastAsia="宋体"/>
+          <w:b w:val="0"/>
+          <w:sz w:val="24"/>
+        </w:rPr>
+        <w:t>（4）开发模式约束：全程采用 Vibe-Coding 模式，保留完整 AI 会话日志与 Git 提交历史。</w:t>
+      </w:r>
+    </w:p>
+    <w:p>
+      <w:pPr>
+        <w:spacing w:line="360" w:lineRule="auto" w:before="0" w:after="0"/>
+        <w:jc w:val="both"/>
+      </w:pPr>
+      <w:r>
+        <w:rPr>
+          <w:rFonts w:ascii="Times New Roman" w:hAnsi="Times New Roman" w:eastAsia="宋体"/>
+          <w:b w:val="0"/>
+          <w:sz w:val="24"/>
+        </w:rPr>
+        <w:t>（5）AI 使用约束：AI 生成代码必须经人工审查与测试，报告中如实披露 AI 工具与提示词策略。</w:t>
+      </w:r>
+    </w:p>
+    <w:p>
+      <w:pPr>
+        <w:spacing w:line="360" w:lineRule="auto" w:before="240" w:after="120"/>
+        <w:jc w:val="left"/>
+      </w:pPr>
+      <w:r>
+        <w:rPr>
+          <w:rFonts w:ascii="Times New Roman" w:hAnsi="Times New Roman" w:eastAsia="黑体"/>
+          <w:b/>
+          <w:sz w:val="28"/>
+        </w:rPr>
+        <w:t>2.5 假设与依赖</w:t>
+      </w:r>
+    </w:p>
+    <w:p>
+      <w:pPr>
+        <w:spacing w:line="360" w:lineRule="auto" w:before="0" w:after="0"/>
+        <w:jc w:val="both"/>
+      </w:pPr>
+      <w:r>
+        <w:rPr>
+          <w:rFonts w:ascii="Times New Roman" w:hAnsi="Times New Roman" w:eastAsia="宋体"/>
+          <w:b w:val="0"/>
+          <w:sz w:val="24"/>
+        </w:rPr>
+        <w:t>（1）假设传感器数据以固定频率采集，时间戳连续且格式统一。</w:t>
+      </w:r>
+    </w:p>
+    <w:p>
+      <w:pPr>
+        <w:spacing w:line="360" w:lineRule="auto" w:before="0" w:after="0"/>
+        <w:jc w:val="both"/>
+      </w:pPr>
+      <w:r>
+        <w:rPr>
+          <w:rFonts w:ascii="Times New Roman" w:hAnsi="Times New Roman" w:eastAsia="宋体"/>
+          <w:b w:val="0"/>
+          <w:sz w:val="24"/>
+        </w:rPr>
+        <w:t>（2）假设设备正常工况数据充足，可用于训练无监督异常检测模型。</w:t>
+      </w:r>
+    </w:p>
+    <w:p>
+      <w:pPr>
+        <w:spacing w:line="360" w:lineRule="auto" w:before="0" w:after="0"/>
+        <w:jc w:val="both"/>
+      </w:pPr>
+      <w:r>
+        <w:rPr>
+          <w:rFonts w:ascii="Times New Roman" w:hAnsi="Times New Roman" w:eastAsia="宋体"/>
+          <w:b w:val="0"/>
+          <w:sz w:val="24"/>
+        </w:rPr>
+        <w:t>（3）依赖 scikit-learn 提供的 IsolationForest 与 RandomForest 算法实现。</w:t>
+      </w:r>
+    </w:p>
+    <w:p>
+      <w:pPr>
+        <w:spacing w:line="360" w:lineRule="auto" w:before="0" w:after="0"/>
+        <w:jc w:val="both"/>
+      </w:pPr>
+      <w:r>
+        <w:rPr>
+          <w:rFonts w:ascii="Times New Roman" w:hAnsi="Times New Roman" w:eastAsia="宋体"/>
+          <w:b w:val="0"/>
+          <w:sz w:val="24"/>
+        </w:rPr>
+        <w:t>（4）依赖 ECharts 提供前端图表渲染能力。</w:t>
+      </w:r>
+    </w:p>
+    <w:p>
+      <w:r>
+        <w:br w:type="page"/>
+      </w:r>
+    </w:p>
+    <w:p>
+      <w:pPr>
+        <w:spacing w:line="360" w:lineRule="auto" w:before="480" w:after="360"/>
+        <w:jc w:val="center"/>
+      </w:pPr>
+      <w:r>
+        <w:rPr>
+          <w:rFonts w:ascii="Times New Roman" w:hAnsi="Times New Roman" w:eastAsia="黑体"/>
+          <w:b/>
+          <w:sz w:val="32"/>
+        </w:rPr>
+        <w:t>第3章 功能需求</w:t>
+      </w:r>
+    </w:p>
+    <w:p>
+      <w:pPr>
+        <w:spacing w:line="360" w:lineRule="auto" w:before="240" w:after="120"/>
+        <w:jc w:val="left"/>
+      </w:pPr>
+      <w:r>
+        <w:rPr>
+          <w:rFonts w:ascii="Times New Roman" w:hAnsi="Times New Roman" w:eastAsia="黑体"/>
+          <w:b/>
+          <w:sz w:val="28"/>
+        </w:rPr>
+        <w:t>3.1 功能架构概述</w:t>
+      </w:r>
+    </w:p>
+    <w:p>
+      <w:pPr>
+        <w:spacing w:line="360" w:lineRule="auto" w:before="0" w:after="0"/>
+        <w:ind w:firstLine="480"/>
+        <w:jc w:val="both"/>
+      </w:pPr>
+      <w:r>
+        <w:rPr>
+          <w:rFonts w:ascii="Times New Roman" w:hAnsi="Times New Roman" w:eastAsia="宋体"/>
+          <w:b w:val="0"/>
+          <w:sz w:val="24"/>
+        </w:rPr>
+        <w:t>系统功能分为五大模块：设备总览驾驶舱、传感器实时监控与智能诊断、故障告警管理、运维处置记录、数据管理与模型服务。各模块通过后端 API 与数据库交互，形成"数据采集→智能分析→告警生成→处置闭环→记录追溯"的完整业务链路。</w:t>
+      </w:r>
+    </w:p>
+    <w:p>
+      <w:pPr>
+        <w:spacing w:line="360" w:lineRule="auto" w:before="240" w:after="120"/>
+        <w:jc w:val="left"/>
+      </w:pPr>
+      <w:r>
+        <w:rPr>
+          <w:rFonts w:ascii="Times New Roman" w:hAnsi="Times New Roman" w:eastAsia="黑体"/>
+          <w:b/>
+          <w:sz w:val="28"/>
+        </w:rPr>
+        <w:t>3.2 FR-01 设备总览与管理驾驶舱</w:t>
+      </w:r>
+    </w:p>
+    <w:p>
+      <w:pPr>
+        <w:spacing w:line="360" w:lineRule="auto" w:before="0" w:after="0"/>
+        <w:ind w:firstLine="480"/>
+        <w:jc w:val="both"/>
+      </w:pPr>
+      <w:r>
+        <w:rPr>
+          <w:rFonts w:ascii="Times New Roman" w:hAnsi="Times New Roman" w:eastAsia="宋体"/>
+          <w:b w:val="0"/>
+          <w:sz w:val="24"/>
+        </w:rPr>
+        <w:t>优先级：高。功能描述：为运维管理员提供全厂设备运行状态的一站式可视化总览。</w:t>
+      </w:r>
+    </w:p>
+    <w:p>
+      <w:pPr>
+        <w:spacing w:line="360" w:lineRule="auto" w:before="0" w:after="0"/>
+        <w:jc w:val="both"/>
+      </w:pPr>
+      <w:r>
+        <w:rPr>
+          <w:rFonts w:ascii="Times New Roman" w:hAnsi="Times New Roman" w:eastAsia="宋体"/>
+          <w:b w:val="0"/>
+          <w:sz w:val="24"/>
+        </w:rPr>
+        <w:t>具体需求：</w:t>
+      </w:r>
+    </w:p>
+    <w:p>
+      <w:pPr>
+        <w:spacing w:line="360" w:lineRule="auto" w:before="0" w:after="0"/>
+        <w:jc w:val="both"/>
+      </w:pPr>
+      <w:r>
+        <w:rPr>
+          <w:rFonts w:ascii="Times New Roman" w:hAnsi="Times New Roman" w:eastAsia="宋体"/>
+          <w:b w:val="0"/>
+          <w:sz w:val="24"/>
+        </w:rPr>
+        <w:t>（1）展示 5 项 KPI 指标卡：接入设备数、传感器数据总量、全厂综合健康率、未处理告警数、未处理高危告警数。</w:t>
+      </w:r>
+    </w:p>
+    <w:p>
+      <w:pPr>
+        <w:spacing w:line="360" w:lineRule="auto" w:before="0" w:after="0"/>
+        <w:jc w:val="both"/>
+      </w:pPr>
+      <w:r>
+        <w:rPr>
+          <w:rFonts w:ascii="Times New Roman" w:hAnsi="Times New Roman" w:eastAsia="宋体"/>
+          <w:b w:val="0"/>
+          <w:sz w:val="24"/>
+        </w:rPr>
+        <w:t>（2）展示设备运行状态分布环形图（健康/关注/故障三色）。</w:t>
+      </w:r>
+    </w:p>
+    <w:p>
+      <w:pPr>
+        <w:spacing w:line="360" w:lineRule="auto" w:before="0" w:after="0"/>
+        <w:jc w:val="both"/>
+      </w:pPr>
+      <w:r>
+        <w:rPr>
+          <w:rFonts w:ascii="Times New Roman" w:hAnsi="Times New Roman" w:eastAsia="宋体"/>
+          <w:b w:val="0"/>
+          <w:sz w:val="24"/>
+        </w:rPr>
+        <w:t>（3）展示各设备健康度评分柱状图，按健康度阈值自动着色。</w:t>
+      </w:r>
+    </w:p>
+    <w:p>
+      <w:pPr>
+        <w:spacing w:line="360" w:lineRule="auto" w:before="0" w:after="0"/>
+        <w:jc w:val="both"/>
+      </w:pPr>
+      <w:r>
+        <w:rPr>
+          <w:rFonts w:ascii="Times New Roman" w:hAnsi="Times New Roman" w:eastAsia="宋体"/>
+          <w:b w:val="0"/>
+          <w:sz w:val="24"/>
+        </w:rPr>
+        <w:t>（4）展示告警级别分布饼图（高危/中危/已处理）。</w:t>
+      </w:r>
+    </w:p>
+    <w:p>
+      <w:pPr>
+        <w:spacing w:line="360" w:lineRule="auto" w:before="0" w:after="0"/>
+        <w:jc w:val="both"/>
+      </w:pPr>
+      <w:r>
+        <w:rPr>
+          <w:rFonts w:ascii="Times New Roman" w:hAnsi="Times New Roman" w:eastAsia="宋体"/>
+          <w:b w:val="0"/>
+          <w:sz w:val="24"/>
+        </w:rPr>
+        <w:t>（5）展示告警时间趋势图（按日聚合高危/中危数量）。</w:t>
+      </w:r>
+    </w:p>
+    <w:p>
+      <w:pPr>
+        <w:spacing w:line="360" w:lineRule="auto" w:before="0" w:after="0"/>
+        <w:jc w:val="both"/>
+      </w:pPr>
+      <w:r>
+        <w:rPr>
+          <w:rFonts w:ascii="Times New Roman" w:hAnsi="Times New Roman" w:eastAsia="宋体"/>
+          <w:b w:val="0"/>
+          <w:sz w:val="24"/>
+        </w:rPr>
+        <w:t>（6）展示故障特征重要度横向柱状图，作为根因分析依据。</w:t>
+      </w:r>
+    </w:p>
+    <w:p>
+      <w:pPr>
+        <w:spacing w:line="360" w:lineRule="auto" w:before="0" w:after="0"/>
+        <w:jc w:val="both"/>
+      </w:pPr>
+      <w:r>
+        <w:rPr>
+          <w:rFonts w:ascii="Times New Roman" w:hAnsi="Times New Roman" w:eastAsia="宋体"/>
+          <w:b w:val="0"/>
+          <w:sz w:val="24"/>
+        </w:rPr>
+        <w:t>（7）展示设备健康档案表，包含设备编号、名称、位置、样本数、健康度、状态、未处理告警数，并提供跳转监控页的操作入口。</w:t>
+      </w:r>
+    </w:p>
+    <w:p>
+      <w:pPr>
+        <w:spacing w:line="360" w:lineRule="auto" w:before="0" w:after="0"/>
+        <w:jc w:val="both"/>
+      </w:pPr>
+      <w:r>
+        <w:rPr>
+          <w:rFonts w:ascii="Times New Roman" w:hAnsi="Times New Roman" w:eastAsia="宋体"/>
+          <w:b w:val="0"/>
+          <w:sz w:val="24"/>
+        </w:rPr>
+        <w:t>（8）展示最新告警动态流，按时间倒序显示最近 5 条告警。</w:t>
+      </w:r>
+    </w:p>
+    <w:p>
+      <w:pPr>
+        <w:spacing w:line="360" w:lineRule="auto" w:before="0" w:after="0"/>
+        <w:jc w:val="both"/>
+      </w:pPr>
+      <w:r>
+        <w:rPr>
+          <w:rFonts w:ascii="Times New Roman" w:hAnsi="Times New Roman" w:eastAsia="宋体"/>
+          <w:b w:val="0"/>
+          <w:sz w:val="24"/>
+        </w:rPr>
+        <w:t>输入：无（系统自动聚合数据库数据）。输出：可视化驾驶舱页面。</w:t>
+      </w:r>
+    </w:p>
+    <w:p>
+      <w:pPr>
+        <w:spacing w:line="360" w:lineRule="auto" w:before="240" w:after="120"/>
+        <w:jc w:val="left"/>
+      </w:pPr>
+      <w:r>
+        <w:rPr>
+          <w:rFonts w:ascii="Times New Roman" w:hAnsi="Times New Roman" w:eastAsia="黑体"/>
+          <w:b/>
+          <w:sz w:val="28"/>
+        </w:rPr>
+        <w:t>3.3 FR-02 传感器实时监控与智能诊断</w:t>
+      </w:r>
+    </w:p>
+    <w:p>
+      <w:pPr>
+        <w:spacing w:line="360" w:lineRule="auto" w:before="0" w:after="0"/>
+        <w:ind w:firstLine="480"/>
+        <w:jc w:val="both"/>
+      </w:pPr>
+      <w:r>
+        <w:rPr>
+          <w:rFonts w:ascii="Times New Roman" w:hAnsi="Times New Roman" w:eastAsia="宋体"/>
+          <w:b w:val="0"/>
+          <w:sz w:val="24"/>
+        </w:rPr>
+        <w:t>优先级：高。功能描述：运维人员选择目标设备后，查看 8 路传感器时序曲线，并对单条数据执行三大算法智能诊断，支持批量扫描自动生成告警。</w:t>
+      </w:r>
+    </w:p>
+    <w:p>
+      <w:pPr>
+        <w:spacing w:line="360" w:lineRule="auto" w:before="0" w:after="0"/>
+        <w:jc w:val="both"/>
+      </w:pPr>
+      <w:r>
+        <w:rPr>
+          <w:rFonts w:ascii="Times New Roman" w:hAnsi="Times New Roman" w:eastAsia="宋体"/>
+          <w:b w:val="0"/>
+          <w:sz w:val="24"/>
+        </w:rPr>
+        <w:t>具体需求：</w:t>
+      </w:r>
+    </w:p>
+    <w:p>
+      <w:pPr>
+        <w:spacing w:line="360" w:lineRule="auto" w:before="0" w:after="0"/>
+        <w:jc w:val="both"/>
+      </w:pPr>
+      <w:r>
+        <w:rPr>
+          <w:rFonts w:ascii="Times New Roman" w:hAnsi="Times New Roman" w:eastAsia="宋体"/>
+          <w:b w:val="0"/>
+          <w:sz w:val="24"/>
+        </w:rPr>
+        <w:t>（1）设备选择：下拉框选择 4 台虚拟设备之一，切换后自动加载对应数据与智能诊断结果。</w:t>
+      </w:r>
+    </w:p>
+    <w:p>
+      <w:pPr>
+        <w:spacing w:line="360" w:lineRule="auto" w:before="0" w:after="0"/>
+        <w:jc w:val="both"/>
+      </w:pPr>
+      <w:r>
+        <w:rPr>
+          <w:rFonts w:ascii="Times New Roman" w:hAnsi="Times New Roman" w:eastAsia="宋体"/>
+          <w:b w:val="0"/>
+          <w:sz w:val="24"/>
+        </w:rPr>
+        <w:t>（2）显示点数选择：支持最近 50/100/200/500 条数据切换。</w:t>
+      </w:r>
+    </w:p>
+    <w:p>
+      <w:pPr>
+        <w:spacing w:line="360" w:lineRule="auto" w:before="0" w:after="0"/>
+        <w:jc w:val="both"/>
+      </w:pPr>
+      <w:r>
+        <w:rPr>
+          <w:rFonts w:ascii="Times New Roman" w:hAnsi="Times New Roman" w:eastAsia="宋体"/>
+          <w:b w:val="0"/>
+          <w:sz w:val="24"/>
+        </w:rPr>
+        <w:t>（3）三大核心仪表盘：实时显示设备健康度评分、故障发生概率、时序异常分数，颜色随风险等级变化。</w:t>
+      </w:r>
+    </w:p>
+    <w:p>
+      <w:pPr>
+        <w:spacing w:line="360" w:lineRule="auto" w:before="0" w:after="0"/>
+        <w:jc w:val="both"/>
+      </w:pPr>
+      <w:r>
+        <w:rPr>
+          <w:rFonts w:ascii="Times New Roman" w:hAnsi="Times New Roman" w:eastAsia="宋体"/>
+          <w:b w:val="0"/>
+          <w:sz w:val="24"/>
+        </w:rPr>
+        <w:t>（4）8 路传感器实时监测值仪表盘网格，量程随当前数据动态计算。</w:t>
+      </w:r>
+    </w:p>
+    <w:p>
+      <w:pPr>
+        <w:spacing w:line="360" w:lineRule="auto" w:before="0" w:after="0"/>
+        <w:jc w:val="both"/>
+      </w:pPr>
+      <w:r>
+        <w:rPr>
+          <w:rFonts w:ascii="Times New Roman" w:hAnsi="Times New Roman" w:eastAsia="宋体"/>
+          <w:b w:val="0"/>
+          <w:sz w:val="24"/>
+        </w:rPr>
+        <w:t>（5）4 组传感器时序曲线图，带渐变面积填充，支持鼠标悬停查看数值。</w:t>
+      </w:r>
+    </w:p>
+    <w:p>
+      <w:pPr>
+        <w:spacing w:line="360" w:lineRule="auto" w:before="0" w:after="0"/>
+        <w:jc w:val="both"/>
+      </w:pPr>
+      <w:r>
+        <w:rPr>
+          <w:rFonts w:ascii="Times New Roman" w:hAnsi="Times New Roman" w:eastAsia="宋体"/>
+          <w:b w:val="0"/>
+          <w:sz w:val="24"/>
+        </w:rPr>
+        <w:t>（6）智能诊断分析：对当前设备最新一条数据执行异常检测、故障预测、根因分析三大算法，输出综合预警级别（高危/中危/正常）与 Top3 根因传感器及运维建议。</w:t>
+      </w:r>
+    </w:p>
+    <w:p>
+      <w:pPr>
+        <w:spacing w:line="360" w:lineRule="auto" w:before="0" w:after="0"/>
+        <w:jc w:val="both"/>
+      </w:pPr>
+      <w:r>
+        <w:rPr>
+          <w:rFonts w:ascii="Times New Roman" w:hAnsi="Times New Roman" w:eastAsia="宋体"/>
+          <w:b w:val="0"/>
+          <w:sz w:val="24"/>
+        </w:rPr>
+        <w:t>（7）批量扫描生成告警：对指定设备最近 N 条数据批量执行算法，自动将高危/中危样本入库为告警记录，支持去重（同一时间戳仅存一条）。</w:t>
+      </w:r>
+    </w:p>
+    <w:p>
+      <w:pPr>
+        <w:spacing w:line="360" w:lineRule="auto" w:before="240" w:after="120"/>
+        <w:jc w:val="left"/>
+      </w:pPr>
+      <w:r>
+        <w:rPr>
+          <w:rFonts w:ascii="Times New Roman" w:hAnsi="Times New Roman" w:eastAsia="黑体"/>
+          <w:b/>
+          <w:sz w:val="28"/>
+        </w:rPr>
+        <w:t>3.4 FR-03 故障告警管理</w:t>
+      </w:r>
+    </w:p>
+    <w:p>
+      <w:pPr>
+        <w:spacing w:line="360" w:lineRule="auto" w:before="0" w:after="0"/>
+        <w:ind w:firstLine="480"/>
+        <w:jc w:val="both"/>
+      </w:pPr>
+      <w:r>
+        <w:rPr>
+          <w:rFonts w:ascii="Times New Roman" w:hAnsi="Times New Roman" w:eastAsia="宋体"/>
+          <w:b w:val="0"/>
+          <w:sz w:val="24"/>
+        </w:rPr>
+        <w:t>优先级：高。功能描述：集中管理全部告警记录，支持多维筛选、级别占比与趋势可视化、告警处置。</w:t>
+      </w:r>
+    </w:p>
+    <w:p>
+      <w:pPr>
+        <w:spacing w:line="360" w:lineRule="auto" w:before="0" w:after="0"/>
+        <w:jc w:val="both"/>
+      </w:pPr>
+      <w:r>
+        <w:rPr>
+          <w:rFonts w:ascii="Times New Roman" w:hAnsi="Times New Roman" w:eastAsia="宋体"/>
+          <w:b w:val="0"/>
+          <w:sz w:val="24"/>
+        </w:rPr>
+        <w:t>具体需求：</w:t>
+      </w:r>
+    </w:p>
+    <w:p>
+      <w:pPr>
+        <w:spacing w:line="360" w:lineRule="auto" w:before="0" w:after="0"/>
+        <w:jc w:val="both"/>
+      </w:pPr>
+      <w:r>
+        <w:rPr>
+          <w:rFonts w:ascii="Times New Roman" w:hAnsi="Times New Roman" w:eastAsia="宋体"/>
+          <w:b w:val="0"/>
+          <w:sz w:val="24"/>
+        </w:rPr>
+        <w:t>（1）4 项统计卡片：高危告警数、中危告警数、未处理告警数、已处理告警数。</w:t>
+      </w:r>
+    </w:p>
+    <w:p>
+      <w:pPr>
+        <w:spacing w:line="360" w:lineRule="auto" w:before="0" w:after="0"/>
+        <w:jc w:val="both"/>
+      </w:pPr>
+      <w:r>
+        <w:rPr>
+          <w:rFonts w:ascii="Times New Roman" w:hAnsi="Times New Roman" w:eastAsia="宋体"/>
+          <w:b w:val="0"/>
+          <w:sz w:val="24"/>
+        </w:rPr>
+        <w:t>（2）告警级别占比环形图与告警时间趋势堆叠柱状图。</w:t>
+      </w:r>
+    </w:p>
+    <w:p>
+      <w:pPr>
+        <w:spacing w:line="360" w:lineRule="auto" w:before="0" w:after="0"/>
+        <w:jc w:val="both"/>
+      </w:pPr>
+      <w:r>
+        <w:rPr>
+          <w:rFonts w:ascii="Times New Roman" w:hAnsi="Times New Roman" w:eastAsia="宋体"/>
+          <w:b w:val="0"/>
+          <w:sz w:val="24"/>
+        </w:rPr>
+        <w:t>（3）告警列表：展示告警 ID、设备编号、采集时间、告警类型、级别、异常分数、故障概率、根因分析、状态、操作。</w:t>
+      </w:r>
+    </w:p>
+    <w:p>
+      <w:pPr>
+        <w:spacing w:line="360" w:lineRule="auto" w:before="0" w:after="0"/>
+        <w:jc w:val="both"/>
+      </w:pPr>
+      <w:r>
+        <w:rPr>
+          <w:rFonts w:ascii="Times New Roman" w:hAnsi="Times New Roman" w:eastAsia="宋体"/>
+          <w:b w:val="0"/>
+          <w:sz w:val="24"/>
+        </w:rPr>
+        <w:t>（4）三维筛选：支持按设备、状态（未处理/已处理）、级别（高危/中危）单独筛选及组合筛选。</w:t>
+      </w:r>
+    </w:p>
+    <w:p>
+      <w:pPr>
+        <w:spacing w:line="360" w:lineRule="auto" w:before="0" w:after="0"/>
+        <w:jc w:val="both"/>
+      </w:pPr>
+      <w:r>
+        <w:rPr>
+          <w:rFonts w:ascii="Times New Roman" w:hAnsi="Times New Roman" w:eastAsia="宋体"/>
+          <w:b w:val="0"/>
+          <w:sz w:val="24"/>
+        </w:rPr>
+        <w:t>（5）一键扫描全部设备：批量扫描 4 台设备并生成告警。</w:t>
+      </w:r>
+    </w:p>
+    <w:p>
+      <w:pPr>
+        <w:spacing w:line="360" w:lineRule="auto" w:before="0" w:after="0"/>
+        <w:jc w:val="both"/>
+      </w:pPr>
+      <w:r>
+        <w:rPr>
+          <w:rFonts w:ascii="Times New Roman" w:hAnsi="Times New Roman" w:eastAsia="宋体"/>
+          <w:b w:val="0"/>
+          <w:sz w:val="24"/>
+        </w:rPr>
+        <w:t>（6）告警处置：对未处理告警输入运维处置措施，提交后告警状态更新为"已处理"，并自动创建运维记录。</w:t>
+      </w:r>
+    </w:p>
+    <w:p>
+      <w:pPr>
+        <w:spacing w:line="360" w:lineRule="auto" w:before="240" w:after="120"/>
+        <w:jc w:val="left"/>
+      </w:pPr>
+      <w:r>
+        <w:rPr>
+          <w:rFonts w:ascii="Times New Roman" w:hAnsi="Times New Roman" w:eastAsia="黑体"/>
+          <w:b/>
+          <w:sz w:val="28"/>
+        </w:rPr>
+        <w:t>3.5 FR-04 运维处置记录</w:t>
+      </w:r>
+    </w:p>
+    <w:p>
+      <w:pPr>
+        <w:spacing w:line="360" w:lineRule="auto" w:before="0" w:after="0"/>
+        <w:ind w:firstLine="480"/>
+        <w:jc w:val="both"/>
+      </w:pPr>
+      <w:r>
+        <w:rPr>
+          <w:rFonts w:ascii="Times New Roman" w:hAnsi="Times New Roman" w:eastAsia="宋体"/>
+          <w:b w:val="0"/>
+          <w:sz w:val="24"/>
+        </w:rPr>
+        <w:t>优先级：中。功能描述：记录全部告警处置历史，支持运维措施追溯与统计。</w:t>
+      </w:r>
+    </w:p>
+    <w:p>
+      <w:pPr>
+        <w:spacing w:line="360" w:lineRule="auto" w:before="0" w:after="0"/>
+        <w:jc w:val="both"/>
+      </w:pPr>
+      <w:r>
+        <w:rPr>
+          <w:rFonts w:ascii="Times New Roman" w:hAnsi="Times New Roman" w:eastAsia="宋体"/>
+          <w:b w:val="0"/>
+          <w:sz w:val="24"/>
+        </w:rPr>
+        <w:t>具体需求：</w:t>
+      </w:r>
+    </w:p>
+    <w:p>
+      <w:pPr>
+        <w:spacing w:line="360" w:lineRule="auto" w:before="0" w:after="0"/>
+        <w:jc w:val="both"/>
+      </w:pPr>
+      <w:r>
+        <w:rPr>
+          <w:rFonts w:ascii="Times New Roman" w:hAnsi="Times New Roman" w:eastAsia="宋体"/>
+          <w:b w:val="0"/>
+          <w:sz w:val="24"/>
+        </w:rPr>
+        <w:t>（1）3 项统计卡片：累计处置告警数、涉及设备数、运维人员数。</w:t>
+      </w:r>
+    </w:p>
+    <w:p>
+      <w:pPr>
+        <w:spacing w:line="360" w:lineRule="auto" w:before="0" w:after="0"/>
+        <w:jc w:val="both"/>
+      </w:pPr>
+      <w:r>
+        <w:rPr>
+          <w:rFonts w:ascii="Times New Roman" w:hAnsi="Times New Roman" w:eastAsia="宋体"/>
+          <w:b w:val="0"/>
+          <w:sz w:val="24"/>
+        </w:rPr>
+        <w:t>（2）运维记录表：展示记录 ID、关联告警 ID、设备编号、告警级别、告警内容、运维处置措施、处理人、处置时间，按处置时间倒序排列。</w:t>
+      </w:r>
+    </w:p>
+    <w:p>
+      <w:pPr>
+        <w:spacing w:line="360" w:lineRule="auto" w:before="240" w:after="120"/>
+        <w:jc w:val="left"/>
+      </w:pPr>
+      <w:r>
+        <w:rPr>
+          <w:rFonts w:ascii="Times New Roman" w:hAnsi="Times New Roman" w:eastAsia="黑体"/>
+          <w:b/>
+          <w:sz w:val="28"/>
+        </w:rPr>
+        <w:t>3.6 FR-05 数据管理与模型服务</w:t>
+      </w:r>
+    </w:p>
+    <w:p>
+      <w:pPr>
+        <w:spacing w:line="360" w:lineRule="auto" w:before="0" w:after="0"/>
+        <w:ind w:firstLine="480"/>
+        <w:jc w:val="both"/>
+      </w:pPr>
+      <w:r>
+        <w:rPr>
+          <w:rFonts w:ascii="Times New Roman" w:hAnsi="Times New Roman" w:eastAsia="宋体"/>
+          <w:b w:val="0"/>
+          <w:sz w:val="24"/>
+        </w:rPr>
+        <w:t>优先级：中。功能描述：提供设备信息查询、传感器数据查询、模型信息查询等后端服务，支撑前端各模块数据需求。</w:t>
+      </w:r>
+    </w:p>
+    <w:p>
+      <w:pPr>
+        <w:spacing w:line="360" w:lineRule="auto" w:before="0" w:after="0"/>
+        <w:jc w:val="both"/>
+      </w:pPr>
+      <w:r>
+        <w:rPr>
+          <w:rFonts w:ascii="Times New Roman" w:hAnsi="Times New Roman" w:eastAsia="宋体"/>
+          <w:b w:val="0"/>
+          <w:sz w:val="24"/>
+        </w:rPr>
+        <w:t>具体需求：</w:t>
+      </w:r>
+    </w:p>
+    <w:p>
+      <w:pPr>
+        <w:spacing w:line="360" w:lineRule="auto" w:before="0" w:after="0"/>
+        <w:jc w:val="both"/>
+      </w:pPr>
+      <w:r>
+        <w:rPr>
+          <w:rFonts w:ascii="Times New Roman" w:hAnsi="Times New Roman" w:eastAsia="宋体"/>
+          <w:b w:val="0"/>
+          <w:sz w:val="24"/>
+        </w:rPr>
+        <w:t>（1）设备列表查询：返回全部设备的基础信息、样本统计与最新数据时间。</w:t>
+      </w:r>
+    </w:p>
+    <w:p>
+      <w:pPr>
+        <w:spacing w:line="360" w:lineRule="auto" w:before="0" w:after="0"/>
+        <w:jc w:val="both"/>
+      </w:pPr>
+      <w:r>
+        <w:rPr>
+          <w:rFonts w:ascii="Times New Roman" w:hAnsi="Times New Roman" w:eastAsia="宋体"/>
+          <w:b w:val="0"/>
+          <w:sz w:val="24"/>
+        </w:rPr>
+        <w:t>（2）传感器时序数据查询：按设备编号与条数限制返回时序数据，时间正序排列。</w:t>
+      </w:r>
+    </w:p>
+    <w:p>
+      <w:pPr>
+        <w:spacing w:line="360" w:lineRule="auto" w:before="0" w:after="0"/>
+        <w:jc w:val="both"/>
+      </w:pPr>
+      <w:r>
+        <w:rPr>
+          <w:rFonts w:ascii="Times New Roman" w:hAnsi="Times New Roman" w:eastAsia="宋体"/>
+          <w:b w:val="0"/>
+          <w:sz w:val="24"/>
+        </w:rPr>
+        <w:t>（3）最新数据查询：返回指定设备最新一条传感器记录。</w:t>
+      </w:r>
+    </w:p>
+    <w:p>
+      <w:pPr>
+        <w:spacing w:line="360" w:lineRule="auto" w:before="0" w:after="0"/>
+        <w:jc w:val="both"/>
+      </w:pPr>
+      <w:r>
+        <w:rPr>
+          <w:rFonts w:ascii="Times New Roman" w:hAnsi="Times New Roman" w:eastAsia="宋体"/>
+          <w:b w:val="0"/>
+          <w:sz w:val="24"/>
+        </w:rPr>
+        <w:t>（4）模型信息查询：返回故障预测模型准确率、混淆矩阵、8 路传感器特征重要度。</w:t>
+      </w:r>
+    </w:p>
+    <w:p>
+      <w:pPr>
+        <w:spacing w:line="360" w:lineRule="auto" w:before="0" w:after="0"/>
+        <w:jc w:val="both"/>
+      </w:pPr>
+      <w:r>
+        <w:rPr>
+          <w:rFonts w:ascii="Times New Roman" w:hAnsi="Times New Roman" w:eastAsia="宋体"/>
+          <w:b w:val="0"/>
+          <w:sz w:val="24"/>
+        </w:rPr>
+        <w:t>（5）驾驶舱聚合查询：返回设备健康度、状态分布、告警级别分布、综合健康率、最近告警。</w:t>
+      </w:r>
+    </w:p>
+    <w:p>
+      <w:pPr>
+        <w:spacing w:line="360" w:lineRule="auto" w:before="0" w:after="0"/>
+        <w:jc w:val="both"/>
+      </w:pPr>
+      <w:r>
+        <w:rPr>
+          <w:rFonts w:ascii="Times New Roman" w:hAnsi="Times New Roman" w:eastAsia="宋体"/>
+          <w:b w:val="0"/>
+          <w:sz w:val="24"/>
+        </w:rPr>
+        <w:t>（6）告警趋势查询：按日期聚合高危/中危告警数量。</w:t>
+      </w:r>
+    </w:p>
+    <w:p>
+      <w:pPr>
+        <w:spacing w:line="360" w:lineRule="auto" w:before="0" w:after="0"/>
+        <w:jc w:val="both"/>
+      </w:pPr>
+      <w:r>
+        <w:rPr>
+          <w:rFonts w:ascii="Times New Roman" w:hAnsi="Times New Roman" w:eastAsia="宋体"/>
+          <w:b w:val="0"/>
+          <w:sz w:val="24"/>
+        </w:rPr>
+        <w:t>（7）设备健康度详情查询：返回指定设备正常/异常样本各传感器均值。</w:t>
+      </w:r>
+    </w:p>
+    <w:p>
+      <w:r>
+        <w:br w:type="page"/>
+      </w:r>
+    </w:p>
+    <w:p>
+      <w:pPr>
+        <w:spacing w:line="360" w:lineRule="auto" w:before="480" w:after="360"/>
+        <w:jc w:val="center"/>
+      </w:pPr>
+      <w:r>
+        <w:rPr>
+          <w:rFonts w:ascii="Times New Roman" w:hAnsi="Times New Roman" w:eastAsia="黑体"/>
+          <w:b/>
+          <w:sz w:val="32"/>
+        </w:rPr>
+        <w:t>第4章 非功能需求</w:t>
+      </w:r>
+    </w:p>
+    <w:p>
+      <w:pPr>
+        <w:spacing w:line="360" w:lineRule="auto" w:before="240" w:after="120"/>
+        <w:jc w:val="left"/>
+      </w:pPr>
+      <w:r>
+        <w:rPr>
+          <w:rFonts w:ascii="Times New Roman" w:hAnsi="Times New Roman" w:eastAsia="黑体"/>
+          <w:b/>
+          <w:sz w:val="28"/>
+        </w:rPr>
+        <w:t>4.1 性能需求</w:t>
+      </w:r>
+    </w:p>
+    <w:p>
+      <w:pPr>
+        <w:spacing w:line="360" w:lineRule="auto" w:before="120" w:after="60"/>
+        <w:jc w:val="center"/>
+      </w:pPr>
+      <w:r>
+        <w:rPr>
+          <w:rFonts w:ascii="Times New Roman" w:hAnsi="Times New Roman" w:eastAsia="黑体"/>
+          <w:b/>
+          <w:sz w:val="21"/>
+        </w:rPr>
+        <w:t>表4-1 性能需求指标</w:t>
       </w:r>
     </w:p>
     <w:tbl>
@@ -1174,13 +3377,14 @@
         <w:tblLook w:firstColumn="1" w:firstRow="1" w:lastColumn="0" w:lastRow="0" w:noHBand="0" w:noVBand="1" w:val="04A0"/>
       </w:tblPr>
       <w:tblGrid>
-        <w:gridCol w:w="4320"/>
-        <w:gridCol w:w="4320"/>
+        <w:gridCol w:w="2771"/>
+        <w:gridCol w:w="2771"/>
+        <w:gridCol w:w="2771"/>
       </w:tblGrid>
       <w:tr>
         <w:tc>
           <w:tcPr>
-            <w:tcW w:type="dxa" w:w="2268"/>
+            <w:tcW w:type="dxa" w:w="2771"/>
           </w:tcPr>
           <w:p>
             <w:pPr>
@@ -1190,17 +3394,17 @@
             <w:r/>
             <w:r>
               <w:rPr>
-                <w:rFonts w:ascii="宋体" w:hAnsi="宋体" w:eastAsia="宋体"/>
+                <w:rFonts w:ascii="Times New Roman" w:hAnsi="Times New Roman" w:eastAsia="黑体"/>
                 <w:b/>
-                <w:sz w:val="22"/>
+                <w:sz w:val="21"/>
               </w:rPr>
-              <w:t>类别</w:t>
+              <w:t>编号</w:t>
             </w:r>
           </w:p>
         </w:tc>
         <w:tc>
           <w:tcPr>
-            <w:tcW w:type="dxa" w:w="6803"/>
+            <w:tcW w:type="dxa" w:w="2771"/>
           </w:tcPr>
           <w:p>
             <w:pPr>
@@ -1210,1180 +3414,17 @@
             <w:r/>
             <w:r>
               <w:rPr>
-                <w:rFonts w:ascii="宋体" w:hAnsi="宋体" w:eastAsia="宋体"/>
+                <w:rFonts w:ascii="Times New Roman" w:hAnsi="Times New Roman" w:eastAsia="黑体"/>
                 <w:b/>
-                <w:sz w:val="22"/>
-              </w:rPr>
-              <w:t>要求</w:t>
-            </w:r>
-          </w:p>
-        </w:tc>
-      </w:tr>
-      <w:tr>
-        <w:tc>
-          <w:tcPr>
-            <w:tcW w:type="dxa" w:w="2268"/>
-          </w:tcPr>
-          <w:p>
-            <w:pPr>
-              <w:ind w:firstLine="0"/>
-            </w:pPr>
-            <w:r/>
-            <w:r>
-              <w:rPr>
-                <w:rFonts w:ascii="宋体" w:hAnsi="宋体" w:eastAsia="宋体"/>
                 <w:sz w:val="21"/>
               </w:rPr>
-              <w:t>服务器操作系统</w:t>
+              <w:t>需求项</w:t>
             </w:r>
           </w:p>
         </w:tc>
         <w:tc>
           <w:tcPr>
-            <w:tcW w:type="dxa" w:w="6803"/>
-          </w:tcPr>
-          <w:p>
-            <w:pPr>
-              <w:ind w:firstLine="0"/>
-            </w:pPr>
-            <w:r/>
-            <w:r>
-              <w:rPr>
-                <w:rFonts w:ascii="宋体" w:hAnsi="宋体" w:eastAsia="宋体"/>
-                <w:sz w:val="21"/>
-              </w:rPr>
-              <w:t>Windows 10/11 或 Linux（Ubuntu 20.04+）</w:t>
-            </w:r>
-          </w:p>
-        </w:tc>
-      </w:tr>
-      <w:tr>
-        <w:tc>
-          <w:tcPr>
-            <w:tcW w:type="dxa" w:w="2268"/>
-          </w:tcPr>
-          <w:p>
-            <w:pPr>
-              <w:ind w:firstLine="0"/>
-            </w:pPr>
-            <w:r/>
-            <w:r>
-              <w:rPr>
-                <w:rFonts w:ascii="宋体" w:hAnsi="宋体" w:eastAsia="宋体"/>
-                <w:sz w:val="21"/>
-              </w:rPr>
-              <w:t>Python 版本</w:t>
-            </w:r>
-          </w:p>
-        </w:tc>
-        <w:tc>
-          <w:tcPr>
-            <w:tcW w:type="dxa" w:w="6803"/>
-          </w:tcPr>
-          <w:p>
-            <w:pPr>
-              <w:ind w:firstLine="0"/>
-            </w:pPr>
-            <w:r/>
-            <w:r>
-              <w:rPr>
-                <w:rFonts w:ascii="宋体" w:hAnsi="宋体" w:eastAsia="宋体"/>
-                <w:sz w:val="21"/>
-              </w:rPr>
-              <w:t>Python 3.9 及以上</w:t>
-            </w:r>
-          </w:p>
-        </w:tc>
-      </w:tr>
-      <w:tr>
-        <w:tc>
-          <w:tcPr>
-            <w:tcW w:type="dxa" w:w="2268"/>
-          </w:tcPr>
-          <w:p>
-            <w:pPr>
-              <w:ind w:firstLine="0"/>
-            </w:pPr>
-            <w:r/>
-            <w:r>
-              <w:rPr>
-                <w:rFonts w:ascii="宋体" w:hAnsi="宋体" w:eastAsia="宋体"/>
-                <w:sz w:val="21"/>
-              </w:rPr>
-              <w:t>后端框架</w:t>
-            </w:r>
-          </w:p>
-        </w:tc>
-        <w:tc>
-          <w:tcPr>
-            <w:tcW w:type="dxa" w:w="6803"/>
-          </w:tcPr>
-          <w:p>
-            <w:pPr>
-              <w:ind w:firstLine="0"/>
-            </w:pPr>
-            <w:r/>
-            <w:r>
-              <w:rPr>
-                <w:rFonts w:ascii="宋体" w:hAnsi="宋体" w:eastAsia="宋体"/>
-                <w:sz w:val="21"/>
-              </w:rPr>
-              <w:t>Flask 3.x</w:t>
-            </w:r>
-          </w:p>
-        </w:tc>
-      </w:tr>
-      <w:tr>
-        <w:tc>
-          <w:tcPr>
-            <w:tcW w:type="dxa" w:w="2268"/>
-          </w:tcPr>
-          <w:p>
-            <w:pPr>
-              <w:ind w:firstLine="0"/>
-            </w:pPr>
-            <w:r/>
-            <w:r>
-              <w:rPr>
-                <w:rFonts w:ascii="宋体" w:hAnsi="宋体" w:eastAsia="宋体"/>
-                <w:sz w:val="21"/>
-              </w:rPr>
-              <w:t>数据库</w:t>
-            </w:r>
-          </w:p>
-        </w:tc>
-        <w:tc>
-          <w:tcPr>
-            <w:tcW w:type="dxa" w:w="6803"/>
-          </w:tcPr>
-          <w:p>
-            <w:pPr>
-              <w:ind w:firstLine="0"/>
-            </w:pPr>
-            <w:r/>
-            <w:r>
-              <w:rPr>
-                <w:rFonts w:ascii="宋体" w:hAnsi="宋体" w:eastAsia="宋体"/>
-                <w:sz w:val="21"/>
-              </w:rPr>
-              <w:t>SQLite 3（嵌入式，无需独立部署）</w:t>
-            </w:r>
-          </w:p>
-        </w:tc>
-      </w:tr>
-      <w:tr>
-        <w:tc>
-          <w:tcPr>
-            <w:tcW w:type="dxa" w:w="2268"/>
-          </w:tcPr>
-          <w:p>
-            <w:pPr>
-              <w:ind w:firstLine="0"/>
-            </w:pPr>
-            <w:r/>
-            <w:r>
-              <w:rPr>
-                <w:rFonts w:ascii="宋体" w:hAnsi="宋体" w:eastAsia="宋体"/>
-                <w:sz w:val="21"/>
-              </w:rPr>
-              <w:t>算法库</w:t>
-            </w:r>
-          </w:p>
-        </w:tc>
-        <w:tc>
-          <w:tcPr>
-            <w:tcW w:type="dxa" w:w="6803"/>
-          </w:tcPr>
-          <w:p>
-            <w:pPr>
-              <w:ind w:firstLine="0"/>
-            </w:pPr>
-            <w:r/>
-            <w:r>
-              <w:rPr>
-                <w:rFonts w:ascii="宋体" w:hAnsi="宋体" w:eastAsia="宋体"/>
-                <w:sz w:val="21"/>
-              </w:rPr>
-              <w:t>scikit-learn、pandas、numpy、joblib</w:t>
-            </w:r>
-          </w:p>
-        </w:tc>
-      </w:tr>
-      <w:tr>
-        <w:tc>
-          <w:tcPr>
-            <w:tcW w:type="dxa" w:w="2268"/>
-          </w:tcPr>
-          <w:p>
-            <w:pPr>
-              <w:ind w:firstLine="0"/>
-            </w:pPr>
-            <w:r/>
-            <w:r>
-              <w:rPr>
-                <w:rFonts w:ascii="宋体" w:hAnsi="宋体" w:eastAsia="宋体"/>
-                <w:sz w:val="21"/>
-              </w:rPr>
-              <w:t>前端运行环境</w:t>
-            </w:r>
-          </w:p>
-        </w:tc>
-        <w:tc>
-          <w:tcPr>
-            <w:tcW w:type="dxa" w:w="6803"/>
-          </w:tcPr>
-          <w:p>
-            <w:pPr>
-              <w:ind w:firstLine="0"/>
-            </w:pPr>
-            <w:r/>
-            <w:r>
-              <w:rPr>
-                <w:rFonts w:ascii="宋体" w:hAnsi="宋体" w:eastAsia="宋体"/>
-                <w:sz w:val="21"/>
-              </w:rPr>
-              <w:t>现代浏览器（Chrome、Edge、Firefox 最新版），支持 JavaScript 与 ECharts</w:t>
-            </w:r>
-          </w:p>
-        </w:tc>
-      </w:tr>
-      <w:tr>
-        <w:tc>
-          <w:tcPr>
-            <w:tcW w:type="dxa" w:w="2268"/>
-          </w:tcPr>
-          <w:p>
-            <w:pPr>
-              <w:ind w:firstLine="0"/>
-            </w:pPr>
-            <w:r/>
-            <w:r>
-              <w:rPr>
-                <w:rFonts w:ascii="宋体" w:hAnsi="宋体" w:eastAsia="宋体"/>
-                <w:sz w:val="21"/>
-              </w:rPr>
-              <w:t>网络环境</w:t>
-            </w:r>
-          </w:p>
-        </w:tc>
-        <w:tc>
-          <w:tcPr>
-            <w:tcW w:type="dxa" w:w="6803"/>
-          </w:tcPr>
-          <w:p>
-            <w:pPr>
-              <w:ind w:firstLine="0"/>
-            </w:pPr>
-            <w:r/>
-            <w:r>
-              <w:rPr>
-                <w:rFonts w:ascii="宋体" w:hAnsi="宋体" w:eastAsia="宋体"/>
-                <w:sz w:val="21"/>
-              </w:rPr>
-              <w:t>局域网或本地回环（127.0.0.1:5000）</w:t>
-            </w:r>
-          </w:p>
-        </w:tc>
-      </w:tr>
-    </w:tbl>
-    <w:p/>
-    <w:p>
-      <w:pPr>
-        <w:pStyle w:val="Heading2"/>
-        <w:ind w:firstLine="0"/>
-      </w:pPr>
-      <w:r>
-        <w:t>2.4 设计约束</w:t>
-      </w:r>
-    </w:p>
-    <w:p>
-      <w:pPr>
-        <w:ind w:firstLine="0"/>
-      </w:pPr>
-      <w:r>
-        <w:rPr>
-          <w:rFonts w:ascii="宋体" w:hAnsi="宋体" w:eastAsia="宋体"/>
-          <w:sz w:val="24"/>
-        </w:rPr>
-        <w:t>（1）架构约束：必须采用 B/S 架构，前端通过浏览器访问，后端提供 RESTful API。</w:t>
-      </w:r>
-    </w:p>
-    <w:p>
-      <w:pPr>
-        <w:ind w:firstLine="0"/>
-      </w:pPr>
-      <w:r>
-        <w:rPr>
-          <w:rFonts w:ascii="宋体" w:hAnsi="宋体" w:eastAsia="宋体"/>
-          <w:sz w:val="24"/>
-        </w:rPr>
-        <w:t>（2）技术方向约束：必须实际落地至少 3 项《制造智能技术》课程技术方向，禁止装饰性引入。本系统落地时序异常检测、故障预测、根因分析三项。</w:t>
-      </w:r>
-    </w:p>
-    <w:p>
-      <w:pPr>
-        <w:ind w:firstLine="0"/>
-      </w:pPr>
-      <w:r>
-        <w:rPr>
-          <w:rFonts w:ascii="宋体" w:hAnsi="宋体" w:eastAsia="宋体"/>
-          <w:sz w:val="24"/>
-        </w:rPr>
-        <w:t>（3）数据约束：使用公开工业数据集，禁止使用企业涉密或私有敏感数据。</w:t>
-      </w:r>
-    </w:p>
-    <w:p>
-      <w:pPr>
-        <w:ind w:firstLine="0"/>
-      </w:pPr>
-      <w:r>
-        <w:rPr>
-          <w:rFonts w:ascii="宋体" w:hAnsi="宋体" w:eastAsia="宋体"/>
-          <w:sz w:val="24"/>
-        </w:rPr>
-        <w:t>（4）开发模式约束：全程采用 Vibe-Coding 模式，保留完整 AI 会话日志与 Git 提交历史。</w:t>
-      </w:r>
-    </w:p>
-    <w:p>
-      <w:pPr>
-        <w:ind w:firstLine="0"/>
-      </w:pPr>
-      <w:r>
-        <w:rPr>
-          <w:rFonts w:ascii="宋体" w:hAnsi="宋体" w:eastAsia="宋体"/>
-          <w:sz w:val="24"/>
-        </w:rPr>
-        <w:t>（5）AI 使用约束：AI 生成代码必须经人工审查与测试，报告中如实披露 AI 工具与提示词策略。</w:t>
-      </w:r>
-    </w:p>
-    <w:p>
-      <w:pPr>
-        <w:pStyle w:val="Heading2"/>
-        <w:ind w:firstLine="0"/>
-      </w:pPr>
-      <w:r>
-        <w:t>2.5 假设与依赖</w:t>
-      </w:r>
-    </w:p>
-    <w:p>
-      <w:pPr>
-        <w:ind w:firstLine="0"/>
-      </w:pPr>
-      <w:r>
-        <w:rPr>
-          <w:rFonts w:ascii="宋体" w:hAnsi="宋体" w:eastAsia="宋体"/>
-          <w:sz w:val="24"/>
-        </w:rPr>
-        <w:t>（1）假设传感器数据以固定频率采集，时间戳连续且格式统一。</w:t>
-      </w:r>
-    </w:p>
-    <w:p>
-      <w:pPr>
-        <w:ind w:firstLine="0"/>
-      </w:pPr>
-      <w:r>
-        <w:rPr>
-          <w:rFonts w:ascii="宋体" w:hAnsi="宋体" w:eastAsia="宋体"/>
-          <w:sz w:val="24"/>
-        </w:rPr>
-        <w:t>（2）假设设备正常工况数据充足，可用于训练无监督异常检测模型。</w:t>
-      </w:r>
-    </w:p>
-    <w:p>
-      <w:pPr>
-        <w:ind w:firstLine="0"/>
-      </w:pPr>
-      <w:r>
-        <w:rPr>
-          <w:rFonts w:ascii="宋体" w:hAnsi="宋体" w:eastAsia="宋体"/>
-          <w:sz w:val="24"/>
-        </w:rPr>
-        <w:t>（3）依赖 scikit-learn 提供的 IsolationForest 与 RandomForest 算法实现。</w:t>
-      </w:r>
-    </w:p>
-    <w:p>
-      <w:pPr>
-        <w:ind w:firstLine="0"/>
-      </w:pPr>
-      <w:r>
-        <w:rPr>
-          <w:rFonts w:ascii="宋体" w:hAnsi="宋体" w:eastAsia="宋体"/>
-          <w:sz w:val="24"/>
-        </w:rPr>
-        <w:t>（4）依赖 ECharts CDN 提供前端图表渲染能力，前端需可访问互联网或已本地化 ECharts 资源。</w:t>
-      </w:r>
-    </w:p>
-    <w:p>
-      <w:r>
-        <w:br w:type="page"/>
-      </w:r>
-    </w:p>
-    <w:p>
-      <w:pPr>
-        <w:pStyle w:val="Heading1"/>
-        <w:ind w:firstLine="0"/>
-      </w:pPr>
-      <w:r>
-        <w:t>3 功能需求</w:t>
-      </w:r>
-    </w:p>
-    <w:p>
-      <w:pPr>
-        <w:pStyle w:val="Heading2"/>
-        <w:ind w:firstLine="0"/>
-      </w:pPr>
-      <w:r>
-        <w:t>3.1 功能架构概述</w:t>
-      </w:r>
-    </w:p>
-    <w:p>
-      <w:r>
-        <w:rPr>
-          <w:rFonts w:ascii="宋体" w:hAnsi="宋体" w:eastAsia="宋体"/>
-          <w:sz w:val="24"/>
-        </w:rPr>
-        <w:t>系统功能分为五大模块：设备总览驾驶舱、传感器实时监控与智能诊断、故障告警管理、运维处置记录、数据管理与模型服务。各模块通过后端 API 与数据库交互，形成"数据采集→智能分析→告警生成→处置闭环→记录追溯"的完整业务链路。</w:t>
-      </w:r>
-    </w:p>
-    <w:p>
-      <w:pPr>
-        <w:pStyle w:val="Heading2"/>
-        <w:ind w:firstLine="0"/>
-      </w:pPr>
-      <w:r>
-        <w:t>3.2 FR-01 设备总览与管理驾驶舱</w:t>
-      </w:r>
-    </w:p>
-    <w:p>
-      <w:pPr>
-        <w:ind w:firstLine="0"/>
-      </w:pPr>
-      <w:r>
-        <w:rPr>
-          <w:rFonts w:ascii="宋体" w:hAnsi="宋体" w:eastAsia="宋体"/>
-          <w:b/>
-          <w:sz w:val="24"/>
-        </w:rPr>
-        <w:t>优先级：高。</w:t>
-      </w:r>
-    </w:p>
-    <w:p>
-      <w:r>
-        <w:rPr>
-          <w:rFonts w:ascii="宋体" w:hAnsi="宋体" w:eastAsia="宋体"/>
-          <w:sz w:val="24"/>
-        </w:rPr>
-        <w:t>功能描述：为运维管理员提供全厂设备运行状态的一站式可视化总览。</w:t>
-      </w:r>
-    </w:p>
-    <w:p>
-      <w:pPr>
-        <w:ind w:firstLine="0"/>
-      </w:pPr>
-      <w:r>
-        <w:rPr>
-          <w:rFonts w:ascii="宋体" w:hAnsi="宋体" w:eastAsia="宋体"/>
-          <w:b/>
-          <w:sz w:val="24"/>
-        </w:rPr>
-        <w:t>具体需求：</w:t>
-      </w:r>
-    </w:p>
-    <w:p>
-      <w:pPr>
-        <w:ind w:firstLine="0"/>
-      </w:pPr>
-      <w:r>
-        <w:rPr>
-          <w:rFonts w:ascii="宋体" w:hAnsi="宋体" w:eastAsia="宋体"/>
-          <w:sz w:val="24"/>
-        </w:rPr>
-        <w:t>（1）展示 5 项 KPI 指标卡：接入设备数、传感器数据总量、全厂综合健康率、未处理告警数、未处理高危告警数。</w:t>
-      </w:r>
-    </w:p>
-    <w:p>
-      <w:pPr>
-        <w:ind w:firstLine="0"/>
-      </w:pPr>
-      <w:r>
-        <w:rPr>
-          <w:rFonts w:ascii="宋体" w:hAnsi="宋体" w:eastAsia="宋体"/>
-          <w:sz w:val="24"/>
-        </w:rPr>
-        <w:t>（2）展示设备运行状态分布环形图（健康/关注/故障三色）。</w:t>
-      </w:r>
-    </w:p>
-    <w:p>
-      <w:pPr>
-        <w:ind w:firstLine="0"/>
-      </w:pPr>
-      <w:r>
-        <w:rPr>
-          <w:rFonts w:ascii="宋体" w:hAnsi="宋体" w:eastAsia="宋体"/>
-          <w:sz w:val="24"/>
-        </w:rPr>
-        <w:t>（3）展示各设备健康度评分柱状图，按健康度阈值自动着色。</w:t>
-      </w:r>
-    </w:p>
-    <w:p>
-      <w:pPr>
-        <w:ind w:firstLine="0"/>
-      </w:pPr>
-      <w:r>
-        <w:rPr>
-          <w:rFonts w:ascii="宋体" w:hAnsi="宋体" w:eastAsia="宋体"/>
-          <w:sz w:val="24"/>
-        </w:rPr>
-        <w:t>（4）展示告警级别分布饼图（高危/中危/已处理）。</w:t>
-      </w:r>
-    </w:p>
-    <w:p>
-      <w:pPr>
-        <w:ind w:firstLine="0"/>
-      </w:pPr>
-      <w:r>
-        <w:rPr>
-          <w:rFonts w:ascii="宋体" w:hAnsi="宋体" w:eastAsia="宋体"/>
-          <w:sz w:val="24"/>
-        </w:rPr>
-        <w:t>（5）展示告警时间趋势图（按日聚合高危/中危数量）。</w:t>
-      </w:r>
-    </w:p>
-    <w:p>
-      <w:pPr>
-        <w:ind w:firstLine="0"/>
-      </w:pPr>
-      <w:r>
-        <w:rPr>
-          <w:rFonts w:ascii="宋体" w:hAnsi="宋体" w:eastAsia="宋体"/>
-          <w:sz w:val="24"/>
-        </w:rPr>
-        <w:t>（6）展示故障特征重要度横向柱状图，作为根因分析依据。</w:t>
-      </w:r>
-    </w:p>
-    <w:p>
-      <w:pPr>
-        <w:ind w:firstLine="0"/>
-      </w:pPr>
-      <w:r>
-        <w:rPr>
-          <w:rFonts w:ascii="宋体" w:hAnsi="宋体" w:eastAsia="宋体"/>
-          <w:sz w:val="24"/>
-        </w:rPr>
-        <w:t>（7）展示设备健康档案表，包含设备编号、名称、位置、样本数、健康度、状态、未处理告警数，并提供跳转监控页的操作入口。</w:t>
-      </w:r>
-    </w:p>
-    <w:p>
-      <w:pPr>
-        <w:ind w:firstLine="0"/>
-      </w:pPr>
-      <w:r>
-        <w:rPr>
-          <w:rFonts w:ascii="宋体" w:hAnsi="宋体" w:eastAsia="宋体"/>
-          <w:sz w:val="24"/>
-        </w:rPr>
-        <w:t>（8）展示最新告警动态流，按时间倒序显示最近 5 条告警。</w:t>
-      </w:r>
-    </w:p>
-    <w:p>
-      <w:pPr>
-        <w:ind w:firstLine="0"/>
-      </w:pPr>
-      <w:r>
-        <w:rPr>
-          <w:rFonts w:ascii="宋体" w:hAnsi="宋体" w:eastAsia="宋体"/>
-          <w:sz w:val="24"/>
-        </w:rPr>
-        <w:t>输入：无（系统自动聚合数据库数据）。</w:t>
-      </w:r>
-    </w:p>
-    <w:p>
-      <w:pPr>
-        <w:ind w:firstLine="0"/>
-      </w:pPr>
-      <w:r>
-        <w:rPr>
-          <w:rFonts w:ascii="宋体" w:hAnsi="宋体" w:eastAsia="宋体"/>
-          <w:sz w:val="24"/>
-        </w:rPr>
-        <w:t>输出：可视化驾驶舱页面。</w:t>
-      </w:r>
-    </w:p>
-    <w:p>
-      <w:pPr>
-        <w:pStyle w:val="Heading2"/>
-        <w:ind w:firstLine="0"/>
-      </w:pPr>
-      <w:r>
-        <w:t>3.3 FR-02 传感器实时监控与智能诊断</w:t>
-      </w:r>
-    </w:p>
-    <w:p>
-      <w:pPr>
-        <w:ind w:firstLine="0"/>
-      </w:pPr>
-      <w:r>
-        <w:rPr>
-          <w:rFonts w:ascii="宋体" w:hAnsi="宋体" w:eastAsia="宋体"/>
-          <w:b/>
-          <w:sz w:val="24"/>
-        </w:rPr>
-        <w:t>优先级：高。</w:t>
-      </w:r>
-    </w:p>
-    <w:p>
-      <w:r>
-        <w:rPr>
-          <w:rFonts w:ascii="宋体" w:hAnsi="宋体" w:eastAsia="宋体"/>
-          <w:sz w:val="24"/>
-        </w:rPr>
-        <w:t>功能描述：运维人员选择目标设备后，查看 8 路传感器时序曲线，并对单条数据执行三大算法智能诊断，支持批量扫描自动生成告警。</w:t>
-      </w:r>
-    </w:p>
-    <w:p>
-      <w:pPr>
-        <w:ind w:firstLine="0"/>
-      </w:pPr>
-      <w:r>
-        <w:rPr>
-          <w:rFonts w:ascii="宋体" w:hAnsi="宋体" w:eastAsia="宋体"/>
-          <w:b/>
-          <w:sz w:val="24"/>
-        </w:rPr>
-        <w:t>具体需求：</w:t>
-      </w:r>
-    </w:p>
-    <w:p>
-      <w:pPr>
-        <w:ind w:firstLine="0"/>
-      </w:pPr>
-      <w:r>
-        <w:rPr>
-          <w:rFonts w:ascii="宋体" w:hAnsi="宋体" w:eastAsia="宋体"/>
-          <w:sz w:val="24"/>
-        </w:rPr>
-        <w:t>（1）设备选择：下拉框选择 4 台虚拟设备之一，切换后自动加载对应数据。</w:t>
-      </w:r>
-    </w:p>
-    <w:p>
-      <w:pPr>
-        <w:ind w:firstLine="0"/>
-      </w:pPr>
-      <w:r>
-        <w:rPr>
-          <w:rFonts w:ascii="宋体" w:hAnsi="宋体" w:eastAsia="宋体"/>
-          <w:sz w:val="24"/>
-        </w:rPr>
-        <w:t>（2）显示点数选择：支持最近 50/100/200/500 条数据切换。</w:t>
-      </w:r>
-    </w:p>
-    <w:p>
-      <w:pPr>
-        <w:ind w:firstLine="0"/>
-      </w:pPr>
-      <w:r>
-        <w:rPr>
-          <w:rFonts w:ascii="宋体" w:hAnsi="宋体" w:eastAsia="宋体"/>
-          <w:sz w:val="24"/>
-        </w:rPr>
-        <w:t>（3）三大核心仪表盘：实时显示设备健康度评分、故障发生概率、时序异常分数，颜色随风险等级变化。</w:t>
-      </w:r>
-    </w:p>
-    <w:p>
-      <w:pPr>
-        <w:ind w:firstLine="0"/>
-      </w:pPr>
-      <w:r>
-        <w:rPr>
-          <w:rFonts w:ascii="宋体" w:hAnsi="宋体" w:eastAsia="宋体"/>
-          <w:sz w:val="24"/>
-        </w:rPr>
-        <w:t>（4）8 路传感器实时监测值仪表盘网格，量程随当前数据动态计算。</w:t>
-      </w:r>
-    </w:p>
-    <w:p>
-      <w:pPr>
-        <w:ind w:firstLine="0"/>
-      </w:pPr>
-      <w:r>
-        <w:rPr>
-          <w:rFonts w:ascii="宋体" w:hAnsi="宋体" w:eastAsia="宋体"/>
-          <w:sz w:val="24"/>
-        </w:rPr>
-        <w:t>（5）4 组传感器时序曲线图，带渐变面积填充，支持鼠标悬停查看数值。</w:t>
-      </w:r>
-    </w:p>
-    <w:p>
-      <w:pPr>
-        <w:ind w:firstLine="0"/>
-      </w:pPr>
-      <w:r>
-        <w:rPr>
-          <w:rFonts w:ascii="宋体" w:hAnsi="宋体" w:eastAsia="宋体"/>
-          <w:sz w:val="24"/>
-        </w:rPr>
-        <w:t>（6）智能诊断分析：对当前设备最新一条数据执行异常检测、故障预测、根因分析三大算法，输出综合预警级别（高危/中危/正常）与 Top3 根因传感器及运维建议。</w:t>
-      </w:r>
-    </w:p>
-    <w:p>
-      <w:pPr>
-        <w:ind w:firstLine="0"/>
-      </w:pPr>
-      <w:r>
-        <w:rPr>
-          <w:rFonts w:ascii="宋体" w:hAnsi="宋体" w:eastAsia="宋体"/>
-          <w:sz w:val="24"/>
-        </w:rPr>
-        <w:t>（7）批量扫描生成告警：对指定设备最近 N 条数据批量执行算法，自动将高危/中危样本入库为告警记录，支持去重（同一时间戳仅存一条）。</w:t>
-      </w:r>
-    </w:p>
-    <w:p>
-      <w:pPr>
-        <w:ind w:firstLine="0"/>
-      </w:pPr>
-      <w:r>
-        <w:rPr>
-          <w:rFonts w:ascii="宋体" w:hAnsi="宋体" w:eastAsia="宋体"/>
-          <w:sz w:val="24"/>
-        </w:rPr>
-        <w:t>输入：设备编号、显示点数、传感器数据（可选，不传则取数据库最新一条）。</w:t>
-      </w:r>
-    </w:p>
-    <w:p>
-      <w:pPr>
-        <w:ind w:firstLine="0"/>
-      </w:pPr>
-      <w:r>
-        <w:rPr>
-          <w:rFonts w:ascii="宋体" w:hAnsi="宋体" w:eastAsia="宋体"/>
-          <w:sz w:val="24"/>
-        </w:rPr>
-        <w:t>输出：传感器时序曲线、三大仪表盘、智能诊断结果、批量扫描告警生成结果。</w:t>
-      </w:r>
-    </w:p>
-    <w:p>
-      <w:pPr>
-        <w:pStyle w:val="Heading2"/>
-        <w:ind w:firstLine="0"/>
-      </w:pPr>
-      <w:r>
-        <w:t>3.4 FR-03 故障告警管理</w:t>
-      </w:r>
-    </w:p>
-    <w:p>
-      <w:pPr>
-        <w:ind w:firstLine="0"/>
-      </w:pPr>
-      <w:r>
-        <w:rPr>
-          <w:rFonts w:ascii="宋体" w:hAnsi="宋体" w:eastAsia="宋体"/>
-          <w:b/>
-          <w:sz w:val="24"/>
-        </w:rPr>
-        <w:t>优先级：高。</w:t>
-      </w:r>
-    </w:p>
-    <w:p>
-      <w:r>
-        <w:rPr>
-          <w:rFonts w:ascii="宋体" w:hAnsi="宋体" w:eastAsia="宋体"/>
-          <w:sz w:val="24"/>
-        </w:rPr>
-        <w:t>功能描述：集中管理全部告警记录，支持多维筛选、级别占比与趋势可视化、告警处置。</w:t>
-      </w:r>
-    </w:p>
-    <w:p>
-      <w:pPr>
-        <w:ind w:firstLine="0"/>
-      </w:pPr>
-      <w:r>
-        <w:rPr>
-          <w:rFonts w:ascii="宋体" w:hAnsi="宋体" w:eastAsia="宋体"/>
-          <w:b/>
-          <w:sz w:val="24"/>
-        </w:rPr>
-        <w:t>具体需求：</w:t>
-      </w:r>
-    </w:p>
-    <w:p>
-      <w:pPr>
-        <w:ind w:firstLine="0"/>
-      </w:pPr>
-      <w:r>
-        <w:rPr>
-          <w:rFonts w:ascii="宋体" w:hAnsi="宋体" w:eastAsia="宋体"/>
-          <w:sz w:val="24"/>
-        </w:rPr>
-        <w:t>（1）4 项统计卡片：高危告警数、中危告警数、未处理告警数、已处理告警数。</w:t>
-      </w:r>
-    </w:p>
-    <w:p>
-      <w:pPr>
-        <w:ind w:firstLine="0"/>
-      </w:pPr>
-      <w:r>
-        <w:rPr>
-          <w:rFonts w:ascii="宋体" w:hAnsi="宋体" w:eastAsia="宋体"/>
-          <w:sz w:val="24"/>
-        </w:rPr>
-        <w:t>（2）告警级别占比环形图。</w:t>
-      </w:r>
-    </w:p>
-    <w:p>
-      <w:pPr>
-        <w:ind w:firstLine="0"/>
-      </w:pPr>
-      <w:r>
-        <w:rPr>
-          <w:rFonts w:ascii="宋体" w:hAnsi="宋体" w:eastAsia="宋体"/>
-          <w:sz w:val="24"/>
-        </w:rPr>
-        <w:t>（3）告警时间趋势堆叠柱状图。</w:t>
-      </w:r>
-    </w:p>
-    <w:p>
-      <w:pPr>
-        <w:ind w:firstLine="0"/>
-      </w:pPr>
-      <w:r>
-        <w:rPr>
-          <w:rFonts w:ascii="宋体" w:hAnsi="宋体" w:eastAsia="宋体"/>
-          <w:sz w:val="24"/>
-        </w:rPr>
-        <w:t>（4）告警列表：展示告警 ID、设备编号、采集时间、告警类型、级别、异常分数、故障概率、根因分析、状态、操作。</w:t>
-      </w:r>
-    </w:p>
-    <w:p>
-      <w:pPr>
-        <w:ind w:firstLine="0"/>
-      </w:pPr>
-      <w:r>
-        <w:rPr>
-          <w:rFonts w:ascii="宋体" w:hAnsi="宋体" w:eastAsia="宋体"/>
-          <w:sz w:val="24"/>
-        </w:rPr>
-        <w:t>（5）三维筛选：支持按设备、状态（未处理/已处理）、级别（高危/中危）单独筛选及组合筛选。</w:t>
-      </w:r>
-    </w:p>
-    <w:p>
-      <w:pPr>
-        <w:ind w:firstLine="0"/>
-      </w:pPr>
-      <w:r>
-        <w:rPr>
-          <w:rFonts w:ascii="宋体" w:hAnsi="宋体" w:eastAsia="宋体"/>
-          <w:sz w:val="24"/>
-        </w:rPr>
-        <w:t>（6）一键扫描全部设备：批量扫描 4 台设备并生成告警。</w:t>
-      </w:r>
-    </w:p>
-    <w:p>
-      <w:pPr>
-        <w:ind w:firstLine="0"/>
-      </w:pPr>
-      <w:r>
-        <w:rPr>
-          <w:rFonts w:ascii="宋体" w:hAnsi="宋体" w:eastAsia="宋体"/>
-          <w:sz w:val="24"/>
-        </w:rPr>
-        <w:t>（7）告警处置：对未处理告警输入运维处置措施，提交后告警状态更新为"已处理"，并自动创建运维记录。</w:t>
-      </w:r>
-    </w:p>
-    <w:p>
-      <w:pPr>
-        <w:ind w:firstLine="0"/>
-      </w:pPr>
-      <w:r>
-        <w:rPr>
-          <w:rFonts w:ascii="宋体" w:hAnsi="宋体" w:eastAsia="宋体"/>
-          <w:sz w:val="24"/>
-        </w:rPr>
-        <w:t>输入：筛选条件（设备/状态/级别）、处置措施文本。</w:t>
-      </w:r>
-    </w:p>
-    <w:p>
-      <w:pPr>
-        <w:ind w:firstLine="0"/>
-      </w:pPr>
-      <w:r>
-        <w:rPr>
-          <w:rFonts w:ascii="宋体" w:hAnsi="宋体" w:eastAsia="宋体"/>
-          <w:sz w:val="24"/>
-        </w:rPr>
-        <w:t>输出：筛选后的告警列表、处置结果提示。</w:t>
-      </w:r>
-    </w:p>
-    <w:p>
-      <w:pPr>
-        <w:pStyle w:val="Heading2"/>
-        <w:ind w:firstLine="0"/>
-      </w:pPr>
-      <w:r>
-        <w:t>3.5 FR-04 运维处置记录</w:t>
-      </w:r>
-    </w:p>
-    <w:p>
-      <w:pPr>
-        <w:ind w:firstLine="0"/>
-      </w:pPr>
-      <w:r>
-        <w:rPr>
-          <w:rFonts w:ascii="宋体" w:hAnsi="宋体" w:eastAsia="宋体"/>
-          <w:b/>
-          <w:sz w:val="24"/>
-        </w:rPr>
-        <w:t>优先级：中。</w:t>
-      </w:r>
-    </w:p>
-    <w:p>
-      <w:r>
-        <w:rPr>
-          <w:rFonts w:ascii="宋体" w:hAnsi="宋体" w:eastAsia="宋体"/>
-          <w:sz w:val="24"/>
-        </w:rPr>
-        <w:t>功能描述：记录全部告警处置历史，支持运维措施追溯与统计。</w:t>
-      </w:r>
-    </w:p>
-    <w:p>
-      <w:pPr>
-        <w:ind w:firstLine="0"/>
-      </w:pPr>
-      <w:r>
-        <w:rPr>
-          <w:rFonts w:ascii="宋体" w:hAnsi="宋体" w:eastAsia="宋体"/>
-          <w:b/>
-          <w:sz w:val="24"/>
-        </w:rPr>
-        <w:t>具体需求：</w:t>
-      </w:r>
-    </w:p>
-    <w:p>
-      <w:pPr>
-        <w:ind w:firstLine="0"/>
-      </w:pPr>
-      <w:r>
-        <w:rPr>
-          <w:rFonts w:ascii="宋体" w:hAnsi="宋体" w:eastAsia="宋体"/>
-          <w:sz w:val="24"/>
-        </w:rPr>
-        <w:t>（1）3 项统计卡片：累计处置告警数、涉及设备数、运维人员数。</w:t>
-      </w:r>
-    </w:p>
-    <w:p>
-      <w:pPr>
-        <w:ind w:firstLine="0"/>
-      </w:pPr>
-      <w:r>
-        <w:rPr>
-          <w:rFonts w:ascii="宋体" w:hAnsi="宋体" w:eastAsia="宋体"/>
-          <w:sz w:val="24"/>
-        </w:rPr>
-        <w:t>（2）运维记录表：展示记录 ID、关联告警 ID、设备编号、告警级别、告警内容、运维处置措施、处理人、处置时间。</w:t>
-      </w:r>
-    </w:p>
-    <w:p>
-      <w:pPr>
-        <w:ind w:firstLine="0"/>
-      </w:pPr>
-      <w:r>
-        <w:rPr>
-          <w:rFonts w:ascii="宋体" w:hAnsi="宋体" w:eastAsia="宋体"/>
-          <w:sz w:val="24"/>
-        </w:rPr>
-        <w:t>（3）记录按处置时间倒序排列。</w:t>
-      </w:r>
-    </w:p>
-    <w:p>
-      <w:pPr>
-        <w:ind w:firstLine="0"/>
-      </w:pPr>
-      <w:r>
-        <w:rPr>
-          <w:rFonts w:ascii="宋体" w:hAnsi="宋体" w:eastAsia="宋体"/>
-          <w:sz w:val="24"/>
-        </w:rPr>
-        <w:t>输入：无（自动从数据库读取）。</w:t>
-      </w:r>
-    </w:p>
-    <w:p>
-      <w:pPr>
-        <w:ind w:firstLine="0"/>
-      </w:pPr>
-      <w:r>
-        <w:rPr>
-          <w:rFonts w:ascii="宋体" w:hAnsi="宋体" w:eastAsia="宋体"/>
-          <w:sz w:val="24"/>
-        </w:rPr>
-        <w:t>输出：运维记录列表与统计数据。</w:t>
-      </w:r>
-    </w:p>
-    <w:p>
-      <w:pPr>
-        <w:pStyle w:val="Heading2"/>
-        <w:ind w:firstLine="0"/>
-      </w:pPr>
-      <w:r>
-        <w:t>3.6 FR-05 数据管理与模型服务</w:t>
-      </w:r>
-    </w:p>
-    <w:p>
-      <w:pPr>
-        <w:ind w:firstLine="0"/>
-      </w:pPr>
-      <w:r>
-        <w:rPr>
-          <w:rFonts w:ascii="宋体" w:hAnsi="宋体" w:eastAsia="宋体"/>
-          <w:b/>
-          <w:sz w:val="24"/>
-        </w:rPr>
-        <w:t>优先级：中。</w:t>
-      </w:r>
-    </w:p>
-    <w:p>
-      <w:r>
-        <w:rPr>
-          <w:rFonts w:ascii="宋体" w:hAnsi="宋体" w:eastAsia="宋体"/>
-          <w:sz w:val="24"/>
-        </w:rPr>
-        <w:t>功能描述：提供设备信息查询、传感器数据查询、模型信息查询等后端服务，支撑前端各模块数据需求。</w:t>
-      </w:r>
-    </w:p>
-    <w:p>
-      <w:pPr>
-        <w:ind w:firstLine="0"/>
-      </w:pPr>
-      <w:r>
-        <w:rPr>
-          <w:rFonts w:ascii="宋体" w:hAnsi="宋体" w:eastAsia="宋体"/>
-          <w:b/>
-          <w:sz w:val="24"/>
-        </w:rPr>
-        <w:t>具体需求：</w:t>
-      </w:r>
-    </w:p>
-    <w:p>
-      <w:pPr>
-        <w:ind w:firstLine="0"/>
-      </w:pPr>
-      <w:r>
-        <w:rPr>
-          <w:rFonts w:ascii="宋体" w:hAnsi="宋体" w:eastAsia="宋体"/>
-          <w:sz w:val="24"/>
-        </w:rPr>
-        <w:t>（1）设备列表查询：返回全部设备的基础信息、样本统计与最新数据时间。</w:t>
-      </w:r>
-    </w:p>
-    <w:p>
-      <w:pPr>
-        <w:ind w:firstLine="0"/>
-      </w:pPr>
-      <w:r>
-        <w:rPr>
-          <w:rFonts w:ascii="宋体" w:hAnsi="宋体" w:eastAsia="宋体"/>
-          <w:sz w:val="24"/>
-        </w:rPr>
-        <w:t>（2）传感器时序数据查询：按设备编号与条数限制返回时序数据，时间正序排列。</w:t>
-      </w:r>
-    </w:p>
-    <w:p>
-      <w:pPr>
-        <w:ind w:firstLine="0"/>
-      </w:pPr>
-      <w:r>
-        <w:rPr>
-          <w:rFonts w:ascii="宋体" w:hAnsi="宋体" w:eastAsia="宋体"/>
-          <w:sz w:val="24"/>
-        </w:rPr>
-        <w:t>（3）最新数据查询：返回指定设备最新一条传感器记录。</w:t>
-      </w:r>
-    </w:p>
-    <w:p>
-      <w:pPr>
-        <w:ind w:firstLine="0"/>
-      </w:pPr>
-      <w:r>
-        <w:rPr>
-          <w:rFonts w:ascii="宋体" w:hAnsi="宋体" w:eastAsia="宋体"/>
-          <w:sz w:val="24"/>
-        </w:rPr>
-        <w:t>（4）模型信息查询：返回故障预测模型准确率、混淆矩阵、8 路传感器特征重要度。</w:t>
-      </w:r>
-    </w:p>
-    <w:p>
-      <w:pPr>
-        <w:ind w:firstLine="0"/>
-      </w:pPr>
-      <w:r>
-        <w:rPr>
-          <w:rFonts w:ascii="宋体" w:hAnsi="宋体" w:eastAsia="宋体"/>
-          <w:sz w:val="24"/>
-        </w:rPr>
-        <w:t>（5）驾驶舱聚合查询：返回设备健康度、状态分布、告警级别分布、综合健康率、最近告警。</w:t>
-      </w:r>
-    </w:p>
-    <w:p>
-      <w:pPr>
-        <w:ind w:firstLine="0"/>
-      </w:pPr>
-      <w:r>
-        <w:rPr>
-          <w:rFonts w:ascii="宋体" w:hAnsi="宋体" w:eastAsia="宋体"/>
-          <w:sz w:val="24"/>
-        </w:rPr>
-        <w:t>（6）告警趋势查询：按日期聚合高危/中危告警数量。</w:t>
-      </w:r>
-    </w:p>
-    <w:p>
-      <w:pPr>
-        <w:ind w:firstLine="0"/>
-      </w:pPr>
-      <w:r>
-        <w:rPr>
-          <w:rFonts w:ascii="宋体" w:hAnsi="宋体" w:eastAsia="宋体"/>
-          <w:sz w:val="24"/>
-        </w:rPr>
-        <w:t>（7）设备健康度详情查询：返回指定设备正常/异常样本各传感器均值，用于雷达图等深度分析。</w:t>
-      </w:r>
-    </w:p>
-    <w:p>
-      <w:r>
-        <w:br w:type="page"/>
-      </w:r>
-    </w:p>
-    <w:p>
-      <w:pPr>
-        <w:pStyle w:val="Heading1"/>
-        <w:ind w:firstLine="0"/>
-      </w:pPr>
-      <w:r>
-        <w:t>4 非功能需求</w:t>
-      </w:r>
-    </w:p>
-    <w:p>
-      <w:pPr>
-        <w:pStyle w:val="Heading2"/>
-        <w:ind w:firstLine="0"/>
-      </w:pPr>
-      <w:r>
-        <w:t>4.1 性能需求</w:t>
-      </w:r>
-    </w:p>
-    <w:tbl>
-      <w:tblPr>
-        <w:tblStyle w:val="TableGrid"/>
-        <w:tblW w:type="auto" w:w="0"/>
-        <w:jc w:val="center"/>
-        <w:tblLook w:firstColumn="1" w:firstRow="1" w:lastColumn="0" w:lastRow="0" w:noHBand="0" w:noVBand="1" w:val="04A0"/>
-      </w:tblPr>
-      <w:tblGrid>
-        <w:gridCol w:w="2880"/>
-        <w:gridCol w:w="2880"/>
-        <w:gridCol w:w="2880"/>
-      </w:tblGrid>
-      <w:tr>
-        <w:tc>
-          <w:tcPr>
-            <w:tcW w:type="dxa" w:w="1417"/>
+            <w:tcW w:type="dxa" w:w="2771"/>
           </w:tcPr>
           <w:p>
             <w:pPr>
@@ -2393,49 +3434,9 @@
             <w:r/>
             <w:r>
               <w:rPr>
-                <w:rFonts w:ascii="宋体" w:hAnsi="宋体" w:eastAsia="宋体"/>
+                <w:rFonts w:ascii="Times New Roman" w:hAnsi="Times New Roman" w:eastAsia="黑体"/>
                 <w:b/>
-                <w:sz w:val="22"/>
-              </w:rPr>
-              <w:t>编号</w:t>
-            </w:r>
-          </w:p>
-        </w:tc>
-        <w:tc>
-          <w:tcPr>
-            <w:tcW w:type="dxa" w:w="2268"/>
-          </w:tcPr>
-          <w:p>
-            <w:pPr>
-              <w:ind w:firstLine="0"/>
-              <w:jc w:val="center"/>
-            </w:pPr>
-            <w:r/>
-            <w:r>
-              <w:rPr>
-                <w:rFonts w:ascii="宋体" w:hAnsi="宋体" w:eastAsia="宋体"/>
-                <w:b/>
-                <w:sz w:val="22"/>
-              </w:rPr>
-              <w:t>需求项</w:t>
-            </w:r>
-          </w:p>
-        </w:tc>
-        <w:tc>
-          <w:tcPr>
-            <w:tcW w:type="dxa" w:w="5386"/>
-          </w:tcPr>
-          <w:p>
-            <w:pPr>
-              <w:ind w:firstLine="0"/>
-              <w:jc w:val="center"/>
-            </w:pPr>
-            <w:r/>
-            <w:r>
-              <w:rPr>
-                <w:rFonts w:ascii="宋体" w:hAnsi="宋体" w:eastAsia="宋体"/>
-                <w:b/>
-                <w:sz w:val="22"/>
+                <w:sz w:val="21"/>
               </w:rPr>
               <w:t>指标</w:t>
             </w:r>
@@ -2445,16 +3446,18 @@
       <w:tr>
         <w:tc>
           <w:tcPr>
-            <w:tcW w:type="dxa" w:w="1417"/>
+            <w:tcW w:type="dxa" w:w="2771"/>
           </w:tcPr>
           <w:p>
             <w:pPr>
+              <w:spacing w:line="240" w:lineRule="auto"/>
               <w:ind w:firstLine="0"/>
             </w:pPr>
             <w:r/>
             <w:r>
               <w:rPr>
-                <w:rFonts w:ascii="宋体" w:hAnsi="宋体" w:eastAsia="宋体"/>
+                <w:rFonts w:ascii="Times New Roman" w:hAnsi="Times New Roman" w:eastAsia="宋体"/>
+                <w:b w:val="0"/>
                 <w:sz w:val="21"/>
               </w:rPr>
               <w:t>NFR-P01</w:t>
@@ -2463,16 +3466,18 @@
         </w:tc>
         <w:tc>
           <w:tcPr>
-            <w:tcW w:type="dxa" w:w="2268"/>
+            <w:tcW w:type="dxa" w:w="2771"/>
           </w:tcPr>
           <w:p>
             <w:pPr>
+              <w:spacing w:line="240" w:lineRule="auto"/>
               <w:ind w:firstLine="0"/>
             </w:pPr>
             <w:r/>
             <w:r>
               <w:rPr>
-                <w:rFonts w:ascii="宋体" w:hAnsi="宋体" w:eastAsia="宋体"/>
+                <w:rFonts w:ascii="Times New Roman" w:hAnsi="Times New Roman" w:eastAsia="宋体"/>
+                <w:b w:val="0"/>
                 <w:sz w:val="21"/>
               </w:rPr>
               <w:t>页面加载时间</w:t>
@@ -2481,16 +3486,18 @@
         </w:tc>
         <w:tc>
           <w:tcPr>
-            <w:tcW w:type="dxa" w:w="5386"/>
+            <w:tcW w:type="dxa" w:w="2771"/>
           </w:tcPr>
           <w:p>
             <w:pPr>
+              <w:spacing w:line="240" w:lineRule="auto"/>
               <w:ind w:firstLine="0"/>
             </w:pPr>
             <w:r/>
             <w:r>
               <w:rPr>
-                <w:rFonts w:ascii="宋体" w:hAnsi="宋体" w:eastAsia="宋体"/>
+                <w:rFonts w:ascii="Times New Roman" w:hAnsi="Times New Roman" w:eastAsia="宋体"/>
+                <w:b w:val="0"/>
                 <w:sz w:val="21"/>
               </w:rPr>
               <w:t>首屏加载 ≤ 3 秒（本地环境）</w:t>
@@ -2501,16 +3508,18 @@
       <w:tr>
         <w:tc>
           <w:tcPr>
-            <w:tcW w:type="dxa" w:w="1417"/>
+            <w:tcW w:type="dxa" w:w="2771"/>
           </w:tcPr>
           <w:p>
             <w:pPr>
+              <w:spacing w:line="240" w:lineRule="auto"/>
               <w:ind w:firstLine="0"/>
             </w:pPr>
             <w:r/>
             <w:r>
               <w:rPr>
-                <w:rFonts w:ascii="宋体" w:hAnsi="宋体" w:eastAsia="宋体"/>
+                <w:rFonts w:ascii="Times New Roman" w:hAnsi="Times New Roman" w:eastAsia="宋体"/>
+                <w:b w:val="0"/>
                 <w:sz w:val="21"/>
               </w:rPr>
               <w:t>NFR-P02</w:t>
@@ -2519,16 +3528,18 @@
         </w:tc>
         <w:tc>
           <w:tcPr>
-            <w:tcW w:type="dxa" w:w="2268"/>
+            <w:tcW w:type="dxa" w:w="2771"/>
           </w:tcPr>
           <w:p>
             <w:pPr>
+              <w:spacing w:line="240" w:lineRule="auto"/>
               <w:ind w:firstLine="0"/>
             </w:pPr>
             <w:r/>
             <w:r>
               <w:rPr>
-                <w:rFonts w:ascii="宋体" w:hAnsi="宋体" w:eastAsia="宋体"/>
+                <w:rFonts w:ascii="Times New Roman" w:hAnsi="Times New Roman" w:eastAsia="宋体"/>
+                <w:b w:val="0"/>
                 <w:sz w:val="21"/>
               </w:rPr>
               <w:t>API 响应时间</w:t>
@@ -2537,16 +3548,18 @@
         </w:tc>
         <w:tc>
           <w:tcPr>
-            <w:tcW w:type="dxa" w:w="5386"/>
+            <w:tcW w:type="dxa" w:w="2771"/>
           </w:tcPr>
           <w:p>
             <w:pPr>
+              <w:spacing w:line="240" w:lineRule="auto"/>
               <w:ind w:firstLine="0"/>
             </w:pPr>
             <w:r/>
             <w:r>
               <w:rPr>
-                <w:rFonts w:ascii="宋体" w:hAnsi="宋体" w:eastAsia="宋体"/>
+                <w:rFonts w:ascii="Times New Roman" w:hAnsi="Times New Roman" w:eastAsia="宋体"/>
+                <w:b w:val="0"/>
                 <w:sz w:val="21"/>
               </w:rPr>
               <w:t>单条数据智能分析（三算法串联）≤ 500ms</w:t>
@@ -2557,16 +3570,18 @@
       <w:tr>
         <w:tc>
           <w:tcPr>
-            <w:tcW w:type="dxa" w:w="1417"/>
+            <w:tcW w:type="dxa" w:w="2771"/>
           </w:tcPr>
           <w:p>
             <w:pPr>
+              <w:spacing w:line="240" w:lineRule="auto"/>
               <w:ind w:firstLine="0"/>
             </w:pPr>
             <w:r/>
             <w:r>
               <w:rPr>
-                <w:rFonts w:ascii="宋体" w:hAnsi="宋体" w:eastAsia="宋体"/>
+                <w:rFonts w:ascii="Times New Roman" w:hAnsi="Times New Roman" w:eastAsia="宋体"/>
+                <w:b w:val="0"/>
                 <w:sz w:val="21"/>
               </w:rPr>
               <w:t>NFR-P03</w:t>
@@ -2575,16 +3590,18 @@
         </w:tc>
         <w:tc>
           <w:tcPr>
-            <w:tcW w:type="dxa" w:w="2268"/>
+            <w:tcW w:type="dxa" w:w="2771"/>
           </w:tcPr>
           <w:p>
             <w:pPr>
+              <w:spacing w:line="240" w:lineRule="auto"/>
               <w:ind w:firstLine="0"/>
             </w:pPr>
             <w:r/>
             <w:r>
               <w:rPr>
-                <w:rFonts w:ascii="宋体" w:hAnsi="宋体" w:eastAsia="宋体"/>
+                <w:rFonts w:ascii="Times New Roman" w:hAnsi="Times New Roman" w:eastAsia="宋体"/>
+                <w:b w:val="0"/>
                 <w:sz w:val="21"/>
               </w:rPr>
               <w:t>批量扫描性能</w:t>
@@ -2593,16 +3610,18 @@
         </w:tc>
         <w:tc>
           <w:tcPr>
-            <w:tcW w:type="dxa" w:w="5386"/>
+            <w:tcW w:type="dxa" w:w="2771"/>
           </w:tcPr>
           <w:p>
             <w:pPr>
+              <w:spacing w:line="240" w:lineRule="auto"/>
               <w:ind w:firstLine="0"/>
             </w:pPr>
             <w:r/>
             <w:r>
               <w:rPr>
-                <w:rFonts w:ascii="宋体" w:hAnsi="宋体" w:eastAsia="宋体"/>
+                <w:rFonts w:ascii="Times New Roman" w:hAnsi="Times New Roman" w:eastAsia="宋体"/>
+                <w:b w:val="0"/>
                 <w:sz w:val="21"/>
               </w:rPr>
               <w:t>扫描 100 条数据生成告警 ≤ 10 秒</w:t>
@@ -2613,16 +3632,18 @@
       <w:tr>
         <w:tc>
           <w:tcPr>
-            <w:tcW w:type="dxa" w:w="1417"/>
+            <w:tcW w:type="dxa" w:w="2771"/>
           </w:tcPr>
           <w:p>
             <w:pPr>
+              <w:spacing w:line="240" w:lineRule="auto"/>
               <w:ind w:firstLine="0"/>
             </w:pPr>
             <w:r/>
             <w:r>
               <w:rPr>
-                <w:rFonts w:ascii="宋体" w:hAnsi="宋体" w:eastAsia="宋体"/>
+                <w:rFonts w:ascii="Times New Roman" w:hAnsi="Times New Roman" w:eastAsia="宋体"/>
+                <w:b w:val="0"/>
                 <w:sz w:val="21"/>
               </w:rPr>
               <w:t>NFR-P04</w:t>
@@ -2631,16 +3652,18 @@
         </w:tc>
         <w:tc>
           <w:tcPr>
-            <w:tcW w:type="dxa" w:w="2268"/>
+            <w:tcW w:type="dxa" w:w="2771"/>
           </w:tcPr>
           <w:p>
             <w:pPr>
+              <w:spacing w:line="240" w:lineRule="auto"/>
               <w:ind w:firstLine="0"/>
             </w:pPr>
             <w:r/>
             <w:r>
               <w:rPr>
-                <w:rFonts w:ascii="宋体" w:hAnsi="宋体" w:eastAsia="宋体"/>
+                <w:rFonts w:ascii="Times New Roman" w:hAnsi="Times New Roman" w:eastAsia="宋体"/>
+                <w:b w:val="0"/>
                 <w:sz w:val="21"/>
               </w:rPr>
               <w:t>数据库查询</w:t>
@@ -2649,16 +3672,18 @@
         </w:tc>
         <w:tc>
           <w:tcPr>
-            <w:tcW w:type="dxa" w:w="5386"/>
+            <w:tcW w:type="dxa" w:w="2771"/>
           </w:tcPr>
           <w:p>
             <w:pPr>
+              <w:spacing w:line="240" w:lineRule="auto"/>
               <w:ind w:firstLine="0"/>
             </w:pPr>
             <w:r/>
             <w:r>
               <w:rPr>
-                <w:rFonts w:ascii="宋体" w:hAnsi="宋体" w:eastAsia="宋体"/>
+                <w:rFonts w:ascii="Times New Roman" w:hAnsi="Times New Roman" w:eastAsia="宋体"/>
+                <w:b w:val="0"/>
                 <w:sz w:val="21"/>
               </w:rPr>
               <w:t>46669 条传感器数据聚合查询 ≤ 1 秒</w:t>
@@ -2669,16 +3694,18 @@
       <w:tr>
         <w:tc>
           <w:tcPr>
-            <w:tcW w:type="dxa" w:w="1417"/>
+            <w:tcW w:type="dxa" w:w="2771"/>
           </w:tcPr>
           <w:p>
             <w:pPr>
+              <w:spacing w:line="240" w:lineRule="auto"/>
               <w:ind w:firstLine="0"/>
             </w:pPr>
             <w:r/>
             <w:r>
               <w:rPr>
-                <w:rFonts w:ascii="宋体" w:hAnsi="宋体" w:eastAsia="宋体"/>
+                <w:rFonts w:ascii="Times New Roman" w:hAnsi="Times New Roman" w:eastAsia="宋体"/>
+                <w:b w:val="0"/>
                 <w:sz w:val="21"/>
               </w:rPr>
               <w:t>NFR-P05</w:t>
@@ -2687,16 +3714,18 @@
         </w:tc>
         <w:tc>
           <w:tcPr>
-            <w:tcW w:type="dxa" w:w="2268"/>
+            <w:tcW w:type="dxa" w:w="2771"/>
           </w:tcPr>
           <w:p>
             <w:pPr>
+              <w:spacing w:line="240" w:lineRule="auto"/>
               <w:ind w:firstLine="0"/>
             </w:pPr>
             <w:r/>
             <w:r>
               <w:rPr>
-                <w:rFonts w:ascii="宋体" w:hAnsi="宋体" w:eastAsia="宋体"/>
+                <w:rFonts w:ascii="Times New Roman" w:hAnsi="Times New Roman" w:eastAsia="宋体"/>
+                <w:b w:val="0"/>
                 <w:sz w:val="21"/>
               </w:rPr>
               <w:t>并发能力</w:t>
@@ -2705,16 +3734,18 @@
         </w:tc>
         <w:tc>
           <w:tcPr>
-            <w:tcW w:type="dxa" w:w="5386"/>
+            <w:tcW w:type="dxa" w:w="2771"/>
           </w:tcPr>
           <w:p>
             <w:pPr>
+              <w:spacing w:line="240" w:lineRule="auto"/>
               <w:ind w:firstLine="0"/>
             </w:pPr>
             <w:r/>
             <w:r>
               <w:rPr>
-                <w:rFonts w:ascii="宋体" w:hAnsi="宋体" w:eastAsia="宋体"/>
+                <w:rFonts w:ascii="Times New Roman" w:hAnsi="Times New Roman" w:eastAsia="宋体"/>
+                <w:b w:val="0"/>
                 <w:sz w:val="21"/>
               </w:rPr>
               <w:t>支持单用户操作，Demo 级不要求高并发</w:t>
@@ -2726,32 +3757,41 @@
     <w:p/>
     <w:p>
       <w:pPr>
-        <w:pStyle w:val="Heading2"/>
-        <w:ind w:firstLine="0"/>
+        <w:spacing w:line="360" w:lineRule="auto" w:before="240" w:after="120"/>
+        <w:jc w:val="left"/>
       </w:pPr>
       <w:r>
+        <w:rPr>
+          <w:rFonts w:ascii="Times New Roman" w:hAnsi="Times New Roman" w:eastAsia="黑体"/>
+          <w:b/>
+          <w:sz w:val="28"/>
+        </w:rPr>
         <w:t>4.2 可用性需求</w:t>
       </w:r>
     </w:p>
     <w:p>
       <w:pPr>
-        <w:ind w:firstLine="0"/>
+        <w:spacing w:line="360" w:lineRule="auto" w:before="0" w:after="0"/>
+        <w:jc w:val="both"/>
       </w:pPr>
       <w:r>
         <w:rPr>
-          <w:rFonts w:ascii="宋体" w:hAnsi="宋体" w:eastAsia="宋体"/>
+          <w:rFonts w:ascii="Times New Roman" w:hAnsi="Times New Roman" w:eastAsia="宋体"/>
+          <w:b w:val="0"/>
           <w:sz w:val="24"/>
         </w:rPr>
-        <w:t>（1）界面采用深色工业科技风，关键指标（健康度、告警级别）使用颜色编码（绿/黄/红），符合运维人员视觉习惯。</w:t>
+        <w:t>（1）界面采用深色工业科技风，关键指标使用颜色编码（绿/黄/红），符合运维人员视觉习惯。</w:t>
       </w:r>
     </w:p>
     <w:p>
       <w:pPr>
-        <w:ind w:firstLine="0"/>
+        <w:spacing w:line="360" w:lineRule="auto" w:before="0" w:after="0"/>
+        <w:jc w:val="both"/>
       </w:pPr>
       <w:r>
         <w:rPr>
-          <w:rFonts w:ascii="宋体" w:hAnsi="宋体" w:eastAsia="宋体"/>
+          <w:rFonts w:ascii="Times New Roman" w:hAnsi="Times New Roman" w:eastAsia="宋体"/>
+          <w:b w:val="0"/>
           <w:sz w:val="24"/>
         </w:rPr>
         <w:t>（2）所有操作提供明确的反馈提示（成功/失败弹窗、状态标签变化）。</w:t>
@@ -2759,23 +3799,27 @@
     </w:p>
     <w:p>
       <w:pPr>
-        <w:ind w:firstLine="0"/>
+        <w:spacing w:line="360" w:lineRule="auto" w:before="0" w:after="0"/>
+        <w:jc w:val="both"/>
       </w:pPr>
       <w:r>
         <w:rPr>
-          <w:rFonts w:ascii="宋体" w:hAnsi="宋体" w:eastAsia="宋体"/>
+          <w:rFonts w:ascii="Times New Roman" w:hAnsi="Times New Roman" w:eastAsia="宋体"/>
+          <w:b w:val="0"/>
           <w:sz w:val="24"/>
         </w:rPr>
-        <w:t>（3）页面布局响应式，在 1366×768 及以上分辨率下完整显示，表格超宽时支持横向滚动。</w:t>
+        <w:t>（3）页面布局在 1366×768 及以上分辨率下完整显示，表格超宽时支持横向滚动。</w:t>
       </w:r>
     </w:p>
     <w:p>
       <w:pPr>
-        <w:ind w:firstLine="0"/>
+        <w:spacing w:line="360" w:lineRule="auto" w:before="0" w:after="0"/>
+        <w:jc w:val="both"/>
       </w:pPr>
       <w:r>
         <w:rPr>
-          <w:rFonts w:ascii="宋体" w:hAnsi="宋体" w:eastAsia="宋体"/>
+          <w:rFonts w:ascii="Times New Roman" w:hAnsi="Times New Roman" w:eastAsia="宋体"/>
+          <w:b w:val="0"/>
           <w:sz w:val="24"/>
         </w:rPr>
         <w:t>（4）系统启动后无需人工干预即可加载模型与数据库，开箱即用。</w:t>
@@ -2783,20 +3827,27 @@
     </w:p>
     <w:p>
       <w:pPr>
-        <w:pStyle w:val="Heading2"/>
-        <w:ind w:firstLine="0"/>
+        <w:spacing w:line="360" w:lineRule="auto" w:before="240" w:after="120"/>
+        <w:jc w:val="left"/>
       </w:pPr>
       <w:r>
+        <w:rPr>
+          <w:rFonts w:ascii="Times New Roman" w:hAnsi="Times New Roman" w:eastAsia="黑体"/>
+          <w:b/>
+          <w:sz w:val="28"/>
+        </w:rPr>
         <w:t>4.3 安全性需求</w:t>
       </w:r>
     </w:p>
     <w:p>
       <w:pPr>
-        <w:ind w:firstLine="0"/>
+        <w:spacing w:line="360" w:lineRule="auto" w:before="0" w:after="0"/>
+        <w:jc w:val="both"/>
       </w:pPr>
       <w:r>
         <w:rPr>
-          <w:rFonts w:ascii="宋体" w:hAnsi="宋体" w:eastAsia="宋体"/>
+          <w:rFonts w:ascii="Times New Roman" w:hAnsi="Times New Roman" w:eastAsia="宋体"/>
+          <w:b w:val="0"/>
           <w:sz w:val="24"/>
         </w:rPr>
         <w:t>（1）使用公开数据集，不存储任何个人隐私或企业涉密数据。</w:t>
@@ -2804,11 +3855,13 @@
     </w:p>
     <w:p>
       <w:pPr>
-        <w:ind w:firstLine="0"/>
+        <w:spacing w:line="360" w:lineRule="auto" w:before="0" w:after="0"/>
+        <w:jc w:val="both"/>
       </w:pPr>
       <w:r>
         <w:rPr>
-          <w:rFonts w:ascii="宋体" w:hAnsi="宋体" w:eastAsia="宋体"/>
+          <w:rFonts w:ascii="Times New Roman" w:hAnsi="Times New Roman" w:eastAsia="宋体"/>
+          <w:b w:val="0"/>
           <w:sz w:val="24"/>
         </w:rPr>
         <w:t>（2）后端 API 对输入参数进行校验，异常输入返回明确错误码与提示。</w:t>
@@ -2816,11 +3869,13 @@
     </w:p>
     <w:p>
       <w:pPr>
-        <w:ind w:firstLine="0"/>
+        <w:spacing w:line="360" w:lineRule="auto" w:before="0" w:after="0"/>
+        <w:jc w:val="both"/>
       </w:pPr>
       <w:r>
         <w:rPr>
-          <w:rFonts w:ascii="宋体" w:hAnsi="宋体" w:eastAsia="宋体"/>
+          <w:rFonts w:ascii="Times New Roman" w:hAnsi="Times New Roman" w:eastAsia="宋体"/>
+          <w:b w:val="0"/>
           <w:sz w:val="24"/>
         </w:rPr>
         <w:t>（3）SQL 查询使用参数化语句，防止 SQL 注入。</w:t>
@@ -2828,44 +3883,55 @@
     </w:p>
     <w:p>
       <w:pPr>
-        <w:ind w:firstLine="0"/>
+        <w:spacing w:line="360" w:lineRule="auto" w:before="0" w:after="0"/>
+        <w:jc w:val="both"/>
       </w:pPr>
       <w:r>
         <w:rPr>
-          <w:rFonts w:ascii="宋体" w:hAnsi="宋体" w:eastAsia="宋体"/>
+          <w:rFonts w:ascii="Times New Roman" w:hAnsi="Times New Roman" w:eastAsia="宋体"/>
+          <w:b w:val="0"/>
           <w:sz w:val="24"/>
         </w:rPr>
-        <w:t>（4）Demo 级系统不涉及用户认证与权限管理，部署于本地或受信局域网。</w:t>
+        <w:t>（4）Demo 级系统部署于本地或受信局域网，不涉及用户认证与权限管理。</w:t>
       </w:r>
     </w:p>
     <w:p>
       <w:pPr>
-        <w:pStyle w:val="Heading2"/>
-        <w:ind w:firstLine="0"/>
+        <w:spacing w:line="360" w:lineRule="auto" w:before="240" w:after="120"/>
+        <w:jc w:val="left"/>
       </w:pPr>
       <w:r>
+        <w:rPr>
+          <w:rFonts w:ascii="Times New Roman" w:hAnsi="Times New Roman" w:eastAsia="黑体"/>
+          <w:b/>
+          <w:sz w:val="28"/>
+        </w:rPr>
         <w:t>4.4 可维护性需求</w:t>
       </w:r>
     </w:p>
     <w:p>
       <w:pPr>
-        <w:ind w:firstLine="0"/>
+        <w:spacing w:line="360" w:lineRule="auto" w:before="0" w:after="0"/>
+        <w:jc w:val="both"/>
       </w:pPr>
       <w:r>
         <w:rPr>
-          <w:rFonts w:ascii="宋体" w:hAnsi="宋体" w:eastAsia="宋体"/>
+          <w:rFonts w:ascii="Times New Roman" w:hAnsi="Times New Roman" w:eastAsia="宋体"/>
+          <w:b w:val="0"/>
           <w:sz w:val="24"/>
         </w:rPr>
-        <w:t>（1）代码按模块分层：后端（app.py）、数据库（database.py）、算法模块（models/）、前端（templates/、static/）、数据（data/）、测试（test_system.py）。</w:t>
+        <w:t>（1）代码按模块分层：后端、数据库、算法模块、前端、数据、测试。</w:t>
       </w:r>
     </w:p>
     <w:p>
       <w:pPr>
-        <w:ind w:firstLine="0"/>
+        <w:spacing w:line="360" w:lineRule="auto" w:before="0" w:after="0"/>
+        <w:jc w:val="both"/>
       </w:pPr>
       <w:r>
         <w:rPr>
-          <w:rFonts w:ascii="宋体" w:hAnsi="宋体" w:eastAsia="宋体"/>
+          <w:rFonts w:ascii="Times New Roman" w:hAnsi="Times New Roman" w:eastAsia="宋体"/>
+          <w:b w:val="0"/>
           <w:sz w:val="24"/>
         </w:rPr>
         <w:t>（2）三大算法模块独立封装，可单独替换算法实现而不影响上层业务。</w:t>
@@ -2873,11 +3939,13 @@
     </w:p>
     <w:p>
       <w:pPr>
-        <w:ind w:firstLine="0"/>
+        <w:spacing w:line="360" w:lineRule="auto" w:before="0" w:after="0"/>
+        <w:jc w:val="both"/>
       </w:pPr>
       <w:r>
         <w:rPr>
-          <w:rFonts w:ascii="宋体" w:hAnsi="宋体" w:eastAsia="宋体"/>
+          <w:rFonts w:ascii="Times New Roman" w:hAnsi="Times New Roman" w:eastAsia="宋体"/>
+          <w:b w:val="0"/>
           <w:sz w:val="24"/>
         </w:rPr>
         <w:t>（3）模型文件与数据库文件独立存储，支持重新训练与初始化。</w:t>
@@ -2885,23 +3953,27 @@
     </w:p>
     <w:p>
       <w:pPr>
-        <w:ind w:firstLine="0"/>
+        <w:spacing w:line="360" w:lineRule="auto" w:before="0" w:after="0"/>
+        <w:jc w:val="both"/>
       </w:pPr>
       <w:r>
         <w:rPr>
-          <w:rFonts w:ascii="宋体" w:hAnsi="宋体" w:eastAsia="宋体"/>
+          <w:rFonts w:ascii="Times New Roman" w:hAnsi="Times New Roman" w:eastAsia="宋体"/>
+          <w:b w:val="0"/>
           <w:sz w:val="24"/>
         </w:rPr>
-        <w:t>（4）配备 38 个自动化测试用例，覆盖数据库、算法、API、业务闭环、页面路由，支持回归验证。</w:t>
+        <w:t>（4）配备 38 个自动化测试用例，支持回归验证。</w:t>
       </w:r>
     </w:p>
     <w:p>
       <w:pPr>
-        <w:ind w:firstLine="0"/>
+        <w:spacing w:line="360" w:lineRule="auto" w:before="0" w:after="0"/>
+        <w:jc w:val="both"/>
       </w:pPr>
       <w:r>
         <w:rPr>
-          <w:rFonts w:ascii="宋体" w:hAnsi="宋体" w:eastAsia="宋体"/>
+          <w:rFonts w:ascii="Times New Roman" w:hAnsi="Times New Roman" w:eastAsia="宋体"/>
+          <w:b w:val="0"/>
           <w:sz w:val="24"/>
         </w:rPr>
         <w:t>（5）Git 小步提交，提交说明清晰，保留完整开发历史。</w:t>
@@ -2909,20 +3981,27 @@
     </w:p>
     <w:p>
       <w:pPr>
-        <w:pStyle w:val="Heading2"/>
-        <w:ind w:firstLine="0"/>
+        <w:spacing w:line="360" w:lineRule="auto" w:before="240" w:after="120"/>
+        <w:jc w:val="left"/>
       </w:pPr>
       <w:r>
+        <w:rPr>
+          <w:rFonts w:ascii="Times New Roman" w:hAnsi="Times New Roman" w:eastAsia="黑体"/>
+          <w:b/>
+          <w:sz w:val="28"/>
+        </w:rPr>
         <w:t>4.5 兼容性需求</w:t>
       </w:r>
     </w:p>
     <w:p>
       <w:pPr>
-        <w:ind w:firstLine="0"/>
+        <w:spacing w:line="360" w:lineRule="auto" w:before="0" w:after="0"/>
+        <w:jc w:val="both"/>
       </w:pPr>
       <w:r>
         <w:rPr>
-          <w:rFonts w:ascii="宋体" w:hAnsi="宋体" w:eastAsia="宋体"/>
+          <w:rFonts w:ascii="Times New Roman" w:hAnsi="Times New Roman" w:eastAsia="宋体"/>
+          <w:b w:val="0"/>
           <w:sz w:val="24"/>
         </w:rPr>
         <w:t>（1）后端兼容 Python 3.9+，跨 Windows/Linux 运行。</w:t>
@@ -2930,11 +4009,13 @@
     </w:p>
     <w:p>
       <w:pPr>
-        <w:ind w:firstLine="0"/>
+        <w:spacing w:line="360" w:lineRule="auto" w:before="0" w:after="0"/>
+        <w:jc w:val="both"/>
       </w:pPr>
       <w:r>
         <w:rPr>
-          <w:rFonts w:ascii="宋体" w:hAnsi="宋体" w:eastAsia="宋体"/>
+          <w:rFonts w:ascii="Times New Roman" w:hAnsi="Times New Roman" w:eastAsia="宋体"/>
+          <w:b w:val="0"/>
           <w:sz w:val="24"/>
         </w:rPr>
         <w:t>（2）前端兼容 Chrome、Edge、Firefox 最新版浏览器。</w:t>
@@ -2942,11 +4023,13 @@
     </w:p>
     <w:p>
       <w:pPr>
-        <w:ind w:firstLine="0"/>
+        <w:spacing w:line="360" w:lineRule="auto" w:before="0" w:after="0"/>
+        <w:jc w:val="both"/>
       </w:pPr>
       <w:r>
         <w:rPr>
-          <w:rFonts w:ascii="宋体" w:hAnsi="宋体" w:eastAsia="宋体"/>
+          <w:rFonts w:ascii="Times New Roman" w:hAnsi="Times New Roman" w:eastAsia="宋体"/>
+          <w:b w:val="0"/>
           <w:sz w:val="24"/>
         </w:rPr>
         <w:t>（3）ECharts 图表通过 CDN 加载，在有网络环境下自动渲染。</w:t>
@@ -2959,29 +4042,59 @@
     </w:p>
     <w:p>
       <w:pPr>
-        <w:pStyle w:val="Heading1"/>
-        <w:ind w:firstLine="0"/>
+        <w:spacing w:line="360" w:lineRule="auto" w:before="480" w:after="360"/>
+        <w:jc w:val="center"/>
       </w:pPr>
       <w:r>
-        <w:t>5 数据需求</w:t>
+        <w:rPr>
+          <w:rFonts w:ascii="Times New Roman" w:hAnsi="Times New Roman" w:eastAsia="黑体"/>
+          <w:b/>
+          <w:sz w:val="32"/>
+        </w:rPr>
+        <w:t>第5章 数据需求</w:t>
       </w:r>
     </w:p>
     <w:p>
       <w:pPr>
-        <w:pStyle w:val="Heading2"/>
-        <w:ind w:firstLine="0"/>
+        <w:spacing w:line="360" w:lineRule="auto" w:before="240" w:after="120"/>
+        <w:jc w:val="left"/>
       </w:pPr>
       <w:r>
+        <w:rPr>
+          <w:rFonts w:ascii="Times New Roman" w:hAnsi="Times New Roman" w:eastAsia="黑体"/>
+          <w:b/>
+          <w:sz w:val="28"/>
+        </w:rPr>
         <w:t>5.1 数据实体</w:t>
       </w:r>
     </w:p>
     <w:p>
+      <w:pPr>
+        <w:spacing w:line="360" w:lineRule="auto" w:before="0" w:after="0"/>
+        <w:ind w:firstLine="480"/>
+        <w:jc w:val="both"/>
+      </w:pPr>
       <w:r>
         <w:rPr>
-          <w:rFonts w:ascii="宋体" w:hAnsi="宋体" w:eastAsia="宋体"/>
+          <w:rFonts w:ascii="Times New Roman" w:hAnsi="Times New Roman" w:eastAsia="宋体"/>
+          <w:b w:val="0"/>
           <w:sz w:val="24"/>
         </w:rPr>
         <w:t>系统使用 SQLite 数据库，包含 4 张核心表：</w:t>
+      </w:r>
+    </w:p>
+    <w:p>
+      <w:pPr>
+        <w:spacing w:line="360" w:lineRule="auto" w:before="120" w:after="60"/>
+        <w:jc w:val="center"/>
+      </w:pPr>
+      <w:r>
+        <w:rPr>
+          <w:rFonts w:ascii="Times New Roman" w:hAnsi="Times New Roman" w:eastAsia="黑体"/>
+          <w:b/>
+          <w:sz w:val="21"/>
+        </w:rPr>
+        <w:t>表5-1 数据库核心表结构</w:t>
       </w:r>
     </w:p>
     <w:tbl>
@@ -2992,14 +4105,14 @@
         <w:tblLook w:firstColumn="1" w:firstRow="1" w:lastColumn="0" w:lastRow="0" w:noHBand="0" w:noVBand="1" w:val="04A0"/>
       </w:tblPr>
       <w:tblGrid>
-        <w:gridCol w:w="2880"/>
-        <w:gridCol w:w="2880"/>
-        <w:gridCol w:w="2880"/>
+        <w:gridCol w:w="2771"/>
+        <w:gridCol w:w="2771"/>
+        <w:gridCol w:w="2771"/>
       </w:tblGrid>
       <w:tr>
         <w:tc>
           <w:tcPr>
-            <w:tcW w:type="dxa" w:w="1701"/>
+            <w:tcW w:type="dxa" w:w="2771"/>
           </w:tcPr>
           <w:p>
             <w:pPr>
@@ -3009,9 +4122,9 @@
             <w:r/>
             <w:r>
               <w:rPr>
-                <w:rFonts w:ascii="宋体" w:hAnsi="宋体" w:eastAsia="宋体"/>
+                <w:rFonts w:ascii="Times New Roman" w:hAnsi="Times New Roman" w:eastAsia="黑体"/>
                 <w:b/>
-                <w:sz w:val="22"/>
+                <w:sz w:val="21"/>
               </w:rPr>
               <w:t>表名</w:t>
             </w:r>
@@ -3019,7 +4132,7 @@
         </w:tc>
         <w:tc>
           <w:tcPr>
-            <w:tcW w:type="dxa" w:w="2268"/>
+            <w:tcW w:type="dxa" w:w="2771"/>
           </w:tcPr>
           <w:p>
             <w:pPr>
@@ -3029,9 +4142,9 @@
             <w:r/>
             <w:r>
               <w:rPr>
-                <w:rFonts w:ascii="宋体" w:hAnsi="宋体" w:eastAsia="宋体"/>
+                <w:rFonts w:ascii="Times New Roman" w:hAnsi="Times New Roman" w:eastAsia="黑体"/>
                 <w:b/>
-                <w:sz w:val="22"/>
+                <w:sz w:val="21"/>
               </w:rPr>
               <w:t>说明</w:t>
             </w:r>
@@ -3039,7 +4152,7 @@
         </w:tc>
         <w:tc>
           <w:tcPr>
-            <w:tcW w:type="dxa" w:w="5102"/>
+            <w:tcW w:type="dxa" w:w="2771"/>
           </w:tcPr>
           <w:p>
             <w:pPr>
@@ -3049,9 +4162,9 @@
             <w:r/>
             <w:r>
               <w:rPr>
-                <w:rFonts w:ascii="宋体" w:hAnsi="宋体" w:eastAsia="宋体"/>
+                <w:rFonts w:ascii="Times New Roman" w:hAnsi="Times New Roman" w:eastAsia="黑体"/>
                 <w:b/>
-                <w:sz w:val="22"/>
+                <w:sz w:val="21"/>
               </w:rPr>
               <w:t>核心字段</w:t>
             </w:r>
@@ -3061,16 +4174,18 @@
       <w:tr>
         <w:tc>
           <w:tcPr>
-            <w:tcW w:type="dxa" w:w="1701"/>
+            <w:tcW w:type="dxa" w:w="2771"/>
           </w:tcPr>
           <w:p>
             <w:pPr>
+              <w:spacing w:line="240" w:lineRule="auto"/>
               <w:ind w:firstLine="0"/>
             </w:pPr>
             <w:r/>
             <w:r>
               <w:rPr>
-                <w:rFonts w:ascii="宋体" w:hAnsi="宋体" w:eastAsia="宋体"/>
+                <w:rFonts w:ascii="Times New Roman" w:hAnsi="Times New Roman" w:eastAsia="宋体"/>
+                <w:b w:val="0"/>
                 <w:sz w:val="21"/>
               </w:rPr>
               <w:t>devices</w:t>
@@ -3079,16 +4194,18 @@
         </w:tc>
         <w:tc>
           <w:tcPr>
-            <w:tcW w:type="dxa" w:w="2268"/>
+            <w:tcW w:type="dxa" w:w="2771"/>
           </w:tcPr>
           <w:p>
             <w:pPr>
+              <w:spacing w:line="240" w:lineRule="auto"/>
               <w:ind w:firstLine="0"/>
             </w:pPr>
             <w:r/>
             <w:r>
               <w:rPr>
-                <w:rFonts w:ascii="宋体" w:hAnsi="宋体" w:eastAsia="宋体"/>
+                <w:rFonts w:ascii="Times New Roman" w:hAnsi="Times New Roman" w:eastAsia="宋体"/>
+                <w:b w:val="0"/>
                 <w:sz w:val="21"/>
               </w:rPr>
               <w:t>设备基础信息表</w:t>
@@ -3097,19 +4214,21 @@
         </w:tc>
         <w:tc>
           <w:tcPr>
-            <w:tcW w:type="dxa" w:w="5102"/>
+            <w:tcW w:type="dxa" w:w="2771"/>
           </w:tcPr>
           <w:p>
             <w:pPr>
+              <w:spacing w:line="240" w:lineRule="auto"/>
               <w:ind w:firstLine="0"/>
             </w:pPr>
             <w:r/>
             <w:r>
               <w:rPr>
-                <w:rFonts w:ascii="宋体" w:hAnsi="宋体" w:eastAsia="宋体"/>
+                <w:rFonts w:ascii="Times New Roman" w:hAnsi="Times New Roman" w:eastAsia="宋体"/>
+                <w:b w:val="0"/>
                 <w:sz w:val="21"/>
               </w:rPr>
-              <w:t>device_id(设备编号)、device_name(设备名称)、location(位置)、fault_type(故障场景)、status(状态)</w:t>
+              <w:t>device_id、device_name、location、fault_type、status</w:t>
             </w:r>
           </w:p>
         </w:tc>
@@ -3117,16 +4236,18 @@
       <w:tr>
         <w:tc>
           <w:tcPr>
-            <w:tcW w:type="dxa" w:w="1701"/>
+            <w:tcW w:type="dxa" w:w="2771"/>
           </w:tcPr>
           <w:p>
             <w:pPr>
+              <w:spacing w:line="240" w:lineRule="auto"/>
               <w:ind w:firstLine="0"/>
             </w:pPr>
             <w:r/>
             <w:r>
               <w:rPr>
-                <w:rFonts w:ascii="宋体" w:hAnsi="宋体" w:eastAsia="宋体"/>
+                <w:rFonts w:ascii="Times New Roman" w:hAnsi="Times New Roman" w:eastAsia="宋体"/>
+                <w:b w:val="0"/>
                 <w:sz w:val="21"/>
               </w:rPr>
               <w:t>sensor_data</w:t>
@@ -3135,16 +4256,18 @@
         </w:tc>
         <w:tc>
           <w:tcPr>
-            <w:tcW w:type="dxa" w:w="2268"/>
+            <w:tcW w:type="dxa" w:w="2771"/>
           </w:tcPr>
           <w:p>
             <w:pPr>
+              <w:spacing w:line="240" w:lineRule="auto"/>
               <w:ind w:firstLine="0"/>
             </w:pPr>
             <w:r/>
             <w:r>
               <w:rPr>
-                <w:rFonts w:ascii="宋体" w:hAnsi="宋体" w:eastAsia="宋体"/>
+                <w:rFonts w:ascii="Times New Roman" w:hAnsi="Times New Roman" w:eastAsia="宋体"/>
+                <w:b w:val="0"/>
                 <w:sz w:val="21"/>
               </w:rPr>
               <w:t>传感器时序数据表</w:t>
@@ -3153,19 +4276,21 @@
         </w:tc>
         <w:tc>
           <w:tcPr>
-            <w:tcW w:type="dxa" w:w="5102"/>
+            <w:tcW w:type="dxa" w:w="2771"/>
           </w:tcPr>
           <w:p>
             <w:pPr>
+              <w:spacing w:line="240" w:lineRule="auto"/>
               <w:ind w:firstLine="0"/>
             </w:pPr>
             <w:r/>
             <w:r>
               <w:rPr>
-                <w:rFonts w:ascii="宋体" w:hAnsi="宋体" w:eastAsia="宋体"/>
+                <w:rFonts w:ascii="Times New Roman" w:hAnsi="Times New Roman" w:eastAsia="宋体"/>
+                <w:b w:val="0"/>
                 <w:sz w:val="21"/>
               </w:rPr>
-              <w:t>device_id、timestamp(时间戳)、8路传感器值、anomaly(异常标签)</w:t>
+              <w:t>device_id、timestamp、8路传感器值、anomaly</w:t>
             </w:r>
           </w:p>
         </w:tc>
@@ -3173,16 +4298,18 @@
       <w:tr>
         <w:tc>
           <w:tcPr>
-            <w:tcW w:type="dxa" w:w="1701"/>
+            <w:tcW w:type="dxa" w:w="2771"/>
           </w:tcPr>
           <w:p>
             <w:pPr>
+              <w:spacing w:line="240" w:lineRule="auto"/>
               <w:ind w:firstLine="0"/>
             </w:pPr>
             <w:r/>
             <w:r>
               <w:rPr>
-                <w:rFonts w:ascii="宋体" w:hAnsi="宋体" w:eastAsia="宋体"/>
+                <w:rFonts w:ascii="Times New Roman" w:hAnsi="Times New Roman" w:eastAsia="宋体"/>
+                <w:b w:val="0"/>
                 <w:sz w:val="21"/>
               </w:rPr>
               <w:t>alerts</w:t>
@@ -3191,16 +4318,18 @@
         </w:tc>
         <w:tc>
           <w:tcPr>
-            <w:tcW w:type="dxa" w:w="2268"/>
+            <w:tcW w:type="dxa" w:w="2771"/>
           </w:tcPr>
           <w:p>
             <w:pPr>
+              <w:spacing w:line="240" w:lineRule="auto"/>
               <w:ind w:firstLine="0"/>
             </w:pPr>
             <w:r/>
             <w:r>
               <w:rPr>
-                <w:rFonts w:ascii="宋体" w:hAnsi="宋体" w:eastAsia="宋体"/>
+                <w:rFonts w:ascii="Times New Roman" w:hAnsi="Times New Roman" w:eastAsia="宋体"/>
+                <w:b w:val="0"/>
                 <w:sz w:val="21"/>
               </w:rPr>
               <w:t>告警记录表</w:t>
@@ -3209,19 +4338,21 @@
         </w:tc>
         <w:tc>
           <w:tcPr>
-            <w:tcW w:type="dxa" w:w="5102"/>
+            <w:tcW w:type="dxa" w:w="2771"/>
           </w:tcPr>
           <w:p>
             <w:pPr>
+              <w:spacing w:line="240" w:lineRule="auto"/>
               <w:ind w:firstLine="0"/>
             </w:pPr>
             <w:r/>
             <w:r>
               <w:rPr>
-                <w:rFonts w:ascii="宋体" w:hAnsi="宋体" w:eastAsia="宋体"/>
+                <w:rFonts w:ascii="Times New Roman" w:hAnsi="Times New Roman" w:eastAsia="宋体"/>
+                <w:b w:val="0"/>
                 <w:sz w:val="21"/>
               </w:rPr>
-              <w:t>id、device_id、timestamp、alert_type(告警类型)、severity(级别)、message(告警内容)、anomaly_score、fault_prob、root_cause(根因)、status(未处理/已处理)</w:t>
+              <w:t>id、device_id、timestamp、alert_type、severity、message、anomaly_score、fault_prob、root_cause、status</w:t>
             </w:r>
           </w:p>
         </w:tc>
@@ -3229,16 +4360,18 @@
       <w:tr>
         <w:tc>
           <w:tcPr>
-            <w:tcW w:type="dxa" w:w="1701"/>
+            <w:tcW w:type="dxa" w:w="2771"/>
           </w:tcPr>
           <w:p>
             <w:pPr>
+              <w:spacing w:line="240" w:lineRule="auto"/>
               <w:ind w:firstLine="0"/>
             </w:pPr>
             <w:r/>
             <w:r>
               <w:rPr>
-                <w:rFonts w:ascii="宋体" w:hAnsi="宋体" w:eastAsia="宋体"/>
+                <w:rFonts w:ascii="Times New Roman" w:hAnsi="Times New Roman" w:eastAsia="宋体"/>
+                <w:b w:val="0"/>
                 <w:sz w:val="21"/>
               </w:rPr>
               <w:t>maintenance</w:t>
@@ -3247,16 +4380,18 @@
         </w:tc>
         <w:tc>
           <w:tcPr>
-            <w:tcW w:type="dxa" w:w="2268"/>
+            <w:tcW w:type="dxa" w:w="2771"/>
           </w:tcPr>
           <w:p>
             <w:pPr>
+              <w:spacing w:line="240" w:lineRule="auto"/>
               <w:ind w:firstLine="0"/>
             </w:pPr>
             <w:r/>
             <w:r>
               <w:rPr>
-                <w:rFonts w:ascii="宋体" w:hAnsi="宋体" w:eastAsia="宋体"/>
+                <w:rFonts w:ascii="Times New Roman" w:hAnsi="Times New Roman" w:eastAsia="宋体"/>
+                <w:b w:val="0"/>
                 <w:sz w:val="21"/>
               </w:rPr>
               <w:t>运维处置记录表</w:t>
@@ -3265,19 +4400,21 @@
         </w:tc>
         <w:tc>
           <w:tcPr>
-            <w:tcW w:type="dxa" w:w="5102"/>
+            <w:tcW w:type="dxa" w:w="2771"/>
           </w:tcPr>
           <w:p>
             <w:pPr>
+              <w:spacing w:line="240" w:lineRule="auto"/>
               <w:ind w:firstLine="0"/>
             </w:pPr>
             <w:r/>
             <w:r>
               <w:rPr>
-                <w:rFonts w:ascii="宋体" w:hAnsi="宋体" w:eastAsia="宋体"/>
+                <w:rFonts w:ascii="Times New Roman" w:hAnsi="Times New Roman" w:eastAsia="宋体"/>
+                <w:b w:val="0"/>
                 <w:sz w:val="21"/>
               </w:rPr>
-              <w:t>id、alert_id(关联告警)、device_id、action(处置措施)、operator(处理人)、create_time(处置时间)</w:t>
+              <w:t>id、alert_id、device_id、action、operator、create_time</w:t>
             </w:r>
           </w:p>
         </w:tc>
@@ -3286,53 +4423,72 @@
     <w:p/>
     <w:p>
       <w:pPr>
-        <w:pStyle w:val="Heading2"/>
-        <w:ind w:firstLine="0"/>
+        <w:spacing w:line="360" w:lineRule="auto" w:before="240" w:after="120"/>
+        <w:jc w:val="left"/>
       </w:pPr>
       <w:r>
+        <w:rPr>
+          <w:rFonts w:ascii="Times New Roman" w:hAnsi="Times New Roman" w:eastAsia="黑体"/>
+          <w:b/>
+          <w:sz w:val="28"/>
+        </w:rPr>
         <w:t>5.2 数据来源</w:t>
       </w:r>
     </w:p>
     <w:p>
+      <w:pPr>
+        <w:spacing w:line="360" w:lineRule="auto" w:before="0" w:after="0"/>
+        <w:ind w:firstLine="480"/>
+        <w:jc w:val="both"/>
+      </w:pPr>
       <w:r>
         <w:rPr>
-          <w:rFonts w:ascii="宋体" w:hAnsi="宋体" w:eastAsia="宋体"/>
+          <w:rFonts w:ascii="Times New Roman" w:hAnsi="Times New Roman" w:eastAsia="宋体"/>
+          <w:b w:val="0"/>
           <w:sz w:val="24"/>
         </w:rPr>
-        <w:t>系统使用 SKAB（Skoltech Anomaly Benchmark）公开工业水泵异常检测数据集，数据来源为 https://github.com/KotsoevK/SKAB。该数据集包含 38 个 CSV 文件，覆盖 anomaly-free（正常工况）、valve1、valve2、other 四类故障场景，共 46860 条原始样本。</w:t>
+        <w:t>系统使用 SKAB（Skoltech Anomaly Benchmark）公开工业水泵异常检测数据集，数据来源为 https://github.com/KotsoevK/SKAB。该数据集包含 38 个 CSV 文件，覆盖 anomaly-free（正常工况）、valve1、valve2、other 四类故障场景，共 46860 条原始样本。数据集字段包括：datetime（时间戳）、两路振动加速度、电机电流、管路压力、温度、热电偶温度、电机电压、流量、anomaly（异常标签）、fault_type（故障类型）。</w:t>
       </w:r>
     </w:p>
     <w:p>
+      <w:pPr>
+        <w:spacing w:line="360" w:lineRule="auto" w:before="240" w:after="120"/>
+        <w:jc w:val="left"/>
+      </w:pPr>
       <w:r>
         <w:rPr>
-          <w:rFonts w:ascii="宋体" w:hAnsi="宋体" w:eastAsia="宋体"/>
-          <w:sz w:val="24"/>
+          <w:rFonts w:ascii="Times New Roman" w:hAnsi="Times New Roman" w:eastAsia="黑体"/>
+          <w:b/>
+          <w:sz w:val="28"/>
         </w:rPr>
-        <w:t>数据集字段包括：datetime（时间戳）、Accelerometer1RMS/Accelerometer2RMS（两路振动加速度）、Current（电机电流）、Pressure（管路压力）、Temperature（温度）、Thermocouple（热电偶温度）、Voltage（电机电压）、Volume Flow RateRMS（流量）、anomaly（异常标签）、fault_type（故障类型）。</w:t>
-      </w:r>
-    </w:p>
-    <w:p>
-      <w:pPr>
-        <w:pStyle w:val="Heading2"/>
-        <w:ind w:firstLine="0"/>
-      </w:pPr>
-      <w:r>
         <w:t>5.3 数据规模与预处理</w:t>
       </w:r>
     </w:p>
     <w:p>
+      <w:pPr>
+        <w:spacing w:line="360" w:lineRule="auto" w:before="0" w:after="0"/>
+        <w:ind w:firstLine="480"/>
+        <w:jc w:val="both"/>
+      </w:pPr>
       <w:r>
         <w:rPr>
-          <w:rFonts w:ascii="宋体" w:hAnsi="宋体" w:eastAsia="宋体"/>
+          <w:rFonts w:ascii="Times New Roman" w:hAnsi="Times New Roman" w:eastAsia="宋体"/>
+          <w:b w:val="0"/>
           <w:sz w:val="24"/>
         </w:rPr>
         <w:t>原始数据经预处理后输出 46669 条干净样本，预处理流程包括：合并 38 个 CSV、anomaly-free 数据异常标签填充 0、时间格式转换、两次去重、缺失值向前填充与均值填充、标签整数化、按时间排序。预处理后缺失值为 0、重复行为 0。</w:t>
       </w:r>
     </w:p>
     <w:p>
+      <w:pPr>
+        <w:spacing w:line="360" w:lineRule="auto" w:before="0" w:after="0"/>
+        <w:ind w:firstLine="480"/>
+        <w:jc w:val="both"/>
+      </w:pPr>
       <w:r>
         <w:rPr>
-          <w:rFonts w:ascii="宋体" w:hAnsi="宋体" w:eastAsia="宋体"/>
+          <w:rFonts w:ascii="Times New Roman" w:hAnsi="Times New Roman" w:eastAsia="宋体"/>
+          <w:b w:val="0"/>
           <w:sz w:val="24"/>
         </w:rPr>
         <w:t>4 类故障场景映射为 4 台虚拟设备：PUMP-001（anomaly-free，9401 条）、PUMP-002（valve1，18162 条）、PUMP-003（valve2，4312 条）、PUMP-004（other，14794 条）。</w:t>
@@ -3345,20 +4501,44 @@
     </w:p>
     <w:p>
       <w:pPr>
-        <w:pStyle w:val="Heading1"/>
-        <w:ind w:firstLine="0"/>
+        <w:spacing w:line="360" w:lineRule="auto" w:before="480" w:after="360"/>
+        <w:jc w:val="center"/>
       </w:pPr>
       <w:r>
-        <w:t>6 接口需求</w:t>
+        <w:rPr>
+          <w:rFonts w:ascii="Times New Roman" w:hAnsi="Times New Roman" w:eastAsia="黑体"/>
+          <w:b/>
+          <w:sz w:val="32"/>
+        </w:rPr>
+        <w:t>第6章 接口需求</w:t>
       </w:r>
     </w:p>
     <w:p>
       <w:pPr>
-        <w:pStyle w:val="Heading2"/>
-        <w:ind w:firstLine="0"/>
+        <w:spacing w:line="360" w:lineRule="auto" w:before="240" w:after="120"/>
+        <w:jc w:val="left"/>
       </w:pPr>
       <w:r>
+        <w:rPr>
+          <w:rFonts w:ascii="Times New Roman" w:hAnsi="Times New Roman" w:eastAsia="黑体"/>
+          <w:b/>
+          <w:sz w:val="28"/>
+        </w:rPr>
         <w:t>6.1 前端页面路由</w:t>
+      </w:r>
+    </w:p>
+    <w:p>
+      <w:pPr>
+        <w:spacing w:line="360" w:lineRule="auto" w:before="120" w:after="60"/>
+        <w:jc w:val="center"/>
+      </w:pPr>
+      <w:r>
+        <w:rPr>
+          <w:rFonts w:ascii="Times New Roman" w:hAnsi="Times New Roman" w:eastAsia="黑体"/>
+          <w:b/>
+          <w:sz w:val="21"/>
+        </w:rPr>
+        <w:t>表6-1 前端页面路由</w:t>
       </w:r>
     </w:p>
     <w:tbl>
@@ -3369,14 +4549,14 @@
         <w:tblLook w:firstColumn="1" w:firstRow="1" w:lastColumn="0" w:lastRow="0" w:noHBand="0" w:noVBand="1" w:val="04A0"/>
       </w:tblPr>
       <w:tblGrid>
-        <w:gridCol w:w="2880"/>
-        <w:gridCol w:w="2880"/>
-        <w:gridCol w:w="2880"/>
+        <w:gridCol w:w="2771"/>
+        <w:gridCol w:w="2771"/>
+        <w:gridCol w:w="2771"/>
       </w:tblGrid>
       <w:tr>
         <w:tc>
           <w:tcPr>
-            <w:tcW w:type="dxa" w:w="1701"/>
+            <w:tcW w:type="dxa" w:w="2771"/>
           </w:tcPr>
           <w:p>
             <w:pPr>
@@ -3386,9 +4566,9 @@
             <w:r/>
             <w:r>
               <w:rPr>
-                <w:rFonts w:ascii="宋体" w:hAnsi="宋体" w:eastAsia="宋体"/>
+                <w:rFonts w:ascii="Times New Roman" w:hAnsi="Times New Roman" w:eastAsia="黑体"/>
                 <w:b/>
-                <w:sz w:val="22"/>
+                <w:sz w:val="21"/>
               </w:rPr>
               <w:t>路由</w:t>
             </w:r>
@@ -3396,7 +4576,7 @@
         </w:tc>
         <w:tc>
           <w:tcPr>
-            <w:tcW w:type="dxa" w:w="2835"/>
+            <w:tcW w:type="dxa" w:w="2771"/>
           </w:tcPr>
           <w:p>
             <w:pPr>
@@ -3406,9 +4586,9 @@
             <w:r/>
             <w:r>
               <w:rPr>
-                <w:rFonts w:ascii="宋体" w:hAnsi="宋体" w:eastAsia="宋体"/>
+                <w:rFonts w:ascii="Times New Roman" w:hAnsi="Times New Roman" w:eastAsia="黑体"/>
                 <w:b/>
-                <w:sz w:val="22"/>
+                <w:sz w:val="21"/>
               </w:rPr>
               <w:t>页面</w:t>
             </w:r>
@@ -3416,7 +4596,7 @@
         </w:tc>
         <w:tc>
           <w:tcPr>
-            <w:tcW w:type="dxa" w:w="4535"/>
+            <w:tcW w:type="dxa" w:w="2771"/>
           </w:tcPr>
           <w:p>
             <w:pPr>
@@ -3426,9 +4606,9 @@
             <w:r/>
             <w:r>
               <w:rPr>
-                <w:rFonts w:ascii="宋体" w:hAnsi="宋体" w:eastAsia="宋体"/>
+                <w:rFonts w:ascii="Times New Roman" w:hAnsi="Times New Roman" w:eastAsia="黑体"/>
                 <w:b/>
-                <w:sz w:val="22"/>
+                <w:sz w:val="21"/>
               </w:rPr>
               <w:t>说明</w:t>
             </w:r>
@@ -3438,16 +4618,18 @@
       <w:tr>
         <w:tc>
           <w:tcPr>
-            <w:tcW w:type="dxa" w:w="1701"/>
+            <w:tcW w:type="dxa" w:w="2771"/>
           </w:tcPr>
           <w:p>
             <w:pPr>
+              <w:spacing w:line="240" w:lineRule="auto"/>
               <w:ind w:firstLine="0"/>
             </w:pPr>
             <w:r/>
             <w:r>
               <w:rPr>
-                <w:rFonts w:ascii="宋体" w:hAnsi="宋体" w:eastAsia="宋体"/>
+                <w:rFonts w:ascii="Times New Roman" w:hAnsi="Times New Roman" w:eastAsia="宋体"/>
+                <w:b w:val="0"/>
                 <w:sz w:val="21"/>
               </w:rPr>
               <w:t>/</w:t>
@@ -3456,16 +4638,18 @@
         </w:tc>
         <w:tc>
           <w:tcPr>
-            <w:tcW w:type="dxa" w:w="2835"/>
+            <w:tcW w:type="dxa" w:w="2771"/>
           </w:tcPr>
           <w:p>
             <w:pPr>
+              <w:spacing w:line="240" w:lineRule="auto"/>
               <w:ind w:firstLine="0"/>
             </w:pPr>
             <w:r/>
             <w:r>
               <w:rPr>
-                <w:rFonts w:ascii="宋体" w:hAnsi="宋体" w:eastAsia="宋体"/>
+                <w:rFonts w:ascii="Times New Roman" w:hAnsi="Times New Roman" w:eastAsia="宋体"/>
+                <w:b w:val="0"/>
                 <w:sz w:val="21"/>
               </w:rPr>
               <w:t>设备总览/管理驾驶舱</w:t>
@@ -3474,16 +4658,18 @@
         </w:tc>
         <w:tc>
           <w:tcPr>
-            <w:tcW w:type="dxa" w:w="4535"/>
+            <w:tcW w:type="dxa" w:w="2771"/>
           </w:tcPr>
           <w:p>
             <w:pPr>
+              <w:spacing w:line="240" w:lineRule="auto"/>
               <w:ind w:firstLine="0"/>
             </w:pPr>
             <w:r/>
             <w:r>
               <w:rPr>
-                <w:rFonts w:ascii="宋体" w:hAnsi="宋体" w:eastAsia="宋体"/>
+                <w:rFonts w:ascii="Times New Roman" w:hAnsi="Times New Roman" w:eastAsia="宋体"/>
+                <w:b w:val="0"/>
                 <w:sz w:val="21"/>
               </w:rPr>
               <w:t>全厂设备状态可视化总览</w:t>
@@ -3494,16 +4680,18 @@
       <w:tr>
         <w:tc>
           <w:tcPr>
-            <w:tcW w:type="dxa" w:w="1701"/>
+            <w:tcW w:type="dxa" w:w="2771"/>
           </w:tcPr>
           <w:p>
             <w:pPr>
+              <w:spacing w:line="240" w:lineRule="auto"/>
               <w:ind w:firstLine="0"/>
             </w:pPr>
             <w:r/>
             <w:r>
               <w:rPr>
-                <w:rFonts w:ascii="宋体" w:hAnsi="宋体" w:eastAsia="宋体"/>
+                <w:rFonts w:ascii="Times New Roman" w:hAnsi="Times New Roman" w:eastAsia="宋体"/>
+                <w:b w:val="0"/>
                 <w:sz w:val="21"/>
               </w:rPr>
               <w:t>/monitor</w:t>
@@ -3512,16 +4700,18 @@
         </w:tc>
         <w:tc>
           <w:tcPr>
-            <w:tcW w:type="dxa" w:w="2835"/>
+            <w:tcW w:type="dxa" w:w="2771"/>
           </w:tcPr>
           <w:p>
             <w:pPr>
+              <w:spacing w:line="240" w:lineRule="auto"/>
               <w:ind w:firstLine="0"/>
             </w:pPr>
             <w:r/>
             <w:r>
               <w:rPr>
-                <w:rFonts w:ascii="宋体" w:hAnsi="宋体" w:eastAsia="宋体"/>
+                <w:rFonts w:ascii="Times New Roman" w:hAnsi="Times New Roman" w:eastAsia="宋体"/>
+                <w:b w:val="0"/>
                 <w:sz w:val="21"/>
               </w:rPr>
               <w:t>传感器实时监控与智能诊断</w:t>
@@ -3530,16 +4720,18 @@
         </w:tc>
         <w:tc>
           <w:tcPr>
-            <w:tcW w:type="dxa" w:w="4535"/>
+            <w:tcW w:type="dxa" w:w="2771"/>
           </w:tcPr>
           <w:p>
             <w:pPr>
+              <w:spacing w:line="240" w:lineRule="auto"/>
               <w:ind w:firstLine="0"/>
             </w:pPr>
             <w:r/>
             <w:r>
               <w:rPr>
-                <w:rFonts w:ascii="宋体" w:hAnsi="宋体" w:eastAsia="宋体"/>
+                <w:rFonts w:ascii="Times New Roman" w:hAnsi="Times New Roman" w:eastAsia="宋体"/>
+                <w:b w:val="0"/>
                 <w:sz w:val="21"/>
               </w:rPr>
               <w:t>传感器曲线、仪表盘、智能分析、批量扫描</w:t>
@@ -3550,16 +4742,18 @@
       <w:tr>
         <w:tc>
           <w:tcPr>
-            <w:tcW w:type="dxa" w:w="1701"/>
+            <w:tcW w:type="dxa" w:w="2771"/>
           </w:tcPr>
           <w:p>
             <w:pPr>
+              <w:spacing w:line="240" w:lineRule="auto"/>
               <w:ind w:firstLine="0"/>
             </w:pPr>
             <w:r/>
             <w:r>
               <w:rPr>
-                <w:rFonts w:ascii="宋体" w:hAnsi="宋体" w:eastAsia="宋体"/>
+                <w:rFonts w:ascii="Times New Roman" w:hAnsi="Times New Roman" w:eastAsia="宋体"/>
+                <w:b w:val="0"/>
                 <w:sz w:val="21"/>
               </w:rPr>
               <w:t>/alerts</w:t>
@@ -3568,16 +4762,18 @@
         </w:tc>
         <w:tc>
           <w:tcPr>
-            <w:tcW w:type="dxa" w:w="2835"/>
+            <w:tcW w:type="dxa" w:w="2771"/>
           </w:tcPr>
           <w:p>
             <w:pPr>
+              <w:spacing w:line="240" w:lineRule="auto"/>
               <w:ind w:firstLine="0"/>
             </w:pPr>
             <w:r/>
             <w:r>
               <w:rPr>
-                <w:rFonts w:ascii="宋体" w:hAnsi="宋体" w:eastAsia="宋体"/>
+                <w:rFonts w:ascii="Times New Roman" w:hAnsi="Times New Roman" w:eastAsia="宋体"/>
+                <w:b w:val="0"/>
                 <w:sz w:val="21"/>
               </w:rPr>
               <w:t>故障告警管理面板</w:t>
@@ -3586,16 +4782,18 @@
         </w:tc>
         <w:tc>
           <w:tcPr>
-            <w:tcW w:type="dxa" w:w="4535"/>
+            <w:tcW w:type="dxa" w:w="2771"/>
           </w:tcPr>
           <w:p>
             <w:pPr>
+              <w:spacing w:line="240" w:lineRule="auto"/>
               <w:ind w:firstLine="0"/>
             </w:pPr>
             <w:r/>
             <w:r>
               <w:rPr>
-                <w:rFonts w:ascii="宋体" w:hAnsi="宋体" w:eastAsia="宋体"/>
+                <w:rFonts w:ascii="Times New Roman" w:hAnsi="Times New Roman" w:eastAsia="宋体"/>
+                <w:b w:val="0"/>
                 <w:sz w:val="21"/>
               </w:rPr>
               <w:t>告警列表、多维筛选、级别占比与趋势、告警处置</w:t>
@@ -3606,16 +4804,18 @@
       <w:tr>
         <w:tc>
           <w:tcPr>
-            <w:tcW w:type="dxa" w:w="1701"/>
+            <w:tcW w:type="dxa" w:w="2771"/>
           </w:tcPr>
           <w:p>
             <w:pPr>
+              <w:spacing w:line="240" w:lineRule="auto"/>
               <w:ind w:firstLine="0"/>
             </w:pPr>
             <w:r/>
             <w:r>
               <w:rPr>
-                <w:rFonts w:ascii="宋体" w:hAnsi="宋体" w:eastAsia="宋体"/>
+                <w:rFonts w:ascii="Times New Roman" w:hAnsi="Times New Roman" w:eastAsia="宋体"/>
+                <w:b w:val="0"/>
                 <w:sz w:val="21"/>
               </w:rPr>
               <w:t>/history</w:t>
@@ -3624,16 +4824,18 @@
         </w:tc>
         <w:tc>
           <w:tcPr>
-            <w:tcW w:type="dxa" w:w="2835"/>
+            <w:tcW w:type="dxa" w:w="2771"/>
           </w:tcPr>
           <w:p>
             <w:pPr>
+              <w:spacing w:line="240" w:lineRule="auto"/>
               <w:ind w:firstLine="0"/>
             </w:pPr>
             <w:r/>
             <w:r>
               <w:rPr>
-                <w:rFonts w:ascii="宋体" w:hAnsi="宋体" w:eastAsia="宋体"/>
+                <w:rFonts w:ascii="Times New Roman" w:hAnsi="Times New Roman" w:eastAsia="宋体"/>
+                <w:b w:val="0"/>
                 <w:sz w:val="21"/>
               </w:rPr>
               <w:t>运维处置记录</w:t>
@@ -3642,16 +4844,18 @@
         </w:tc>
         <w:tc>
           <w:tcPr>
-            <w:tcW w:type="dxa" w:w="4535"/>
+            <w:tcW w:type="dxa" w:w="2771"/>
           </w:tcPr>
           <w:p>
             <w:pPr>
+              <w:spacing w:line="240" w:lineRule="auto"/>
               <w:ind w:firstLine="0"/>
             </w:pPr>
             <w:r/>
             <w:r>
               <w:rPr>
-                <w:rFonts w:ascii="宋体" w:hAnsi="宋体" w:eastAsia="宋体"/>
+                <w:rFonts w:ascii="Times New Roman" w:hAnsi="Times New Roman" w:eastAsia="宋体"/>
+                <w:b w:val="0"/>
                 <w:sz w:val="21"/>
               </w:rPr>
               <w:t>运维历史记录与统计</w:t>
@@ -3663,11 +4867,30 @@
     <w:p/>
     <w:p>
       <w:pPr>
-        <w:pStyle w:val="Heading2"/>
-        <w:ind w:firstLine="0"/>
+        <w:spacing w:line="360" w:lineRule="auto" w:before="240" w:after="120"/>
+        <w:jc w:val="left"/>
       </w:pPr>
       <w:r>
+        <w:rPr>
+          <w:rFonts w:ascii="Times New Roman" w:hAnsi="Times New Roman" w:eastAsia="黑体"/>
+          <w:b/>
+          <w:sz w:val="28"/>
+        </w:rPr>
         <w:t>6.2 后端 API 接口</w:t>
+      </w:r>
+    </w:p>
+    <w:p>
+      <w:pPr>
+        <w:spacing w:line="360" w:lineRule="auto" w:before="120" w:after="60"/>
+        <w:jc w:val="center"/>
+      </w:pPr>
+      <w:r>
+        <w:rPr>
+          <w:rFonts w:ascii="Times New Roman" w:hAnsi="Times New Roman" w:eastAsia="黑体"/>
+          <w:b/>
+          <w:sz w:val="21"/>
+        </w:rPr>
+        <w:t>表6-2 后端 API 接口清单</w:t>
       </w:r>
     </w:p>
     <w:tbl>
@@ -3678,15 +4901,15 @@
         <w:tblLook w:firstColumn="1" w:firstRow="1" w:lastColumn="0" w:lastRow="0" w:noHBand="0" w:noVBand="1" w:val="04A0"/>
       </w:tblPr>
       <w:tblGrid>
-        <w:gridCol w:w="2160"/>
-        <w:gridCol w:w="2160"/>
-        <w:gridCol w:w="2160"/>
-        <w:gridCol w:w="2160"/>
+        <w:gridCol w:w="2078"/>
+        <w:gridCol w:w="2078"/>
+        <w:gridCol w:w="2078"/>
+        <w:gridCol w:w="2078"/>
       </w:tblGrid>
       <w:tr>
         <w:tc>
           <w:tcPr>
-            <w:tcW w:type="dxa" w:w="1134"/>
+            <w:tcW w:type="dxa" w:w="2078"/>
           </w:tcPr>
           <w:p>
             <w:pPr>
@@ -3696,9 +4919,9 @@
             <w:r/>
             <w:r>
               <w:rPr>
-                <w:rFonts w:ascii="宋体" w:hAnsi="宋体" w:eastAsia="宋体"/>
+                <w:rFonts w:ascii="Times New Roman" w:hAnsi="Times New Roman" w:eastAsia="黑体"/>
                 <w:b/>
-                <w:sz w:val="22"/>
+                <w:sz w:val="21"/>
               </w:rPr>
               <w:t>编号</w:t>
             </w:r>
@@ -3706,7 +4929,7 @@
         </w:tc>
         <w:tc>
           <w:tcPr>
-            <w:tcW w:type="dxa" w:w="1134"/>
+            <w:tcW w:type="dxa" w:w="2078"/>
           </w:tcPr>
           <w:p>
             <w:pPr>
@@ -3716,9 +4939,9 @@
             <w:r/>
             <w:r>
               <w:rPr>
-                <w:rFonts w:ascii="宋体" w:hAnsi="宋体" w:eastAsia="宋体"/>
+                <w:rFonts w:ascii="Times New Roman" w:hAnsi="Times New Roman" w:eastAsia="黑体"/>
                 <w:b/>
-                <w:sz w:val="22"/>
+                <w:sz w:val="21"/>
               </w:rPr>
               <w:t>方法</w:t>
             </w:r>
@@ -3726,7 +4949,7 @@
         </w:tc>
         <w:tc>
           <w:tcPr>
-            <w:tcW w:type="dxa" w:w="2835"/>
+            <w:tcW w:type="dxa" w:w="2078"/>
           </w:tcPr>
           <w:p>
             <w:pPr>
@@ -3736,9 +4959,9 @@
             <w:r/>
             <w:r>
               <w:rPr>
-                <w:rFonts w:ascii="宋体" w:hAnsi="宋体" w:eastAsia="宋体"/>
+                <w:rFonts w:ascii="Times New Roman" w:hAnsi="Times New Roman" w:eastAsia="黑体"/>
                 <w:b/>
-                <w:sz w:val="22"/>
+                <w:sz w:val="21"/>
               </w:rPr>
               <w:t>路径</w:t>
             </w:r>
@@ -3746,7 +4969,7 @@
         </w:tc>
         <w:tc>
           <w:tcPr>
-            <w:tcW w:type="dxa" w:w="3969"/>
+            <w:tcW w:type="dxa" w:w="2078"/>
           </w:tcPr>
           <w:p>
             <w:pPr>
@@ -3756,9 +4979,9 @@
             <w:r/>
             <w:r>
               <w:rPr>
-                <w:rFonts w:ascii="宋体" w:hAnsi="宋体" w:eastAsia="宋体"/>
+                <w:rFonts w:ascii="Times New Roman" w:hAnsi="Times New Roman" w:eastAsia="黑体"/>
                 <w:b/>
-                <w:sz w:val="22"/>
+                <w:sz w:val="21"/>
               </w:rPr>
               <w:t>功能</w:t>
             </w:r>
@@ -3768,16 +4991,18 @@
       <w:tr>
         <w:tc>
           <w:tcPr>
-            <w:tcW w:type="dxa" w:w="1134"/>
+            <w:tcW w:type="dxa" w:w="2078"/>
           </w:tcPr>
           <w:p>
             <w:pPr>
+              <w:spacing w:line="240" w:lineRule="auto"/>
               <w:ind w:firstLine="0"/>
             </w:pPr>
             <w:r/>
             <w:r>
               <w:rPr>
-                <w:rFonts w:ascii="宋体" w:hAnsi="宋体" w:eastAsia="宋体"/>
+                <w:rFonts w:ascii="Times New Roman" w:hAnsi="Times New Roman" w:eastAsia="宋体"/>
+                <w:b w:val="0"/>
                 <w:sz w:val="21"/>
               </w:rPr>
               <w:t>API-01</w:t>
@@ -3786,16 +5011,18 @@
         </w:tc>
         <w:tc>
           <w:tcPr>
-            <w:tcW w:type="dxa" w:w="1134"/>
+            <w:tcW w:type="dxa" w:w="2078"/>
           </w:tcPr>
           <w:p>
             <w:pPr>
+              <w:spacing w:line="240" w:lineRule="auto"/>
               <w:ind w:firstLine="0"/>
             </w:pPr>
             <w:r/>
             <w:r>
               <w:rPr>
-                <w:rFonts w:ascii="宋体" w:hAnsi="宋体" w:eastAsia="宋体"/>
+                <w:rFonts w:ascii="Times New Roman" w:hAnsi="Times New Roman" w:eastAsia="宋体"/>
+                <w:b w:val="0"/>
                 <w:sz w:val="21"/>
               </w:rPr>
               <w:t>GET</w:t>
@@ -3804,16 +5031,18 @@
         </w:tc>
         <w:tc>
           <w:tcPr>
-            <w:tcW w:type="dxa" w:w="2835"/>
+            <w:tcW w:type="dxa" w:w="2078"/>
           </w:tcPr>
           <w:p>
             <w:pPr>
+              <w:spacing w:line="240" w:lineRule="auto"/>
               <w:ind w:firstLine="0"/>
             </w:pPr>
             <w:r/>
             <w:r>
               <w:rPr>
-                <w:rFonts w:ascii="宋体" w:hAnsi="宋体" w:eastAsia="宋体"/>
+                <w:rFonts w:ascii="Times New Roman" w:hAnsi="Times New Roman" w:eastAsia="宋体"/>
+                <w:b w:val="0"/>
                 <w:sz w:val="21"/>
               </w:rPr>
               <w:t>/api/devices</w:t>
@@ -3822,16 +5051,18 @@
         </w:tc>
         <w:tc>
           <w:tcPr>
-            <w:tcW w:type="dxa" w:w="3969"/>
+            <w:tcW w:type="dxa" w:w="2078"/>
           </w:tcPr>
           <w:p>
             <w:pPr>
+              <w:spacing w:line="240" w:lineRule="auto"/>
               <w:ind w:firstLine="0"/>
             </w:pPr>
             <w:r/>
             <w:r>
               <w:rPr>
-                <w:rFonts w:ascii="宋体" w:hAnsi="宋体" w:eastAsia="宋体"/>
+                <w:rFonts w:ascii="Times New Roman" w:hAnsi="Times New Roman" w:eastAsia="宋体"/>
+                <w:b w:val="0"/>
                 <w:sz w:val="21"/>
               </w:rPr>
               <w:t>获取设备列表及统计</w:t>
@@ -3842,16 +5073,18 @@
       <w:tr>
         <w:tc>
           <w:tcPr>
-            <w:tcW w:type="dxa" w:w="1134"/>
+            <w:tcW w:type="dxa" w:w="2078"/>
           </w:tcPr>
           <w:p>
             <w:pPr>
+              <w:spacing w:line="240" w:lineRule="auto"/>
               <w:ind w:firstLine="0"/>
             </w:pPr>
             <w:r/>
             <w:r>
               <w:rPr>
-                <w:rFonts w:ascii="宋体" w:hAnsi="宋体" w:eastAsia="宋体"/>
+                <w:rFonts w:ascii="Times New Roman" w:hAnsi="Times New Roman" w:eastAsia="宋体"/>
+                <w:b w:val="0"/>
                 <w:sz w:val="21"/>
               </w:rPr>
               <w:t>API-02</w:t>
@@ -3860,16 +5093,18 @@
         </w:tc>
         <w:tc>
           <w:tcPr>
-            <w:tcW w:type="dxa" w:w="1134"/>
+            <w:tcW w:type="dxa" w:w="2078"/>
           </w:tcPr>
           <w:p>
             <w:pPr>
+              <w:spacing w:line="240" w:lineRule="auto"/>
               <w:ind w:firstLine="0"/>
             </w:pPr>
             <w:r/>
             <w:r>
               <w:rPr>
-                <w:rFonts w:ascii="宋体" w:hAnsi="宋体" w:eastAsia="宋体"/>
+                <w:rFonts w:ascii="Times New Roman" w:hAnsi="Times New Roman" w:eastAsia="宋体"/>
+                <w:b w:val="0"/>
                 <w:sz w:val="21"/>
               </w:rPr>
               <w:t>GET</w:t>
@@ -3878,16 +5113,18 @@
         </w:tc>
         <w:tc>
           <w:tcPr>
-            <w:tcW w:type="dxa" w:w="2835"/>
+            <w:tcW w:type="dxa" w:w="2078"/>
           </w:tcPr>
           <w:p>
             <w:pPr>
+              <w:spacing w:line="240" w:lineRule="auto"/>
               <w:ind w:firstLine="0"/>
             </w:pPr>
             <w:r/>
             <w:r>
               <w:rPr>
-                <w:rFonts w:ascii="宋体" w:hAnsi="宋体" w:eastAsia="宋体"/>
+                <w:rFonts w:ascii="Times New Roman" w:hAnsi="Times New Roman" w:eastAsia="宋体"/>
+                <w:b w:val="0"/>
                 <w:sz w:val="21"/>
               </w:rPr>
               <w:t>/api/sensor_data</w:t>
@@ -3896,19 +5133,21 @@
         </w:tc>
         <w:tc>
           <w:tcPr>
-            <w:tcW w:type="dxa" w:w="3969"/>
+            <w:tcW w:type="dxa" w:w="2078"/>
           </w:tcPr>
           <w:p>
             <w:pPr>
+              <w:spacing w:line="240" w:lineRule="auto"/>
               <w:ind w:firstLine="0"/>
             </w:pPr>
             <w:r/>
             <w:r>
               <w:rPr>
-                <w:rFonts w:ascii="宋体" w:hAnsi="宋体" w:eastAsia="宋体"/>
+                <w:rFonts w:ascii="Times New Roman" w:hAnsi="Times New Roman" w:eastAsia="宋体"/>
+                <w:b w:val="0"/>
                 <w:sz w:val="21"/>
               </w:rPr>
-              <w:t>获取传感器时序数据（device_id, limit）</w:t>
+              <w:t>获取传感器时序数据</w:t>
             </w:r>
           </w:p>
         </w:tc>
@@ -3916,16 +5155,18 @@
       <w:tr>
         <w:tc>
           <w:tcPr>
-            <w:tcW w:type="dxa" w:w="1134"/>
+            <w:tcW w:type="dxa" w:w="2078"/>
           </w:tcPr>
           <w:p>
             <w:pPr>
+              <w:spacing w:line="240" w:lineRule="auto"/>
               <w:ind w:firstLine="0"/>
             </w:pPr>
             <w:r/>
             <w:r>
               <w:rPr>
-                <w:rFonts w:ascii="宋体" w:hAnsi="宋体" w:eastAsia="宋体"/>
+                <w:rFonts w:ascii="Times New Roman" w:hAnsi="Times New Roman" w:eastAsia="宋体"/>
+                <w:b w:val="0"/>
                 <w:sz w:val="21"/>
               </w:rPr>
               <w:t>API-03</w:t>
@@ -3934,16 +5175,18 @@
         </w:tc>
         <w:tc>
           <w:tcPr>
-            <w:tcW w:type="dxa" w:w="1134"/>
+            <w:tcW w:type="dxa" w:w="2078"/>
           </w:tcPr>
           <w:p>
             <w:pPr>
+              <w:spacing w:line="240" w:lineRule="auto"/>
               <w:ind w:firstLine="0"/>
             </w:pPr>
             <w:r/>
             <w:r>
               <w:rPr>
-                <w:rFonts w:ascii="宋体" w:hAnsi="宋体" w:eastAsia="宋体"/>
+                <w:rFonts w:ascii="Times New Roman" w:hAnsi="Times New Roman" w:eastAsia="宋体"/>
+                <w:b w:val="0"/>
                 <w:sz w:val="21"/>
               </w:rPr>
               <w:t>GET</w:t>
@@ -3952,16 +5195,18 @@
         </w:tc>
         <w:tc>
           <w:tcPr>
-            <w:tcW w:type="dxa" w:w="2835"/>
+            <w:tcW w:type="dxa" w:w="2078"/>
           </w:tcPr>
           <w:p>
             <w:pPr>
+              <w:spacing w:line="240" w:lineRule="auto"/>
               <w:ind w:firstLine="0"/>
             </w:pPr>
             <w:r/>
             <w:r>
               <w:rPr>
-                <w:rFonts w:ascii="宋体" w:hAnsi="宋体" w:eastAsia="宋体"/>
+                <w:rFonts w:ascii="Times New Roman" w:hAnsi="Times New Roman" w:eastAsia="宋体"/>
+                <w:b w:val="0"/>
                 <w:sz w:val="21"/>
               </w:rPr>
               <w:t>/api/latest_data</w:t>
@@ -3970,16 +5215,18 @@
         </w:tc>
         <w:tc>
           <w:tcPr>
-            <w:tcW w:type="dxa" w:w="3969"/>
+            <w:tcW w:type="dxa" w:w="2078"/>
           </w:tcPr>
           <w:p>
             <w:pPr>
+              <w:spacing w:line="240" w:lineRule="auto"/>
               <w:ind w:firstLine="0"/>
             </w:pPr>
             <w:r/>
             <w:r>
               <w:rPr>
-                <w:rFonts w:ascii="宋体" w:hAnsi="宋体" w:eastAsia="宋体"/>
+                <w:rFonts w:ascii="Times New Roman" w:hAnsi="Times New Roman" w:eastAsia="宋体"/>
+                <w:b w:val="0"/>
                 <w:sz w:val="21"/>
               </w:rPr>
               <w:t>获取指定设备最新一条数据</w:t>
@@ -3990,16 +5237,18 @@
       <w:tr>
         <w:tc>
           <w:tcPr>
-            <w:tcW w:type="dxa" w:w="1134"/>
+            <w:tcW w:type="dxa" w:w="2078"/>
           </w:tcPr>
           <w:p>
             <w:pPr>
+              <w:spacing w:line="240" w:lineRule="auto"/>
               <w:ind w:firstLine="0"/>
             </w:pPr>
             <w:r/>
             <w:r>
               <w:rPr>
-                <w:rFonts w:ascii="宋体" w:hAnsi="宋体" w:eastAsia="宋体"/>
+                <w:rFonts w:ascii="Times New Roman" w:hAnsi="Times New Roman" w:eastAsia="宋体"/>
+                <w:b w:val="0"/>
                 <w:sz w:val="21"/>
               </w:rPr>
               <w:t>API-04</w:t>
@@ -4008,16 +5257,18 @@
         </w:tc>
         <w:tc>
           <w:tcPr>
-            <w:tcW w:type="dxa" w:w="1134"/>
+            <w:tcW w:type="dxa" w:w="2078"/>
           </w:tcPr>
           <w:p>
             <w:pPr>
+              <w:spacing w:line="240" w:lineRule="auto"/>
               <w:ind w:firstLine="0"/>
             </w:pPr>
             <w:r/>
             <w:r>
               <w:rPr>
-                <w:rFonts w:ascii="宋体" w:hAnsi="宋体" w:eastAsia="宋体"/>
+                <w:rFonts w:ascii="Times New Roman" w:hAnsi="Times New Roman" w:eastAsia="宋体"/>
+                <w:b w:val="0"/>
                 <w:sz w:val="21"/>
               </w:rPr>
               <w:t>POST</w:t>
@@ -4026,16 +5277,18 @@
         </w:tc>
         <w:tc>
           <w:tcPr>
-            <w:tcW w:type="dxa" w:w="2835"/>
+            <w:tcW w:type="dxa" w:w="2078"/>
           </w:tcPr>
           <w:p>
             <w:pPr>
+              <w:spacing w:line="240" w:lineRule="auto"/>
               <w:ind w:firstLine="0"/>
             </w:pPr>
             <w:r/>
             <w:r>
               <w:rPr>
-                <w:rFonts w:ascii="宋体" w:hAnsi="宋体" w:eastAsia="宋体"/>
+                <w:rFonts w:ascii="Times New Roman" w:hAnsi="Times New Roman" w:eastAsia="宋体"/>
+                <w:b w:val="0"/>
                 <w:sz w:val="21"/>
               </w:rPr>
               <w:t>/api/analyze</w:t>
@@ -4044,16 +5297,18 @@
         </w:tc>
         <w:tc>
           <w:tcPr>
-            <w:tcW w:type="dxa" w:w="3969"/>
+            <w:tcW w:type="dxa" w:w="2078"/>
           </w:tcPr>
           <w:p>
             <w:pPr>
+              <w:spacing w:line="240" w:lineRule="auto"/>
               <w:ind w:firstLine="0"/>
             </w:pPr>
             <w:r/>
             <w:r>
               <w:rPr>
-                <w:rFonts w:ascii="宋体" w:hAnsi="宋体" w:eastAsia="宋体"/>
+                <w:rFonts w:ascii="Times New Roman" w:hAnsi="Times New Roman" w:eastAsia="宋体"/>
+                <w:b w:val="0"/>
                 <w:sz w:val="21"/>
               </w:rPr>
               <w:t>单条数据三大算法智能诊断</w:t>
@@ -4064,16 +5319,18 @@
       <w:tr>
         <w:tc>
           <w:tcPr>
-            <w:tcW w:type="dxa" w:w="1134"/>
+            <w:tcW w:type="dxa" w:w="2078"/>
           </w:tcPr>
           <w:p>
             <w:pPr>
+              <w:spacing w:line="240" w:lineRule="auto"/>
               <w:ind w:firstLine="0"/>
             </w:pPr>
             <w:r/>
             <w:r>
               <w:rPr>
-                <w:rFonts w:ascii="宋体" w:hAnsi="宋体" w:eastAsia="宋体"/>
+                <w:rFonts w:ascii="Times New Roman" w:hAnsi="Times New Roman" w:eastAsia="宋体"/>
+                <w:b w:val="0"/>
                 <w:sz w:val="21"/>
               </w:rPr>
               <w:t>API-05</w:t>
@@ -4082,16 +5339,18 @@
         </w:tc>
         <w:tc>
           <w:tcPr>
-            <w:tcW w:type="dxa" w:w="1134"/>
+            <w:tcW w:type="dxa" w:w="2078"/>
           </w:tcPr>
           <w:p>
             <w:pPr>
+              <w:spacing w:line="240" w:lineRule="auto"/>
               <w:ind w:firstLine="0"/>
             </w:pPr>
             <w:r/>
             <w:r>
               <w:rPr>
-                <w:rFonts w:ascii="宋体" w:hAnsi="宋体" w:eastAsia="宋体"/>
+                <w:rFonts w:ascii="Times New Roman" w:hAnsi="Times New Roman" w:eastAsia="宋体"/>
+                <w:b w:val="0"/>
                 <w:sz w:val="21"/>
               </w:rPr>
               <w:t>POST</w:t>
@@ -4100,16 +5359,18 @@
         </w:tc>
         <w:tc>
           <w:tcPr>
-            <w:tcW w:type="dxa" w:w="2835"/>
+            <w:tcW w:type="dxa" w:w="2078"/>
           </w:tcPr>
           <w:p>
             <w:pPr>
+              <w:spacing w:line="240" w:lineRule="auto"/>
               <w:ind w:firstLine="0"/>
             </w:pPr>
             <w:r/>
             <w:r>
               <w:rPr>
-                <w:rFonts w:ascii="宋体" w:hAnsi="宋体" w:eastAsia="宋体"/>
+                <w:rFonts w:ascii="Times New Roman" w:hAnsi="Times New Roman" w:eastAsia="宋体"/>
+                <w:b w:val="0"/>
                 <w:sz w:val="21"/>
               </w:rPr>
               <w:t>/api/scan</w:t>
@@ -4118,19 +5379,21 @@
         </w:tc>
         <w:tc>
           <w:tcPr>
-            <w:tcW w:type="dxa" w:w="3969"/>
+            <w:tcW w:type="dxa" w:w="2078"/>
           </w:tcPr>
           <w:p>
             <w:pPr>
+              <w:spacing w:line="240" w:lineRule="auto"/>
               <w:ind w:firstLine="0"/>
             </w:pPr>
             <w:r/>
             <w:r>
               <w:rPr>
-                <w:rFonts w:ascii="宋体" w:hAnsi="宋体" w:eastAsia="宋体"/>
+                <w:rFonts w:ascii="Times New Roman" w:hAnsi="Times New Roman" w:eastAsia="宋体"/>
+                <w:b w:val="0"/>
                 <w:sz w:val="21"/>
               </w:rPr>
-              <w:t>批量扫描生成告警（device_id, limit）</w:t>
+              <w:t>批量扫描生成告警</w:t>
             </w:r>
           </w:p>
         </w:tc>
@@ -4138,16 +5401,18 @@
       <w:tr>
         <w:tc>
           <w:tcPr>
-            <w:tcW w:type="dxa" w:w="1134"/>
+            <w:tcW w:type="dxa" w:w="2078"/>
           </w:tcPr>
           <w:p>
             <w:pPr>
+              <w:spacing w:line="240" w:lineRule="auto"/>
               <w:ind w:firstLine="0"/>
             </w:pPr>
             <w:r/>
             <w:r>
               <w:rPr>
-                <w:rFonts w:ascii="宋体" w:hAnsi="宋体" w:eastAsia="宋体"/>
+                <w:rFonts w:ascii="Times New Roman" w:hAnsi="Times New Roman" w:eastAsia="宋体"/>
+                <w:b w:val="0"/>
                 <w:sz w:val="21"/>
               </w:rPr>
               <w:t>API-06</w:t>
@@ -4156,16 +5421,18 @@
         </w:tc>
         <w:tc>
           <w:tcPr>
-            <w:tcW w:type="dxa" w:w="1134"/>
+            <w:tcW w:type="dxa" w:w="2078"/>
           </w:tcPr>
           <w:p>
             <w:pPr>
+              <w:spacing w:line="240" w:lineRule="auto"/>
               <w:ind w:firstLine="0"/>
             </w:pPr>
             <w:r/>
             <w:r>
               <w:rPr>
-                <w:rFonts w:ascii="宋体" w:hAnsi="宋体" w:eastAsia="宋体"/>
+                <w:rFonts w:ascii="Times New Roman" w:hAnsi="Times New Roman" w:eastAsia="宋体"/>
+                <w:b w:val="0"/>
                 <w:sz w:val="21"/>
               </w:rPr>
               <w:t>GET</w:t>
@@ -4174,16 +5441,18 @@
         </w:tc>
         <w:tc>
           <w:tcPr>
-            <w:tcW w:type="dxa" w:w="2835"/>
+            <w:tcW w:type="dxa" w:w="2078"/>
           </w:tcPr>
           <w:p>
             <w:pPr>
+              <w:spacing w:line="240" w:lineRule="auto"/>
               <w:ind w:firstLine="0"/>
             </w:pPr>
             <w:r/>
             <w:r>
               <w:rPr>
-                <w:rFonts w:ascii="宋体" w:hAnsi="宋体" w:eastAsia="宋体"/>
+                <w:rFonts w:ascii="Times New Roman" w:hAnsi="Times New Roman" w:eastAsia="宋体"/>
+                <w:b w:val="0"/>
                 <w:sz w:val="21"/>
               </w:rPr>
               <w:t>/api/model_info</w:t>
@@ -4192,16 +5461,18 @@
         </w:tc>
         <w:tc>
           <w:tcPr>
-            <w:tcW w:type="dxa" w:w="3969"/>
+            <w:tcW w:type="dxa" w:w="2078"/>
           </w:tcPr>
           <w:p>
             <w:pPr>
+              <w:spacing w:line="240" w:lineRule="auto"/>
               <w:ind w:firstLine="0"/>
             </w:pPr>
             <w:r/>
             <w:r>
               <w:rPr>
-                <w:rFonts w:ascii="宋体" w:hAnsi="宋体" w:eastAsia="宋体"/>
+                <w:rFonts w:ascii="Times New Roman" w:hAnsi="Times New Roman" w:eastAsia="宋体"/>
+                <w:b w:val="0"/>
                 <w:sz w:val="21"/>
               </w:rPr>
               <w:t>获取模型准确率、混淆矩阵、特征重要度</w:t>
@@ -4212,16 +5483,18 @@
       <w:tr>
         <w:tc>
           <w:tcPr>
-            <w:tcW w:type="dxa" w:w="1134"/>
+            <w:tcW w:type="dxa" w:w="2078"/>
           </w:tcPr>
           <w:p>
             <w:pPr>
+              <w:spacing w:line="240" w:lineRule="auto"/>
               <w:ind w:firstLine="0"/>
             </w:pPr>
             <w:r/>
             <w:r>
               <w:rPr>
-                <w:rFonts w:ascii="宋体" w:hAnsi="宋体" w:eastAsia="宋体"/>
+                <w:rFonts w:ascii="Times New Roman" w:hAnsi="Times New Roman" w:eastAsia="宋体"/>
+                <w:b w:val="0"/>
                 <w:sz w:val="21"/>
               </w:rPr>
               <w:t>API-07</w:t>
@@ -4230,16 +5503,18 @@
         </w:tc>
         <w:tc>
           <w:tcPr>
-            <w:tcW w:type="dxa" w:w="1134"/>
+            <w:tcW w:type="dxa" w:w="2078"/>
           </w:tcPr>
           <w:p>
             <w:pPr>
+              <w:spacing w:line="240" w:lineRule="auto"/>
               <w:ind w:firstLine="0"/>
             </w:pPr>
             <w:r/>
             <w:r>
               <w:rPr>
-                <w:rFonts w:ascii="宋体" w:hAnsi="宋体" w:eastAsia="宋体"/>
+                <w:rFonts w:ascii="Times New Roman" w:hAnsi="Times New Roman" w:eastAsia="宋体"/>
+                <w:b w:val="0"/>
                 <w:sz w:val="21"/>
               </w:rPr>
               <w:t>GET</w:t>
@@ -4248,16 +5523,18 @@
         </w:tc>
         <w:tc>
           <w:tcPr>
-            <w:tcW w:type="dxa" w:w="2835"/>
+            <w:tcW w:type="dxa" w:w="2078"/>
           </w:tcPr>
           <w:p>
             <w:pPr>
+              <w:spacing w:line="240" w:lineRule="auto"/>
               <w:ind w:firstLine="0"/>
             </w:pPr>
             <w:r/>
             <w:r>
               <w:rPr>
-                <w:rFonts w:ascii="宋体" w:hAnsi="宋体" w:eastAsia="宋体"/>
+                <w:rFonts w:ascii="Times New Roman" w:hAnsi="Times New Roman" w:eastAsia="宋体"/>
+                <w:b w:val="0"/>
                 <w:sz w:val="21"/>
               </w:rPr>
               <w:t>/api/alerts</w:t>
@@ -4266,19 +5543,21 @@
         </w:tc>
         <w:tc>
           <w:tcPr>
-            <w:tcW w:type="dxa" w:w="3969"/>
+            <w:tcW w:type="dxa" w:w="2078"/>
           </w:tcPr>
           <w:p>
             <w:pPr>
+              <w:spacing w:line="240" w:lineRule="auto"/>
               <w:ind w:firstLine="0"/>
             </w:pPr>
             <w:r/>
             <w:r>
               <w:rPr>
-                <w:rFonts w:ascii="宋体" w:hAnsi="宋体" w:eastAsia="宋体"/>
+                <w:rFonts w:ascii="Times New Roman" w:hAnsi="Times New Roman" w:eastAsia="宋体"/>
+                <w:b w:val="0"/>
                 <w:sz w:val="21"/>
               </w:rPr>
-              <w:t>告警列表（支持 device_id/status/severity 筛选）</w:t>
+              <w:t>告警列表（支持三维筛选）</w:t>
             </w:r>
           </w:p>
         </w:tc>
@@ -4286,16 +5565,18 @@
       <w:tr>
         <w:tc>
           <w:tcPr>
-            <w:tcW w:type="dxa" w:w="1134"/>
+            <w:tcW w:type="dxa" w:w="2078"/>
           </w:tcPr>
           <w:p>
             <w:pPr>
+              <w:spacing w:line="240" w:lineRule="auto"/>
               <w:ind w:firstLine="0"/>
             </w:pPr>
             <w:r/>
             <w:r>
               <w:rPr>
-                <w:rFonts w:ascii="宋体" w:hAnsi="宋体" w:eastAsia="宋体"/>
+                <w:rFonts w:ascii="Times New Roman" w:hAnsi="Times New Roman" w:eastAsia="宋体"/>
+                <w:b w:val="0"/>
                 <w:sz w:val="21"/>
               </w:rPr>
               <w:t>API-08</w:t>
@@ -4304,16 +5585,18 @@
         </w:tc>
         <w:tc>
           <w:tcPr>
-            <w:tcW w:type="dxa" w:w="1134"/>
+            <w:tcW w:type="dxa" w:w="2078"/>
           </w:tcPr>
           <w:p>
             <w:pPr>
+              <w:spacing w:line="240" w:lineRule="auto"/>
               <w:ind w:firstLine="0"/>
             </w:pPr>
             <w:r/>
             <w:r>
               <w:rPr>
-                <w:rFonts w:ascii="宋体" w:hAnsi="宋体" w:eastAsia="宋体"/>
+                <w:rFonts w:ascii="Times New Roman" w:hAnsi="Times New Roman" w:eastAsia="宋体"/>
+                <w:b w:val="0"/>
                 <w:sz w:val="21"/>
               </w:rPr>
               <w:t>POST</w:t>
@@ -4322,16 +5605,18 @@
         </w:tc>
         <w:tc>
           <w:tcPr>
-            <w:tcW w:type="dxa" w:w="2835"/>
+            <w:tcW w:type="dxa" w:w="2078"/>
           </w:tcPr>
           <w:p>
             <w:pPr>
+              <w:spacing w:line="240" w:lineRule="auto"/>
               <w:ind w:firstLine="0"/>
             </w:pPr>
             <w:r/>
             <w:r>
               <w:rPr>
-                <w:rFonts w:ascii="宋体" w:hAnsi="宋体" w:eastAsia="宋体"/>
+                <w:rFonts w:ascii="Times New Roman" w:hAnsi="Times New Roman" w:eastAsia="宋体"/>
+                <w:b w:val="0"/>
                 <w:sz w:val="21"/>
               </w:rPr>
               <w:t>/api/alerts/handle</w:t>
@@ -4340,19 +5625,21 @@
         </w:tc>
         <w:tc>
           <w:tcPr>
-            <w:tcW w:type="dxa" w:w="3969"/>
+            <w:tcW w:type="dxa" w:w="2078"/>
           </w:tcPr>
           <w:p>
             <w:pPr>
+              <w:spacing w:line="240" w:lineRule="auto"/>
               <w:ind w:firstLine="0"/>
             </w:pPr>
             <w:r/>
             <w:r>
               <w:rPr>
-                <w:rFonts w:ascii="宋体" w:hAnsi="宋体" w:eastAsia="宋体"/>
+                <w:rFonts w:ascii="Times New Roman" w:hAnsi="Times New Roman" w:eastAsia="宋体"/>
+                <w:b w:val="0"/>
                 <w:sz w:val="21"/>
               </w:rPr>
-              <w:t>处理告警（alert_id, action, operator）</w:t>
+              <w:t>处理告警</w:t>
             </w:r>
           </w:p>
         </w:tc>
@@ -4360,16 +5647,18 @@
       <w:tr>
         <w:tc>
           <w:tcPr>
-            <w:tcW w:type="dxa" w:w="1134"/>
+            <w:tcW w:type="dxa" w:w="2078"/>
           </w:tcPr>
           <w:p>
             <w:pPr>
+              <w:spacing w:line="240" w:lineRule="auto"/>
               <w:ind w:firstLine="0"/>
             </w:pPr>
             <w:r/>
             <w:r>
               <w:rPr>
-                <w:rFonts w:ascii="宋体" w:hAnsi="宋体" w:eastAsia="宋体"/>
+                <w:rFonts w:ascii="Times New Roman" w:hAnsi="Times New Roman" w:eastAsia="宋体"/>
+                <w:b w:val="0"/>
                 <w:sz w:val="21"/>
               </w:rPr>
               <w:t>API-09</w:t>
@@ -4378,16 +5667,18 @@
         </w:tc>
         <w:tc>
           <w:tcPr>
-            <w:tcW w:type="dxa" w:w="1134"/>
+            <w:tcW w:type="dxa" w:w="2078"/>
           </w:tcPr>
           <w:p>
             <w:pPr>
+              <w:spacing w:line="240" w:lineRule="auto"/>
               <w:ind w:firstLine="0"/>
             </w:pPr>
             <w:r/>
             <w:r>
               <w:rPr>
-                <w:rFonts w:ascii="宋体" w:hAnsi="宋体" w:eastAsia="宋体"/>
+                <w:rFonts w:ascii="Times New Roman" w:hAnsi="Times New Roman" w:eastAsia="宋体"/>
+                <w:b w:val="0"/>
                 <w:sz w:val="21"/>
               </w:rPr>
               <w:t>GET</w:t>
@@ -4396,16 +5687,18 @@
         </w:tc>
         <w:tc>
           <w:tcPr>
-            <w:tcW w:type="dxa" w:w="2835"/>
+            <w:tcW w:type="dxa" w:w="2078"/>
           </w:tcPr>
           <w:p>
             <w:pPr>
+              <w:spacing w:line="240" w:lineRule="auto"/>
               <w:ind w:firstLine="0"/>
             </w:pPr>
             <w:r/>
             <w:r>
               <w:rPr>
-                <w:rFonts w:ascii="宋体" w:hAnsi="宋体" w:eastAsia="宋体"/>
+                <w:rFonts w:ascii="Times New Roman" w:hAnsi="Times New Roman" w:eastAsia="宋体"/>
+                <w:b w:val="0"/>
                 <w:sz w:val="21"/>
               </w:rPr>
               <w:t>/api/maintenance</w:t>
@@ -4414,16 +5707,18 @@
         </w:tc>
         <w:tc>
           <w:tcPr>
-            <w:tcW w:type="dxa" w:w="3969"/>
+            <w:tcW w:type="dxa" w:w="2078"/>
           </w:tcPr>
           <w:p>
             <w:pPr>
+              <w:spacing w:line="240" w:lineRule="auto"/>
               <w:ind w:firstLine="0"/>
             </w:pPr>
             <w:r/>
             <w:r>
               <w:rPr>
-                <w:rFonts w:ascii="宋体" w:hAnsi="宋体" w:eastAsia="宋体"/>
+                <w:rFonts w:ascii="Times New Roman" w:hAnsi="Times New Roman" w:eastAsia="宋体"/>
+                <w:b w:val="0"/>
                 <w:sz w:val="21"/>
               </w:rPr>
               <w:t>获取运维处置记录</w:t>
@@ -4434,16 +5729,18 @@
       <w:tr>
         <w:tc>
           <w:tcPr>
-            <w:tcW w:type="dxa" w:w="1134"/>
+            <w:tcW w:type="dxa" w:w="2078"/>
           </w:tcPr>
           <w:p>
             <w:pPr>
+              <w:spacing w:line="240" w:lineRule="auto"/>
               <w:ind w:firstLine="0"/>
             </w:pPr>
             <w:r/>
             <w:r>
               <w:rPr>
-                <w:rFonts w:ascii="宋体" w:hAnsi="宋体" w:eastAsia="宋体"/>
+                <w:rFonts w:ascii="Times New Roman" w:hAnsi="Times New Roman" w:eastAsia="宋体"/>
+                <w:b w:val="0"/>
                 <w:sz w:val="21"/>
               </w:rPr>
               <w:t>API-10</w:t>
@@ -4452,16 +5749,18 @@
         </w:tc>
         <w:tc>
           <w:tcPr>
-            <w:tcW w:type="dxa" w:w="1134"/>
+            <w:tcW w:type="dxa" w:w="2078"/>
           </w:tcPr>
           <w:p>
             <w:pPr>
+              <w:spacing w:line="240" w:lineRule="auto"/>
               <w:ind w:firstLine="0"/>
             </w:pPr>
             <w:r/>
             <w:r>
               <w:rPr>
-                <w:rFonts w:ascii="宋体" w:hAnsi="宋体" w:eastAsia="宋体"/>
+                <w:rFonts w:ascii="Times New Roman" w:hAnsi="Times New Roman" w:eastAsia="宋体"/>
+                <w:b w:val="0"/>
                 <w:sz w:val="21"/>
               </w:rPr>
               <w:t>GET</w:t>
@@ -4470,16 +5769,18 @@
         </w:tc>
         <w:tc>
           <w:tcPr>
-            <w:tcW w:type="dxa" w:w="2835"/>
+            <w:tcW w:type="dxa" w:w="2078"/>
           </w:tcPr>
           <w:p>
             <w:pPr>
+              <w:spacing w:line="240" w:lineRule="auto"/>
               <w:ind w:firstLine="0"/>
             </w:pPr>
             <w:r/>
             <w:r>
               <w:rPr>
-                <w:rFonts w:ascii="宋体" w:hAnsi="宋体" w:eastAsia="宋体"/>
+                <w:rFonts w:ascii="Times New Roman" w:hAnsi="Times New Roman" w:eastAsia="宋体"/>
+                <w:b w:val="0"/>
                 <w:sz w:val="21"/>
               </w:rPr>
               <w:t>/api/stats</w:t>
@@ -4488,16 +5789,18 @@
         </w:tc>
         <w:tc>
           <w:tcPr>
-            <w:tcW w:type="dxa" w:w="3969"/>
+            <w:tcW w:type="dxa" w:w="2078"/>
           </w:tcPr>
           <w:p>
             <w:pPr>
+              <w:spacing w:line="240" w:lineRule="auto"/>
               <w:ind w:firstLine="0"/>
             </w:pPr>
             <w:r/>
             <w:r>
               <w:rPr>
-                <w:rFonts w:ascii="宋体" w:hAnsi="宋体" w:eastAsia="宋体"/>
+                <w:rFonts w:ascii="Times New Roman" w:hAnsi="Times New Roman" w:eastAsia="宋体"/>
+                <w:b w:val="0"/>
                 <w:sz w:val="21"/>
               </w:rPr>
               <w:t>首页统计数据</w:t>
@@ -4508,16 +5811,18 @@
       <w:tr>
         <w:tc>
           <w:tcPr>
-            <w:tcW w:type="dxa" w:w="1134"/>
+            <w:tcW w:type="dxa" w:w="2078"/>
           </w:tcPr>
           <w:p>
             <w:pPr>
+              <w:spacing w:line="240" w:lineRule="auto"/>
               <w:ind w:firstLine="0"/>
             </w:pPr>
             <w:r/>
             <w:r>
               <w:rPr>
-                <w:rFonts w:ascii="宋体" w:hAnsi="宋体" w:eastAsia="宋体"/>
+                <w:rFonts w:ascii="Times New Roman" w:hAnsi="Times New Roman" w:eastAsia="宋体"/>
+                <w:b w:val="0"/>
                 <w:sz w:val="21"/>
               </w:rPr>
               <w:t>API-11</w:t>
@@ -4526,16 +5831,18 @@
         </w:tc>
         <w:tc>
           <w:tcPr>
-            <w:tcW w:type="dxa" w:w="1134"/>
+            <w:tcW w:type="dxa" w:w="2078"/>
           </w:tcPr>
           <w:p>
             <w:pPr>
+              <w:spacing w:line="240" w:lineRule="auto"/>
               <w:ind w:firstLine="0"/>
             </w:pPr>
             <w:r/>
             <w:r>
               <w:rPr>
-                <w:rFonts w:ascii="宋体" w:hAnsi="宋体" w:eastAsia="宋体"/>
+                <w:rFonts w:ascii="Times New Roman" w:hAnsi="Times New Roman" w:eastAsia="宋体"/>
+                <w:b w:val="0"/>
                 <w:sz w:val="21"/>
               </w:rPr>
               <w:t>GET</w:t>
@@ -4544,16 +5851,18 @@
         </w:tc>
         <w:tc>
           <w:tcPr>
-            <w:tcW w:type="dxa" w:w="2835"/>
+            <w:tcW w:type="dxa" w:w="2078"/>
           </w:tcPr>
           <w:p>
             <w:pPr>
+              <w:spacing w:line="240" w:lineRule="auto"/>
               <w:ind w:firstLine="0"/>
             </w:pPr>
             <w:r/>
             <w:r>
               <w:rPr>
-                <w:rFonts w:ascii="宋体" w:hAnsi="宋体" w:eastAsia="宋体"/>
+                <w:rFonts w:ascii="Times New Roman" w:hAnsi="Times New Roman" w:eastAsia="宋体"/>
+                <w:b w:val="0"/>
                 <w:sz w:val="21"/>
               </w:rPr>
               <w:t>/api/dashboard</w:t>
@@ -4562,19 +5871,21 @@
         </w:tc>
         <w:tc>
           <w:tcPr>
-            <w:tcW w:type="dxa" w:w="3969"/>
+            <w:tcW w:type="dxa" w:w="2078"/>
           </w:tcPr>
           <w:p>
             <w:pPr>
+              <w:spacing w:line="240" w:lineRule="auto"/>
               <w:ind w:firstLine="0"/>
             </w:pPr>
             <w:r/>
             <w:r>
               <w:rPr>
-                <w:rFonts w:ascii="宋体" w:hAnsi="宋体" w:eastAsia="宋体"/>
+                <w:rFonts w:ascii="Times New Roman" w:hAnsi="Times New Roman" w:eastAsia="宋体"/>
+                <w:b w:val="0"/>
                 <w:sz w:val="21"/>
               </w:rPr>
-              <w:t>驾驶舱聚合数据（健康度、状态分布、告警分布）</w:t>
+              <w:t>驾驶舱聚合数据</w:t>
             </w:r>
           </w:p>
         </w:tc>
@@ -4582,16 +5893,18 @@
       <w:tr>
         <w:tc>
           <w:tcPr>
-            <w:tcW w:type="dxa" w:w="1134"/>
+            <w:tcW w:type="dxa" w:w="2078"/>
           </w:tcPr>
           <w:p>
             <w:pPr>
+              <w:spacing w:line="240" w:lineRule="auto"/>
               <w:ind w:firstLine="0"/>
             </w:pPr>
             <w:r/>
             <w:r>
               <w:rPr>
-                <w:rFonts w:ascii="宋体" w:hAnsi="宋体" w:eastAsia="宋体"/>
+                <w:rFonts w:ascii="Times New Roman" w:hAnsi="Times New Roman" w:eastAsia="宋体"/>
+                <w:b w:val="0"/>
                 <w:sz w:val="21"/>
               </w:rPr>
               <w:t>API-12</w:t>
@@ -4600,16 +5913,18 @@
         </w:tc>
         <w:tc>
           <w:tcPr>
-            <w:tcW w:type="dxa" w:w="1134"/>
+            <w:tcW w:type="dxa" w:w="2078"/>
           </w:tcPr>
           <w:p>
             <w:pPr>
+              <w:spacing w:line="240" w:lineRule="auto"/>
               <w:ind w:firstLine="0"/>
             </w:pPr>
             <w:r/>
             <w:r>
               <w:rPr>
-                <w:rFonts w:ascii="宋体" w:hAnsi="宋体" w:eastAsia="宋体"/>
+                <w:rFonts w:ascii="Times New Roman" w:hAnsi="Times New Roman" w:eastAsia="宋体"/>
+                <w:b w:val="0"/>
                 <w:sz w:val="21"/>
               </w:rPr>
               <w:t>GET</w:t>
@@ -4618,16 +5933,18 @@
         </w:tc>
         <w:tc>
           <w:tcPr>
-            <w:tcW w:type="dxa" w:w="2835"/>
+            <w:tcW w:type="dxa" w:w="2078"/>
           </w:tcPr>
           <w:p>
             <w:pPr>
+              <w:spacing w:line="240" w:lineRule="auto"/>
               <w:ind w:firstLine="0"/>
             </w:pPr>
             <w:r/>
             <w:r>
               <w:rPr>
-                <w:rFonts w:ascii="宋体" w:hAnsi="宋体" w:eastAsia="宋体"/>
+                <w:rFonts w:ascii="Times New Roman" w:hAnsi="Times New Roman" w:eastAsia="宋体"/>
+                <w:b w:val="0"/>
                 <w:sz w:val="21"/>
               </w:rPr>
               <w:t>/api/alert_trend</w:t>
@@ -4636,19 +5953,21 @@
         </w:tc>
         <w:tc>
           <w:tcPr>
-            <w:tcW w:type="dxa" w:w="3969"/>
+            <w:tcW w:type="dxa" w:w="2078"/>
           </w:tcPr>
           <w:p>
             <w:pPr>
+              <w:spacing w:line="240" w:lineRule="auto"/>
               <w:ind w:firstLine="0"/>
             </w:pPr>
             <w:r/>
             <w:r>
               <w:rPr>
-                <w:rFonts w:ascii="宋体" w:hAnsi="宋体" w:eastAsia="宋体"/>
+                <w:rFonts w:ascii="Times New Roman" w:hAnsi="Times New Roman" w:eastAsia="宋体"/>
+                <w:b w:val="0"/>
                 <w:sz w:val="21"/>
               </w:rPr>
-              <w:t>告警时间趋势（按日聚合）</w:t>
+              <w:t>告警时间趋势</w:t>
             </w:r>
           </w:p>
         </w:tc>
@@ -4656,16 +5975,18 @@
       <w:tr>
         <w:tc>
           <w:tcPr>
-            <w:tcW w:type="dxa" w:w="1134"/>
+            <w:tcW w:type="dxa" w:w="2078"/>
           </w:tcPr>
           <w:p>
             <w:pPr>
+              <w:spacing w:line="240" w:lineRule="auto"/>
               <w:ind w:firstLine="0"/>
             </w:pPr>
             <w:r/>
             <w:r>
               <w:rPr>
-                <w:rFonts w:ascii="宋体" w:hAnsi="宋体" w:eastAsia="宋体"/>
+                <w:rFonts w:ascii="Times New Roman" w:hAnsi="Times New Roman" w:eastAsia="宋体"/>
+                <w:b w:val="0"/>
                 <w:sz w:val="21"/>
               </w:rPr>
               <w:t>API-13</w:t>
@@ -4674,16 +5995,18 @@
         </w:tc>
         <w:tc>
           <w:tcPr>
-            <w:tcW w:type="dxa" w:w="1134"/>
+            <w:tcW w:type="dxa" w:w="2078"/>
           </w:tcPr>
           <w:p>
             <w:pPr>
+              <w:spacing w:line="240" w:lineRule="auto"/>
               <w:ind w:firstLine="0"/>
             </w:pPr>
             <w:r/>
             <w:r>
               <w:rPr>
-                <w:rFonts w:ascii="宋体" w:hAnsi="宋体" w:eastAsia="宋体"/>
+                <w:rFonts w:ascii="Times New Roman" w:hAnsi="Times New Roman" w:eastAsia="宋体"/>
+                <w:b w:val="0"/>
                 <w:sz w:val="21"/>
               </w:rPr>
               <w:t>GET</w:t>
@@ -4692,16 +6015,18 @@
         </w:tc>
         <w:tc>
           <w:tcPr>
-            <w:tcW w:type="dxa" w:w="2835"/>
+            <w:tcW w:type="dxa" w:w="2078"/>
           </w:tcPr>
           <w:p>
             <w:pPr>
+              <w:spacing w:line="240" w:lineRule="auto"/>
               <w:ind w:firstLine="0"/>
             </w:pPr>
             <w:r/>
             <w:r>
               <w:rPr>
-                <w:rFonts w:ascii="宋体" w:hAnsi="宋体" w:eastAsia="宋体"/>
+                <w:rFonts w:ascii="Times New Roman" w:hAnsi="Times New Roman" w:eastAsia="宋体"/>
+                <w:b w:val="0"/>
                 <w:sz w:val="21"/>
               </w:rPr>
               <w:t>/api/device_health_detail</w:t>
@@ -4710,19 +6035,21 @@
         </w:tc>
         <w:tc>
           <w:tcPr>
-            <w:tcW w:type="dxa" w:w="3969"/>
+            <w:tcW w:type="dxa" w:w="2078"/>
           </w:tcPr>
           <w:p>
             <w:pPr>
+              <w:spacing w:line="240" w:lineRule="auto"/>
               <w:ind w:firstLine="0"/>
             </w:pPr>
             <w:r/>
             <w:r>
               <w:rPr>
-                <w:rFonts w:ascii="宋体" w:hAnsi="宋体" w:eastAsia="宋体"/>
+                <w:rFonts w:ascii="Times New Roman" w:hAnsi="Times New Roman" w:eastAsia="宋体"/>
+                <w:b w:val="0"/>
                 <w:sz w:val="21"/>
               </w:rPr>
-              <w:t>设备健康度详情（正常/异常样本传感器均值）</w:t>
+              <w:t>设备健康度详情</w:t>
             </w:r>
           </w:p>
         </w:tc>
@@ -4731,11 +6058,13 @@
     <w:p/>
     <w:p>
       <w:pPr>
-        <w:ind w:firstLine="0"/>
+        <w:spacing w:line="360" w:lineRule="auto" w:before="0" w:after="0"/>
+        <w:jc w:val="both"/>
       </w:pPr>
       <w:r>
         <w:rPr>
-          <w:rFonts w:ascii="宋体" w:hAnsi="宋体" w:eastAsia="宋体"/>
+          <w:rFonts w:ascii="Times New Roman" w:hAnsi="Times New Roman" w:eastAsia="宋体"/>
+          <w:b w:val="0"/>
           <w:sz w:val="24"/>
         </w:rPr>
         <w:t>所有 API 统一返回 JSON 格式：成功时 {"code": 0, "data": ...}，失败时 {"code": 非0, "msg": "错误描述"} 并对应 HTTP 状态码。</w:t>
@@ -4748,29 +6077,41 @@
     </w:p>
     <w:p>
       <w:pPr>
-        <w:pStyle w:val="Heading1"/>
-        <w:ind w:firstLine="0"/>
+        <w:spacing w:line="360" w:lineRule="auto" w:before="480" w:after="360"/>
+        <w:jc w:val="center"/>
       </w:pPr>
       <w:r>
-        <w:t>7 验收标准</w:t>
+        <w:rPr>
+          <w:rFonts w:ascii="Times New Roman" w:hAnsi="Times New Roman" w:eastAsia="黑体"/>
+          <w:b/>
+          <w:sz w:val="32"/>
+        </w:rPr>
+        <w:t>第7章 验收标准</w:t>
       </w:r>
     </w:p>
     <w:p>
       <w:pPr>
-        <w:pStyle w:val="Heading2"/>
-        <w:ind w:firstLine="0"/>
+        <w:spacing w:line="360" w:lineRule="auto" w:before="240" w:after="120"/>
+        <w:jc w:val="left"/>
       </w:pPr>
       <w:r>
+        <w:rPr>
+          <w:rFonts w:ascii="Times New Roman" w:hAnsi="Times New Roman" w:eastAsia="黑体"/>
+          <w:b/>
+          <w:sz w:val="28"/>
+        </w:rPr>
         <w:t>7.1 功能验收</w:t>
       </w:r>
     </w:p>
     <w:p>
       <w:pPr>
-        <w:ind w:firstLine="0"/>
+        <w:spacing w:line="360" w:lineRule="auto" w:before="0" w:after="0"/>
+        <w:jc w:val="both"/>
       </w:pPr>
       <w:r>
         <w:rPr>
-          <w:rFonts w:ascii="宋体" w:hAnsi="宋体" w:eastAsia="宋体"/>
+          <w:rFonts w:ascii="Times New Roman" w:hAnsi="Times New Roman" w:eastAsia="宋体"/>
+          <w:b w:val="0"/>
           <w:sz w:val="24"/>
         </w:rPr>
         <w:t>（1）4 个页面均可正常访问，无 JavaScript 报错，图表正常渲染。</w:t>
@@ -4778,11 +6119,13 @@
     </w:p>
     <w:p>
       <w:pPr>
-        <w:ind w:firstLine="0"/>
+        <w:spacing w:line="360" w:lineRule="auto" w:before="0" w:after="0"/>
+        <w:jc w:val="both"/>
       </w:pPr>
       <w:r>
         <w:rPr>
-          <w:rFonts w:ascii="宋体" w:hAnsi="宋体" w:eastAsia="宋体"/>
+          <w:rFonts w:ascii="Times New Roman" w:hAnsi="Times New Roman" w:eastAsia="宋体"/>
+          <w:b w:val="0"/>
           <w:sz w:val="24"/>
         </w:rPr>
         <w:t>（2）13 个后端 API 全部可调用，返回数据结构符合接口定义。</w:t>
@@ -4790,11 +6133,13 @@
     </w:p>
     <w:p>
       <w:pPr>
-        <w:ind w:firstLine="0"/>
+        <w:spacing w:line="360" w:lineRule="auto" w:before="0" w:after="0"/>
+        <w:jc w:val="both"/>
       </w:pPr>
       <w:r>
         <w:rPr>
-          <w:rFonts w:ascii="宋体" w:hAnsi="宋体" w:eastAsia="宋体"/>
+          <w:rFonts w:ascii="Times New Roman" w:hAnsi="Times New Roman" w:eastAsia="宋体"/>
+          <w:b w:val="0"/>
           <w:sz w:val="24"/>
         </w:rPr>
         <w:t>（3）三大算法模块实际落地：异常检测输出 is_anomaly 与异常分数；故障预测输出故障概率（测试集准确率 ≥ 90%）；根因分析输出 Top3 根因传感器与运维建议。</w:t>
@@ -4802,11 +6147,13 @@
     </w:p>
     <w:p>
       <w:pPr>
-        <w:ind w:firstLine="0"/>
+        <w:spacing w:line="360" w:lineRule="auto" w:before="0" w:after="0"/>
+        <w:jc w:val="both"/>
       </w:pPr>
       <w:r>
         <w:rPr>
-          <w:rFonts w:ascii="宋体" w:hAnsi="宋体" w:eastAsia="宋体"/>
+          <w:rFonts w:ascii="Times New Roman" w:hAnsi="Times New Roman" w:eastAsia="宋体"/>
+          <w:b w:val="0"/>
           <w:sz w:val="24"/>
         </w:rPr>
         <w:t>（4）业务闭环完整：批量扫描生成告警 → 告警面板查看与筛选 → 处置告警 → 运维记录生成 → 状态同步更新。</w:t>
@@ -4814,11 +6161,13 @@
     </w:p>
     <w:p>
       <w:pPr>
-        <w:ind w:firstLine="0"/>
+        <w:spacing w:line="360" w:lineRule="auto" w:before="0" w:after="0"/>
+        <w:jc w:val="both"/>
       </w:pPr>
       <w:r>
         <w:rPr>
-          <w:rFonts w:ascii="宋体" w:hAnsi="宋体" w:eastAsia="宋体"/>
+          <w:rFonts w:ascii="Times New Roman" w:hAnsi="Times New Roman" w:eastAsia="宋体"/>
+          <w:b w:val="0"/>
           <w:sz w:val="24"/>
         </w:rPr>
         <w:t>（5）设备健康度模型正确：健康度 = 正常样本占比，三色阈值（≥85 健康 / 60~85 关注 / &lt;60 故障）。</w:t>
@@ -4826,20 +6175,27 @@
     </w:p>
     <w:p>
       <w:pPr>
-        <w:pStyle w:val="Heading2"/>
-        <w:ind w:firstLine="0"/>
+        <w:spacing w:line="360" w:lineRule="auto" w:before="240" w:after="120"/>
+        <w:jc w:val="left"/>
       </w:pPr>
       <w:r>
+        <w:rPr>
+          <w:rFonts w:ascii="Times New Roman" w:hAnsi="Times New Roman" w:eastAsia="黑体"/>
+          <w:b/>
+          <w:sz w:val="28"/>
+        </w:rPr>
         <w:t>7.2 非功能验收</w:t>
       </w:r>
     </w:p>
     <w:p>
       <w:pPr>
-        <w:ind w:firstLine="0"/>
+        <w:spacing w:line="360" w:lineRule="auto" w:before="0" w:after="0"/>
+        <w:jc w:val="both"/>
       </w:pPr>
       <w:r>
         <w:rPr>
-          <w:rFonts w:ascii="宋体" w:hAnsi="宋体" w:eastAsia="宋体"/>
+          <w:rFonts w:ascii="Times New Roman" w:hAnsi="Times New Roman" w:eastAsia="宋体"/>
+          <w:b w:val="0"/>
           <w:sz w:val="24"/>
         </w:rPr>
         <w:t>（1）自动化测试脚本 test_system.py 全部 38 个用例通过。</w:t>
@@ -4847,11 +6203,13 @@
     </w:p>
     <w:p>
       <w:pPr>
-        <w:ind w:firstLine="0"/>
+        <w:spacing w:line="360" w:lineRule="auto" w:before="0" w:after="0"/>
+        <w:jc w:val="both"/>
       </w:pPr>
       <w:r>
         <w:rPr>
-          <w:rFonts w:ascii="宋体" w:hAnsi="宋体" w:eastAsia="宋体"/>
+          <w:rFonts w:ascii="Times New Roman" w:hAnsi="Times New Roman" w:eastAsia="宋体"/>
+          <w:b w:val="0"/>
           <w:sz w:val="24"/>
         </w:rPr>
         <w:t>（2）系统启动后可在 5 秒内完成模型加载并响应请求。</w:t>
@@ -4859,11 +6217,13 @@
     </w:p>
     <w:p>
       <w:pPr>
-        <w:ind w:firstLine="0"/>
+        <w:spacing w:line="360" w:lineRule="auto" w:before="0" w:after="0"/>
+        <w:jc w:val="both"/>
       </w:pPr>
       <w:r>
         <w:rPr>
-          <w:rFonts w:ascii="宋体" w:hAnsi="宋体" w:eastAsia="宋体"/>
+          <w:rFonts w:ascii="Times New Roman" w:hAnsi="Times New Roman" w:eastAsia="宋体"/>
+          <w:b w:val="0"/>
           <w:sz w:val="24"/>
         </w:rPr>
         <w:t>（3）界面无文字重叠、按钮换行、图表溢出等显示缺陷。</w:t>
@@ -4871,11 +6231,13 @@
     </w:p>
     <w:p>
       <w:pPr>
-        <w:ind w:firstLine="0"/>
+        <w:spacing w:line="360" w:lineRule="auto" w:before="0" w:after="0"/>
+        <w:jc w:val="both"/>
       </w:pPr>
       <w:r>
         <w:rPr>
-          <w:rFonts w:ascii="宋体" w:hAnsi="宋体" w:eastAsia="宋体"/>
+          <w:rFonts w:ascii="Times New Roman" w:hAnsi="Times New Roman" w:eastAsia="宋体"/>
+          <w:b w:val="0"/>
           <w:sz w:val="24"/>
         </w:rPr>
         <w:t>（4）代码仓库包含完整 Git 提交历史，提交说明有意义。</w:t>
@@ -4883,20 +6245,27 @@
     </w:p>
     <w:p>
       <w:pPr>
-        <w:pStyle w:val="Heading2"/>
-        <w:ind w:firstLine="0"/>
+        <w:spacing w:line="360" w:lineRule="auto" w:before="240" w:after="120"/>
+        <w:jc w:val="left"/>
       </w:pPr>
       <w:r>
+        <w:rPr>
+          <w:rFonts w:ascii="Times New Roman" w:hAnsi="Times New Roman" w:eastAsia="黑体"/>
+          <w:b/>
+          <w:sz w:val="28"/>
+        </w:rPr>
         <w:t>7.3 过程档案验收</w:t>
       </w:r>
     </w:p>
     <w:p>
       <w:pPr>
-        <w:ind w:firstLine="0"/>
+        <w:spacing w:line="360" w:lineRule="auto" w:before="0" w:after="0"/>
+        <w:jc w:val="both"/>
       </w:pPr>
       <w:r>
         <w:rPr>
-          <w:rFonts w:ascii="宋体" w:hAnsi="宋体" w:eastAsia="宋体"/>
+          <w:rFonts w:ascii="Times New Roman" w:hAnsi="Times New Roman" w:eastAsia="宋体"/>
+          <w:b w:val="0"/>
           <w:sz w:val="24"/>
         </w:rPr>
         <w:t>（1）prompt/ 目录包含各阶段 AI 会话档案，工具标注统一。</w:t>
@@ -4904,11 +6273,13 @@
     </w:p>
     <w:p>
       <w:pPr>
-        <w:ind w:firstLine="0"/>
+        <w:spacing w:line="360" w:lineRule="auto" w:before="0" w:after="0"/>
+        <w:jc w:val="both"/>
       </w:pPr>
       <w:r>
         <w:rPr>
-          <w:rFonts w:ascii="宋体" w:hAnsi="宋体" w:eastAsia="宋体"/>
+          <w:rFonts w:ascii="Times New Roman" w:hAnsi="Times New Roman" w:eastAsia="宋体"/>
+          <w:b w:val="0"/>
           <w:sz w:val="24"/>
         </w:rPr>
         <w:t>（2）README.md 包含项目说明、启动方法、目录结构、测试说明。</w:t>
@@ -4916,19 +6287,231 @@
     </w:p>
     <w:p>
       <w:pPr>
-        <w:ind w:firstLine="0"/>
+        <w:spacing w:line="360" w:lineRule="auto" w:before="0" w:after="0"/>
+        <w:jc w:val="both"/>
       </w:pPr>
       <w:r>
         <w:rPr>
-          <w:rFonts w:ascii="宋体" w:hAnsi="宋体" w:eastAsia="宋体"/>
+          <w:rFonts w:ascii="Times New Roman" w:hAnsi="Times New Roman" w:eastAsia="宋体"/>
+          <w:b w:val="0"/>
           <w:sz w:val="24"/>
         </w:rPr>
         <w:t>（3）设计报告中如实披露 AI 工具、关键提示词策略、AI 出错案例及人工修正过程。</w:t>
       </w:r>
     </w:p>
+    <w:p>
+      <w:r>
+        <w:br w:type="page"/>
+      </w:r>
+    </w:p>
+    <w:p>
+      <w:pPr>
+        <w:spacing w:line="360" w:lineRule="auto" w:before="480" w:after="360"/>
+        <w:jc w:val="center"/>
+      </w:pPr>
+      <w:r>
+        <w:rPr>
+          <w:rFonts w:ascii="Times New Roman" w:hAnsi="Times New Roman" w:eastAsia="黑体"/>
+          <w:b/>
+          <w:sz w:val="32"/>
+        </w:rPr>
+        <w:t>参考文献</w:t>
+      </w:r>
+    </w:p>
+    <w:p>
+      <w:pPr>
+        <w:spacing w:line="360" w:lineRule="auto"/>
+        <w:ind w:left="480" w:hanging="480"/>
+      </w:pPr>
+      <w:r>
+        <w:rPr>
+          <w:rFonts w:ascii="Times New Roman" w:hAnsi="Times New Roman" w:eastAsia="宋体"/>
+          <w:b w:val="0"/>
+          <w:sz w:val="21"/>
+        </w:rPr>
+        <w:t>[1] 张智海, 等. 制造智能技术基础[M]. 北京: 清华大学出版社, 2022.</w:t>
+      </w:r>
+    </w:p>
+    <w:p>
+      <w:pPr>
+        <w:spacing w:line="360" w:lineRule="auto"/>
+        <w:ind w:left="480" w:hanging="480"/>
+      </w:pPr>
+      <w:r>
+        <w:rPr>
+          <w:rFonts w:ascii="Times New Roman" w:hAnsi="Times New Roman" w:eastAsia="宋体"/>
+          <w:b w:val="0"/>
+          <w:sz w:val="21"/>
+        </w:rPr>
+        <w:t>[2] 杨杰. 人工智能基础[M]. 北京: 机械工业出版社, 2020.</w:t>
+      </w:r>
+    </w:p>
+    <w:p>
+      <w:pPr>
+        <w:spacing w:line="360" w:lineRule="auto"/>
+        <w:ind w:left="480" w:hanging="480"/>
+      </w:pPr>
+      <w:r>
+        <w:rPr>
+          <w:rFonts w:ascii="Times New Roman" w:hAnsi="Times New Roman" w:eastAsia="宋体"/>
+          <w:b w:val="0"/>
+          <w:sz w:val="21"/>
+        </w:rPr>
+        <w:t>[3] 李航. 统计学习方法[M]. 第2版. 北京: 清华大学出版社, 2019.</w:t>
+      </w:r>
+    </w:p>
+    <w:p>
+      <w:pPr>
+        <w:spacing w:line="360" w:lineRule="auto"/>
+        <w:ind w:left="480" w:hanging="480"/>
+      </w:pPr>
+      <w:r>
+        <w:rPr>
+          <w:rFonts w:ascii="Times New Roman" w:hAnsi="Times New Roman" w:eastAsia="宋体"/>
+          <w:b w:val="0"/>
+          <w:sz w:val="21"/>
+        </w:rPr>
+        <w:t>[4] Miguel Grinberg. Flask Web 开发：基于 Python 的 Web 应用开发实战[M]. 北京: 人民邮电出版社, 2014.</w:t>
+      </w:r>
+    </w:p>
+    <w:p>
+      <w:pPr>
+        <w:spacing w:line="360" w:lineRule="auto"/>
+        <w:ind w:left="480" w:hanging="480"/>
+      </w:pPr>
+      <w:r>
+        <w:rPr>
+          <w:rFonts w:ascii="Times New Roman" w:hAnsi="Times New Roman" w:eastAsia="宋体"/>
+          <w:b w:val="0"/>
+          <w:sz w:val="21"/>
+        </w:rPr>
+        <w:t>[5] 刘长良, 徐健, 王梓齐. 基于时空自编码网络的风电齿轮箱状态监测[J]. 信息与控制, 2023, 52(01): 84-92.</w:t>
+      </w:r>
+    </w:p>
+    <w:p>
+      <w:pPr>
+        <w:spacing w:line="360" w:lineRule="auto"/>
+        <w:ind w:left="480" w:hanging="480"/>
+      </w:pPr>
+      <w:r>
+        <w:rPr>
+          <w:rFonts w:ascii="Times New Roman" w:hAnsi="Times New Roman" w:eastAsia="宋体"/>
+          <w:b w:val="0"/>
+          <w:sz w:val="21"/>
+        </w:rPr>
+        <w:t>[6] Kotsoev K. SKAB: Skoltech Anomaly Benchmark[EB/OL]. https://github.com/KotsoevK/SKAB, 2020.</w:t>
+      </w:r>
+    </w:p>
+    <w:p>
+      <w:pPr>
+        <w:spacing w:line="360" w:lineRule="auto"/>
+        <w:ind w:left="480" w:hanging="480"/>
+      </w:pPr>
+      <w:r>
+        <w:rPr>
+          <w:rFonts w:ascii="Times New Roman" w:hAnsi="Times New Roman" w:eastAsia="宋体"/>
+          <w:b w:val="0"/>
+          <w:sz w:val="21"/>
+        </w:rPr>
+        <w:t>[7] Liu F T, Ting K M, Zhou Z H. Isolation Forest[C]//2008 Eighth IEEE International Conference on Data Mining. IEEE, 2008: 413-422.</w:t>
+      </w:r>
+    </w:p>
+    <w:p>
+      <w:pPr>
+        <w:spacing w:line="360" w:lineRule="auto"/>
+        <w:ind w:left="480" w:hanging="480"/>
+      </w:pPr>
+      <w:r>
+        <w:rPr>
+          <w:rFonts w:ascii="Times New Roman" w:hAnsi="Times New Roman" w:eastAsia="宋体"/>
+          <w:b w:val="0"/>
+          <w:sz w:val="21"/>
+        </w:rPr>
+        <w:t>[8] Breiman L. Random Forests[J]. Machine Learning, 2001, 45(1): 5-32.</w:t>
+      </w:r>
+    </w:p>
+    <w:p>
+      <w:r>
+        <w:br w:type="page"/>
+      </w:r>
+    </w:p>
+    <w:p>
+      <w:pPr>
+        <w:spacing w:line="360" w:lineRule="auto" w:before="480" w:after="360"/>
+        <w:jc w:val="center"/>
+      </w:pPr>
+      <w:r>
+        <w:rPr>
+          <w:rFonts w:ascii="Times New Roman" w:hAnsi="Times New Roman" w:eastAsia="黑体"/>
+          <w:b/>
+          <w:sz w:val="32"/>
+        </w:rPr>
+        <w:t>致　谢</w:t>
+      </w:r>
+    </w:p>
+    <w:p>
+      <w:pPr>
+        <w:spacing w:line="360" w:lineRule="auto" w:before="0" w:after="0"/>
+        <w:ind w:firstLine="480"/>
+        <w:jc w:val="both"/>
+      </w:pPr>
+      <w:r>
+        <w:rPr>
+          <w:rFonts w:ascii="Times New Roman" w:hAnsi="Times New Roman" w:eastAsia="宋体"/>
+          <w:b w:val="0"/>
+          <w:sz w:val="24"/>
+        </w:rPr>
+        <w:t>本课程设计在指导教师的悉心指导下完成。从选题方向的确定、技术方案的论证到系统开发与测试，教师都给予了耐心的指导和宝贵的建议，在此致以诚挚的谢意。</w:t>
+      </w:r>
+    </w:p>
+    <w:p>
+      <w:pPr>
+        <w:spacing w:line="360" w:lineRule="auto" w:before="0" w:after="0"/>
+        <w:ind w:firstLine="480"/>
+        <w:jc w:val="both"/>
+      </w:pPr>
+      <w:r>
+        <w:rPr>
+          <w:rFonts w:ascii="Times New Roman" w:hAnsi="Times New Roman" w:eastAsia="宋体"/>
+          <w:b w:val="0"/>
+          <w:sz w:val="24"/>
+        </w:rPr>
+        <w:t>感谢《制造智能技术》课程提供的理论基础与实践平台，使我能够将课堂所学的时序数据挖掘、机器学习故障预测、智能决策根因分析三项技术应用于真实的车间设备运维场景。</w:t>
+      </w:r>
+    </w:p>
+    <w:p>
+      <w:pPr>
+        <w:spacing w:line="360" w:lineRule="auto" w:before="0" w:after="0"/>
+        <w:ind w:firstLine="480"/>
+        <w:jc w:val="both"/>
+      </w:pPr>
+      <w:r>
+        <w:rPr>
+          <w:rFonts w:ascii="Times New Roman" w:hAnsi="Times New Roman" w:eastAsia="宋体"/>
+          <w:b w:val="0"/>
+          <w:sz w:val="24"/>
+        </w:rPr>
+        <w:t>感谢开源社区提供的 SKAB 工业异常检测数据集、scikit-learn 算法库、Flask Web 框架与 ECharts 可视化库，为本系统的开发提供了坚实的技术支撑。</w:t>
+      </w:r>
+    </w:p>
+    <w:p>
+      <w:pPr>
+        <w:spacing w:line="360" w:lineRule="auto" w:before="0" w:after="0"/>
+        <w:ind w:firstLine="480"/>
+        <w:jc w:val="both"/>
+      </w:pPr>
+      <w:r>
+        <w:rPr>
+          <w:rFonts w:ascii="Times New Roman" w:hAnsi="Times New Roman" w:eastAsia="宋体"/>
+          <w:b w:val="0"/>
+          <w:sz w:val="24"/>
+        </w:rPr>
+        <w:t>感谢同学在开发过程中给予的讨论与帮助。最后，感谢家人一直以来的支持与鼓励。</w:t>
+      </w:r>
+    </w:p>
     <w:sectPr>
-      <w:pgSz w:w="12240" w:h="15840"/>
-      <w:pgMar w:top="1440" w:right="1800" w:bottom="1440" w:left="1800" w:header="720" w:footer="720" w:gutter="0"/>
+      <w:pgSz w:w="11906" w:h="16838"/>
+      <w:pgMar w:top="1440" w:right="1797" w:bottom="1440" w:left="1797" w:header="720" w:footer="720" w:gutter="0"/>
       <w:cols w:space="720"/>
       <w:docGrid w:linePitch="360"/>
     </w:sectPr>
@@ -5299,14 +6882,6 @@
     <w:name w:val="Normal"/>
     <w:qFormat/>
     <w:rsid w:val="00FC693F"/>
-    <w:pPr>
-      <w:spacing w:line="360" w:lineRule="auto"/>
-      <w:ind w:firstLine="420"/>
-    </w:pPr>
-    <w:rPr>
-      <w:rFonts w:ascii="宋体" w:hAnsi="宋体" w:eastAsia="宋体"/>
-      <w:sz w:val="24"/>
-    </w:rPr>
   </w:style>
   <w:style w:type="paragraph" w:styleId="Header">
     <w:name w:val="header"/>
@@ -5367,10 +6942,10 @@
       <w:outlineLvl w:val="0"/>
     </w:pPr>
     <w:rPr>
-      <w:rFonts w:asciiTheme="majorHAnsi" w:eastAsiaTheme="majorEastAsia" w:hAnsiTheme="majorHAnsi" w:cstheme="majorBidi" w:ascii="黑体" w:hAnsi="黑体" w:eastAsia="黑体"/>
+      <w:rFonts w:asciiTheme="majorHAnsi" w:eastAsiaTheme="majorEastAsia" w:hAnsiTheme="majorHAnsi" w:cstheme="majorBidi"/>
       <w:b/>
       <w:bCs/>
-      <w:color w:val="000000"/>
+      <w:color w:val="365F91" w:themeColor="accent1" w:themeShade="BF"/>
       <w:sz w:val="28"/>
       <w:szCs w:val="28"/>
     </w:rPr>
@@ -5391,10 +6966,10 @@
       <w:outlineLvl w:val="1"/>
     </w:pPr>
     <w:rPr>
-      <w:rFonts w:asciiTheme="majorHAnsi" w:eastAsiaTheme="majorEastAsia" w:hAnsiTheme="majorHAnsi" w:cstheme="majorBidi" w:ascii="黑体" w:hAnsi="黑体" w:eastAsia="黑体"/>
+      <w:rFonts w:asciiTheme="majorHAnsi" w:eastAsiaTheme="majorEastAsia" w:hAnsiTheme="majorHAnsi" w:cstheme="majorBidi"/>
       <w:b/>
       <w:bCs/>
-      <w:color w:val="000000"/>
+      <w:color w:val="4F81BD" w:themeColor="accent1"/>
       <w:sz w:val="26"/>
       <w:szCs w:val="26"/>
     </w:rPr>
@@ -5415,10 +6990,10 @@
       <w:outlineLvl w:val="2"/>
     </w:pPr>
     <w:rPr>
-      <w:rFonts w:asciiTheme="majorHAnsi" w:eastAsiaTheme="majorEastAsia" w:hAnsiTheme="majorHAnsi" w:cstheme="majorBidi" w:ascii="黑体" w:hAnsi="黑体" w:eastAsia="黑体"/>
+      <w:rFonts w:asciiTheme="majorHAnsi" w:eastAsiaTheme="majorEastAsia" w:hAnsiTheme="majorHAnsi" w:cstheme="majorBidi"/>
       <w:b/>
       <w:bCs/>
-      <w:color w:val="000000"/>
+      <w:color w:val="4F81BD" w:themeColor="accent1"/>
     </w:rPr>
   </w:style>
   <w:style w:type="paragraph" w:styleId="Heading4">
